--- a/05-content/articles/regionalnye-lgoty/statya-2-regionalnye-lgoty.docx
+++ b/05-content/articles/regionalnye-lgoty/statya-2-regionalnye-lgoty.docx
@@ -113,6 +113,36 @@
     </w:p>
     <w:p>
       <w:pPr>
+        <w:spacing w:after="240"/>
+      </w:pPr>
+      <w:r>
+        <w:rPr>
+          <w:rFonts w:ascii="Arial" w:cs="Arial" w:eastAsia="Arial" w:hAnsi="Arial"/>
+          <w:b w:val="false"/>
+          <w:bCs w:val="false"/>
+          <w:i w:val="false"/>
+          <w:iCs w:val="false"/>
+          <w:color w:val="666666"/>
+          <w:sz w:val="18"/>
+          <w:szCs w:val="18"/>
+        </w:rPr>
+        <w:t xml:space="preserve">Дорабатываем статью: </w:t>
+      </w:r>
+      <w:hyperlink w:history="1" r:id="rIdyh4lhsfurw_qyfwdzot_2">
+        <w:r>
+          <w:rPr>
+            <w:rFonts w:ascii="Arial" w:cs="Arial" w:eastAsia="Arial" w:hAnsi="Arial"/>
+            <w:color w:val="0563C1"/>
+            <w:sz w:val="18"/>
+            <w:szCs w:val="18"/>
+            <w:u w:val="single"/>
+          </w:rPr>
+          <w:t xml:space="preserve">1-plus-1.ru/news/nalogovye-lgoty-v-regionakh/</w:t>
+        </w:r>
+      </w:hyperlink>
+    </w:p>
+    <w:p>
+      <w:pPr>
         <w:shd w:fill="FFF2CC" w:color="auto" w:val="clear"/>
         <w:spacing w:after="40" w:before="160"/>
       </w:pPr>
@@ -136,18 +166,6 @@
       <w:r>
         <w:rPr>
           <w:rFonts w:ascii="Times New Roman" w:cs="Times New Roman" w:eastAsia="Times New Roman" w:hAnsi="Times New Roman"/>
-          <w:b w:val="false"/>
-          <w:bCs w:val="false"/>
-          <w:i w:val="false"/>
-          <w:iCs w:val="false"/>
-          <w:sz w:val="22"/>
-          <w:szCs w:val="22"/>
-        </w:rPr>
-        <w:t xml:space="preserve"/>
-      </w:r>
-      <w:r>
-        <w:rPr>
-          <w:rFonts w:ascii="Times New Roman" w:cs="Times New Roman" w:eastAsia="Times New Roman" w:hAnsi="Times New Roman"/>
           <w:b/>
           <w:bCs/>
           <w:i w:val="false"/>
@@ -218,175 +236,7 @@
           <w:sz w:val="22"/>
           <w:szCs w:val="22"/>
         </w:rPr>
-        <w:t xml:space="preserve">Правильный выбор налогового режима остаётся основным законным инструментом налоговой оптимизации для малого и среднего бизнеса. Но с 2026 года изменилось само устройство региональных льгот по УСН, и прежние рекомендации больше не работают.</w:t>
-      </w:r>
-    </w:p>
-    <w:p>
-      <w:pPr>
-        <w:shd w:fill="D9EAD3" w:color="auto" w:val="clear"/>
-        <w:spacing w:after="140" w:line="300"/>
-      </w:pPr>
-      <w:r>
-        <w:rPr>
-          <w:rFonts w:ascii="Times New Roman" w:cs="Times New Roman" w:eastAsia="Times New Roman" w:hAnsi="Times New Roman"/>
-          <w:b w:val="false"/>
-          <w:bCs w:val="false"/>
-          <w:i w:val="false"/>
-          <w:iCs w:val="false"/>
-          <w:sz w:val="22"/>
-          <w:szCs w:val="22"/>
-        </w:rPr>
-        <w:t xml:space="preserve"/>
-      </w:r>
-      <w:r>
-        <w:rPr>
-          <w:rFonts w:ascii="Times New Roman" w:cs="Times New Roman" w:eastAsia="Times New Roman" w:hAnsi="Times New Roman"/>
-          <w:b/>
-          <w:bCs/>
-          <w:i w:val="false"/>
-          <w:iCs w:val="false"/>
-          <w:sz w:val="22"/>
-          <w:szCs w:val="22"/>
-        </w:rPr>
-        <w:t xml:space="preserve">Что изменилось.</w:t>
-      </w:r>
-      <w:r>
-        <w:rPr>
-          <w:rFonts w:ascii="Times New Roman" w:cs="Times New Roman" w:eastAsia="Times New Roman" w:hAnsi="Times New Roman"/>
-          <w:b w:val="false"/>
-          <w:bCs w:val="false"/>
-          <w:i w:val="false"/>
-          <w:iCs w:val="false"/>
-          <w:sz w:val="22"/>
-          <w:szCs w:val="22"/>
-        </w:rPr>
-        <w:t xml:space="preserve"> Раньше регион сам решал, кому давать пониженную ставку: всем упрощенцам или отдельным категориям. С 2026 года он может снизить ставку только для тех видов деятельности, которые определило Правительство РФ, и только если налогоплательщик отвечает его критериям.</w:t>
-      </w:r>
-    </w:p>
-    <w:p>
-      <w:pPr>
-        <w:shd w:fill="D9EAD3" w:color="auto" w:val="clear"/>
-        <w:spacing w:after="140" w:line="300"/>
-      </w:pPr>
-      <w:r>
-        <w:rPr>
-          <w:rFonts w:ascii="Times New Roman" w:cs="Times New Roman" w:eastAsia="Times New Roman" w:hAnsi="Times New Roman"/>
-          <w:b w:val="false"/>
-          <w:bCs w:val="false"/>
-          <w:i w:val="false"/>
-          <w:iCs w:val="false"/>
-          <w:sz w:val="22"/>
-          <w:szCs w:val="22"/>
-        </w:rPr>
-        <w:t xml:space="preserve"/>
-      </w:r>
-      <w:r>
-        <w:rPr>
-          <w:rFonts w:ascii="Times New Roman" w:cs="Times New Roman" w:eastAsia="Times New Roman" w:hAnsi="Times New Roman"/>
-          <w:b/>
-          <w:bCs/>
-          <w:i w:val="false"/>
-          <w:iCs w:val="false"/>
-          <w:sz w:val="22"/>
-          <w:szCs w:val="22"/>
-        </w:rPr>
-        <w:t xml:space="preserve">Границы ставок прежние.</w:t>
-      </w:r>
-      <w:r>
-        <w:rPr>
-          <w:rFonts w:ascii="Times New Roman" w:cs="Times New Roman" w:eastAsia="Times New Roman" w:hAnsi="Times New Roman"/>
-          <w:b w:val="false"/>
-          <w:bCs w:val="false"/>
-          <w:i w:val="false"/>
-          <w:iCs w:val="false"/>
-          <w:sz w:val="22"/>
-          <w:szCs w:val="22"/>
-        </w:rPr>
-        <w:t xml:space="preserve"> По объекту «Доходы» регион вправе установить от 1 до 6%, по объекту «Доходы минус расходы» — от 5 до 15%.</w:t>
-      </w:r>
-    </w:p>
-    <w:p>
-      <w:pPr>
-        <w:shd w:fill="D9EAD3" w:color="auto" w:val="clear"/>
-        <w:spacing w:after="140" w:line="300"/>
-      </w:pPr>
-      <w:r>
-        <w:rPr>
-          <w:rFonts w:ascii="Times New Roman" w:cs="Times New Roman" w:eastAsia="Times New Roman" w:hAnsi="Times New Roman"/>
-          <w:b w:val="false"/>
-          <w:bCs w:val="false"/>
-          <w:i w:val="false"/>
-          <w:iCs w:val="false"/>
-          <w:sz w:val="22"/>
-          <w:szCs w:val="22"/>
-        </w:rPr>
-        <w:t xml:space="preserve"/>
-      </w:r>
-      <w:r>
-        <w:rPr>
-          <w:rFonts w:ascii="Times New Roman" w:cs="Times New Roman" w:eastAsia="Times New Roman" w:hAnsi="Times New Roman"/>
-          <w:b/>
-          <w:bCs/>
-          <w:i w:val="false"/>
-          <w:iCs w:val="false"/>
-          <w:sz w:val="22"/>
-          <w:szCs w:val="22"/>
-        </w:rPr>
-        <w:t xml:space="preserve">Главное ограничение.</w:t>
-      </w:r>
-      <w:r>
-        <w:rPr>
-          <w:rFonts w:ascii="Times New Roman" w:cs="Times New Roman" w:eastAsia="Times New Roman" w:hAnsi="Times New Roman"/>
-          <w:b w:val="false"/>
-          <w:bCs w:val="false"/>
-          <w:i w:val="false"/>
-          <w:iCs w:val="false"/>
-          <w:sz w:val="22"/>
-          <w:szCs w:val="22"/>
-        </w:rPr>
-        <w:t xml:space="preserve"> Перечень видов деятельности на 2026 год утверждён распоряжением Правительства и действует только по 31 декабря 2026 года. Условие — доходы не больше 490,5 млн рублей.</w:t>
-      </w:r>
-    </w:p>
-    <w:p>
-      <w:pPr>
-        <w:shd w:fill="D9EAD3" w:color="auto" w:val="clear"/>
-        <w:spacing w:after="140" w:line="300"/>
-      </w:pPr>
-      <w:r>
-        <w:rPr>
-          <w:rFonts w:ascii="Times New Roman" w:cs="Times New Roman" w:eastAsia="Times New Roman" w:hAnsi="Times New Roman"/>
-          <w:b w:val="false"/>
-          <w:bCs w:val="false"/>
-          <w:i w:val="false"/>
-          <w:iCs w:val="false"/>
-          <w:sz w:val="22"/>
-          <w:szCs w:val="22"/>
-        </w:rPr>
-        <w:t xml:space="preserve"/>
-      </w:r>
-      <w:r>
-        <w:rPr>
-          <w:rFonts w:ascii="Times New Roman" w:cs="Times New Roman" w:eastAsia="Times New Roman" w:hAnsi="Times New Roman"/>
-          <w:b/>
-          <w:bCs/>
-          <w:i w:val="false"/>
-          <w:iCs w:val="false"/>
-          <w:sz w:val="22"/>
-          <w:szCs w:val="22"/>
-        </w:rPr>
-        <w:t xml:space="preserve">Переезд ради ставки больше не работает.</w:t>
-      </w:r>
-      <w:r>
-        <w:rPr>
-          <w:rFonts w:ascii="Times New Roman" w:cs="Times New Roman" w:eastAsia="Times New Roman" w:hAnsi="Times New Roman"/>
-          <w:b w:val="false"/>
-          <w:bCs w:val="false"/>
-          <w:i w:val="false"/>
-          <w:iCs w:val="false"/>
-          <w:sz w:val="22"/>
-          <w:szCs w:val="22"/>
-        </w:rPr>
-        <w:t xml:space="preserve"> Если в новом регионе ставка ниже, три налоговых периода налог считается по ставке прежнего региона. Это прямая норма, доказывать умысел инспекции не нужно.</w:t>
+        <w:t xml:space="preserve">⏱ Время чтения: 8 минут</w:t>
       </w:r>
     </w:p>
     <w:p>
@@ -405,139 +255,170 @@
           <w:sz w:val="18"/>
           <w:szCs w:val="18"/>
         </w:rPr>
-        <w:t xml:space="preserve">Первая строка — мысль, с которой начиналась исходная статья. Время чтения: 8 минут (было около 3).</w:t>
-      </w:r>
-    </w:p>
-    <w:p>
-      <w:pPr>
-        <w:spacing w:after="160"/>
-        <w:ind w:left="200"/>
-      </w:pPr>
-      <w:r>
-        <w:rPr>
-          <w:rFonts w:ascii="Arial" w:cs="Arial" w:eastAsia="Arial" w:hAnsi="Arial"/>
+        <w:t xml:space="preserve">Пересчитано по итоговому тексту: статья стала длиннее исходной.</w:t>
+      </w:r>
+    </w:p>
+    <w:p>
+      <w:pPr>
+        <w:shd w:fill="D9EAD3" w:color="auto" w:val="clear"/>
+        <w:spacing w:after="140" w:line="300"/>
+      </w:pPr>
+      <w:r>
+        <w:rPr>
+          <w:rFonts w:ascii="Times New Roman" w:cs="Times New Roman" w:eastAsia="Times New Roman" w:hAnsi="Times New Roman"/>
+          <w:b w:val="false"/>
+          <w:bCs w:val="false"/>
+          <w:i w:val="false"/>
+          <w:iCs w:val="false"/>
+          <w:sz w:val="22"/>
+          <w:szCs w:val="22"/>
+        </w:rPr>
+        <w:t xml:space="preserve">Правильный выбор налогового режима остаётся основным законным инструментом налоговой оптимизации для малого и среднего бизнеса. Но с 2026 года изменилось само устройство региональных льгот по УСН, и прежние рекомендации больше не работают.</w:t>
+      </w:r>
+    </w:p>
+    <w:p>
+      <w:pPr>
+        <w:shd w:fill="D9EAD3" w:color="auto" w:val="clear"/>
+        <w:spacing w:after="140" w:line="300"/>
+      </w:pPr>
+      <w:r>
+        <w:rPr>
+          <w:rFonts w:ascii="Times New Roman" w:cs="Times New Roman" w:eastAsia="Times New Roman" w:hAnsi="Times New Roman"/>
+          <w:b/>
+          <w:bCs/>
+          <w:i w:val="false"/>
+          <w:iCs w:val="false"/>
+          <w:sz w:val="22"/>
+          <w:szCs w:val="22"/>
+        </w:rPr>
+        <w:t xml:space="preserve">Что изменилось.</w:t>
+      </w:r>
+      <w:r>
+        <w:rPr>
+          <w:rFonts w:ascii="Times New Roman" w:cs="Times New Roman" w:eastAsia="Times New Roman" w:hAnsi="Times New Roman"/>
+          <w:b w:val="false"/>
+          <w:bCs w:val="false"/>
+          <w:i w:val="false"/>
+          <w:iCs w:val="false"/>
+          <w:sz w:val="22"/>
+          <w:szCs w:val="22"/>
+        </w:rPr>
+        <w:t xml:space="preserve"> Раньше регион сам решал, кому давать пониженную ставку: всем упрощенцам или отдельным категориям. С 2026 года он может снизить ставку только для тех видов деятельности, которые определило Правительство РФ, и только если налогоплательщик отвечает его критериям.</w:t>
+      </w:r>
+    </w:p>
+    <w:p>
+      <w:pPr>
+        <w:shd w:fill="D9EAD3" w:color="auto" w:val="clear"/>
+        <w:spacing w:after="140" w:line="300"/>
+      </w:pPr>
+      <w:r>
+        <w:rPr>
+          <w:rFonts w:ascii="Times New Roman" w:cs="Times New Roman" w:eastAsia="Times New Roman" w:hAnsi="Times New Roman"/>
+          <w:b/>
+          <w:bCs/>
+          <w:i w:val="false"/>
+          <w:iCs w:val="false"/>
+          <w:sz w:val="22"/>
+          <w:szCs w:val="22"/>
+        </w:rPr>
+        <w:t xml:space="preserve">Границы ставок прежние.</w:t>
+      </w:r>
+      <w:r>
+        <w:rPr>
+          <w:rFonts w:ascii="Times New Roman" w:cs="Times New Roman" w:eastAsia="Times New Roman" w:hAnsi="Times New Roman"/>
+          <w:b w:val="false"/>
+          <w:bCs w:val="false"/>
+          <w:i w:val="false"/>
+          <w:iCs w:val="false"/>
+          <w:sz w:val="22"/>
+          <w:szCs w:val="22"/>
+        </w:rPr>
+        <w:t xml:space="preserve"> По объекту «Доходы» регион вправе установить от 1 до 6%, по объекту «Доходы минус расходы» — от 5 до 15%.</w:t>
+      </w:r>
+    </w:p>
+    <w:p>
+      <w:pPr>
+        <w:shd w:fill="D9EAD3" w:color="auto" w:val="clear"/>
+        <w:spacing w:after="140" w:line="300"/>
+      </w:pPr>
+      <w:r>
+        <w:rPr>
+          <w:rFonts w:ascii="Times New Roman" w:cs="Times New Roman" w:eastAsia="Times New Roman" w:hAnsi="Times New Roman"/>
+          <w:b/>
+          <w:bCs/>
+          <w:i w:val="false"/>
+          <w:iCs w:val="false"/>
+          <w:sz w:val="22"/>
+          <w:szCs w:val="22"/>
+        </w:rPr>
+        <w:t xml:space="preserve">Главное ограничение.</w:t>
+      </w:r>
+      <w:r>
+        <w:rPr>
+          <w:rFonts w:ascii="Times New Roman" w:cs="Times New Roman" w:eastAsia="Times New Roman" w:hAnsi="Times New Roman"/>
+          <w:b w:val="false"/>
+          <w:bCs w:val="false"/>
+          <w:i w:val="false"/>
+          <w:iCs w:val="false"/>
+          <w:sz w:val="22"/>
+          <w:szCs w:val="22"/>
+        </w:rPr>
+        <w:t xml:space="preserve"> Перечень видов деятельности на 2026 год утверждён распоряжением Правительства и действует только по 31 декабря 2026 года. Условие — доходы не больше 490,5 млн рублей.</w:t>
+      </w:r>
+    </w:p>
+    <w:p>
+      <w:pPr>
+        <w:shd w:fill="D9EAD3" w:color="auto" w:val="clear"/>
+        <w:spacing w:after="140" w:line="300"/>
+      </w:pPr>
+      <w:r>
+        <w:rPr>
+          <w:rFonts w:ascii="Times New Roman" w:cs="Times New Roman" w:eastAsia="Times New Roman" w:hAnsi="Times New Roman"/>
+          <w:b/>
+          <w:bCs/>
+          <w:i w:val="false"/>
+          <w:iCs w:val="false"/>
+          <w:sz w:val="22"/>
+          <w:szCs w:val="22"/>
+        </w:rPr>
+        <w:t xml:space="preserve">Переезд ради ставки больше не работает.</w:t>
+      </w:r>
+      <w:r>
+        <w:rPr>
+          <w:rFonts w:ascii="Times New Roman" w:cs="Times New Roman" w:eastAsia="Times New Roman" w:hAnsi="Times New Roman"/>
+          <w:b w:val="false"/>
+          <w:bCs w:val="false"/>
+          <w:i w:val="false"/>
+          <w:iCs w:val="false"/>
+          <w:sz w:val="22"/>
+          <w:szCs w:val="22"/>
+        </w:rPr>
+        <w:t xml:space="preserve"> Если в новом регионе ставка ниже, три налоговых периода налог считается по ставке прежнего региона. Это прямая норма, доказывать умысел инспекции не нужно.</w:t>
+      </w:r>
+    </w:p>
+    <w:p>
+      <w:pPr>
+        <w:shd w:fill="D9EAD3" w:color="auto" w:val="clear"/>
+        <w:spacing w:after="140"/>
+      </w:pPr>
+      <w:r>
+        <w:rPr>
+          <w:rFonts w:ascii="Arial" w:cs="Arial" w:eastAsia="Arial" w:hAnsi="Arial"/>
+          <w:b w:val="false"/>
+          <w:bCs w:val="false"/>
           <w:i/>
           <w:iCs/>
           <w:color w:val="666666"/>
           <w:sz w:val="18"/>
           <w:szCs w:val="18"/>
         </w:rPr>
-        <w:t xml:space="preserve">Источник: п. 1, 2 ст. 346.20 НК РФ в ред. ФЗ от 28.11.2025 № 425-ФЗ; распоряжение Правительства РФ от 30.12.2025 № 4176-р; п. 2 ст. 346.21 НК РФ</w:t>
-      </w:r>
-    </w:p>
-    <w:p>
-      <w:pPr>
-        <w:spacing w:after="120" w:before="300"/>
-      </w:pPr>
-      <w:r>
-        <w:rPr>
-          <w:rFonts w:ascii="Arial" w:cs="Arial" w:eastAsia="Arial" w:hAnsi="Arial"/>
-          <w:b/>
-          <w:bCs/>
-          <w:color w:val="1F3864"/>
-          <w:sz w:val="26"/>
-          <w:szCs w:val="26"/>
-        </w:rPr>
-        <w:t xml:space="preserve">Что изменилось в региональных льготах с 2026 года</w:t>
-      </w:r>
-    </w:p>
-    <w:p>
-      <w:pPr>
-        <w:spacing w:after="140" w:line="300"/>
-      </w:pPr>
-      <w:r>
-        <w:rPr>
-          <w:rFonts w:ascii="Times New Roman" w:cs="Times New Roman" w:eastAsia="Times New Roman" w:hAnsi="Times New Roman"/>
-          <w:b w:val="false"/>
-          <w:bCs w:val="false"/>
-          <w:i w:val="false"/>
-          <w:iCs w:val="false"/>
-          <w:sz w:val="22"/>
-          <w:szCs w:val="22"/>
-        </w:rPr>
-        <w:t xml:space="preserve">Условия применения упрощённой системы налогообложения закреплены в главе 26.2 Налогового кодекса. Базовые ставки — в статье 346.20: 6%, если налог считают с доходов, и 15%, если с разницы между доходами и расходами.</w:t>
-      </w:r>
-    </w:p>
-    <w:p>
-      <w:pPr>
-        <w:spacing w:after="140" w:line="300"/>
-      </w:pPr>
-      <w:r>
-        <w:rPr>
-          <w:rFonts w:ascii="Times New Roman" w:cs="Times New Roman" w:eastAsia="Times New Roman" w:hAnsi="Times New Roman"/>
-          <w:b w:val="false"/>
-          <w:bCs w:val="false"/>
-          <w:i w:val="false"/>
-          <w:iCs w:val="false"/>
-          <w:sz w:val="22"/>
-          <w:szCs w:val="22"/>
-        </w:rPr>
-        <w:t xml:space="preserve">Чтобы сгладить различия между условиями ведения бизнеса в разных областях России, региональным законодателям дано право вводить льготы.</w:t>
-      </w:r>
-    </w:p>
-    <w:p>
-      <w:pPr>
-        <w:shd w:fill="FFF2CC" w:color="auto" w:val="clear"/>
-        <w:spacing w:after="40" w:before="160"/>
-      </w:pPr>
-      <w:r>
-        <w:rPr>
-          <w:rFonts w:ascii="Arial" w:cs="Arial" w:eastAsia="Arial" w:hAnsi="Arial"/>
-          <w:b/>
-          <w:bCs/>
-          <w:color w:val="444444"/>
-          <w:sz w:val="16"/>
-          <w:szCs w:val="16"/>
-        </w:rPr>
-        <w:t xml:space="preserve">▌ИСПРАВЛЕНО ПО ПЕРВОИСТОЧНИКУ</w:t>
-      </w:r>
-    </w:p>
-    <w:p>
-      <w:pPr>
-        <w:shd w:fill="FFF2CC" w:color="auto" w:val="clear"/>
-        <w:spacing w:after="140" w:line="300"/>
-      </w:pPr>
-      <w:r>
-        <w:rPr>
-          <w:rFonts w:ascii="Times New Roman" w:cs="Times New Roman" w:eastAsia="Times New Roman" w:hAnsi="Times New Roman"/>
-          <w:b w:val="false"/>
-          <w:bCs w:val="false"/>
-          <w:i w:val="false"/>
-          <w:iCs w:val="false"/>
-          <w:sz w:val="22"/>
-          <w:szCs w:val="22"/>
-        </w:rPr>
-        <w:t xml:space="preserve">Но с 2026 года это право сузилось. Раньше регион определял сам, кому давать пониженную ставку: всем упрощенцам или отдельным категориям — по численности работников, по статусу субъекта МСП, по отрасли. Теперь закон субъекта РФ может установить пониженную ставку </w:t>
-      </w:r>
-      <w:r>
-        <w:rPr>
-          <w:rFonts w:ascii="Times New Roman" w:cs="Times New Roman" w:eastAsia="Times New Roman" w:hAnsi="Times New Roman"/>
-          <w:b/>
-          <w:bCs/>
-          <w:i w:val="false"/>
-          <w:iCs w:val="false"/>
-          <w:sz w:val="22"/>
-          <w:szCs w:val="22"/>
-        </w:rPr>
-        <w:t xml:space="preserve">только для налогоплательщиков, которые ведут виды экономической деятельности, определяемые Правительством РФ, и соответствуют критериям, также установленным Правительством РФ</w:t>
-      </w:r>
-      <w:r>
-        <w:rPr>
-          <w:rFonts w:ascii="Times New Roman" w:cs="Times New Roman" w:eastAsia="Times New Roman" w:hAnsi="Times New Roman"/>
-          <w:b w:val="false"/>
-          <w:bCs w:val="false"/>
-          <w:i w:val="false"/>
-          <w:iCs w:val="false"/>
-          <w:sz w:val="22"/>
-          <w:szCs w:val="22"/>
-        </w:rPr>
-        <w:t xml:space="preserve"> (пункты 1 и 2 статьи 346.20 НК РФ в редакции Федерального закона от 28.11.2025 № 425-ФЗ).</w:t>
-      </w:r>
-    </w:p>
-    <w:p>
-      <w:pPr>
-        <w:shd w:fill="FFF2CC" w:color="auto" w:val="clear"/>
-        <w:spacing w:after="140"/>
+        <w:t xml:space="preserve">Первая строка — мысль, с которой начиналась исходная статья.</w:t>
+      </w:r>
+    </w:p>
+    <w:p>
+      <w:pPr>
+        <w:spacing w:after="160"/>
+        <w:ind w:left="200"/>
       </w:pPr>
       <w:r>
         <w:rPr>
@@ -550,12 +431,62 @@
           <w:sz w:val="18"/>
           <w:szCs w:val="18"/>
         </w:rPr>
-        <w:t xml:space="preserve">Было в статье: «Пониженные ставки могут применяться всеми упрощенцами, а могут действовать только для отдельных категорий налогоплательщиков», и далее про льготы «пострадавшим от коронавирусной инфекции, субъектам МСП либо по определённой численности работников». С 2026 года регион такие критерии установить не может.</w:t>
-      </w:r>
-    </w:p>
-    <w:p>
-      <w:pPr>
-        <w:shd w:fill="D9EAD3" w:color="auto" w:val="clear"/>
+        <w:t xml:space="preserve">Источник: п. 1, 2 ст. 346.20 НК РФ в ред. ФЗ от 28.11.2025 № 425-ФЗ; распоряжение Правительства РФ от 30.12.2025 № 4176-р; п. 2 ст. 346.21 НК РФ</w:t>
+      </w:r>
+    </w:p>
+    <w:p>
+      <w:pPr>
+        <w:spacing w:after="120" w:before="300"/>
+      </w:pPr>
+      <w:r>
+        <w:rPr>
+          <w:rFonts w:ascii="Arial" w:cs="Arial" w:eastAsia="Arial" w:hAnsi="Arial"/>
+          <w:b/>
+          <w:bCs/>
+          <w:color w:val="1F3864"/>
+          <w:sz w:val="26"/>
+          <w:szCs w:val="26"/>
+        </w:rPr>
+        <w:t xml:space="preserve">Что изменилось в региональных льготах с 2026 года</w:t>
+      </w:r>
+    </w:p>
+    <w:p>
+      <w:pPr>
+        <w:spacing w:after="140" w:line="300"/>
+      </w:pPr>
+      <w:r>
+        <w:rPr>
+          <w:rFonts w:ascii="Times New Roman" w:cs="Times New Roman" w:eastAsia="Times New Roman" w:hAnsi="Times New Roman"/>
+          <w:b w:val="false"/>
+          <w:bCs w:val="false"/>
+          <w:i w:val="false"/>
+          <w:iCs w:val="false"/>
+          <w:sz w:val="22"/>
+          <w:szCs w:val="22"/>
+        </w:rPr>
+        <w:t xml:space="preserve">Условия применения упрощённой системы налогообложения закреплены в главе 26.2 Налогового кодекса. Базовые ставки — в статье 346.20: 6%, если налог считают с доходов, и 15%, если с разницы между доходами и расходами.</w:t>
+      </w:r>
+    </w:p>
+    <w:p>
+      <w:pPr>
+        <w:spacing w:after="140" w:line="300"/>
+      </w:pPr>
+      <w:r>
+        <w:rPr>
+          <w:rFonts w:ascii="Times New Roman" w:cs="Times New Roman" w:eastAsia="Times New Roman" w:hAnsi="Times New Roman"/>
+          <w:b w:val="false"/>
+          <w:bCs w:val="false"/>
+          <w:i w:val="false"/>
+          <w:iCs w:val="false"/>
+          <w:sz w:val="22"/>
+          <w:szCs w:val="22"/>
+        </w:rPr>
+        <w:t xml:space="preserve">Чтобы сгладить различия между условиями ведения бизнеса в разных областях России, региональным законодателям дано право вводить льготы.</w:t>
+      </w:r>
+    </w:p>
+    <w:p>
+      <w:pPr>
+        <w:shd w:fill="FFF2CC" w:color="auto" w:val="clear"/>
         <w:spacing w:after="40" w:before="160"/>
       </w:pPr>
       <w:r>
@@ -567,6 +498,84 @@
           <w:sz w:val="16"/>
           <w:szCs w:val="16"/>
         </w:rPr>
+        <w:t xml:space="preserve">▌ИСПРАВЛЕНО ПО ПЕРВОИСТОЧНИКУ</w:t>
+      </w:r>
+    </w:p>
+    <w:p>
+      <w:pPr>
+        <w:shd w:fill="FFF2CC" w:color="auto" w:val="clear"/>
+        <w:spacing w:after="140" w:line="300"/>
+      </w:pPr>
+      <w:r>
+        <w:rPr>
+          <w:rFonts w:ascii="Times New Roman" w:cs="Times New Roman" w:eastAsia="Times New Roman" w:hAnsi="Times New Roman"/>
+          <w:b w:val="false"/>
+          <w:bCs w:val="false"/>
+          <w:i w:val="false"/>
+          <w:iCs w:val="false"/>
+          <w:sz w:val="22"/>
+          <w:szCs w:val="22"/>
+        </w:rPr>
+        <w:t xml:space="preserve">Но с 2026 года это право сузилось. Раньше регион определял сам, кому давать пониженную ставку: всем упрощенцам или отдельным категориям — по численности работников, по статусу субъекта МСП, по отрасли. Теперь закон субъекта РФ может установить пониженную ставку </w:t>
+      </w:r>
+      <w:r>
+        <w:rPr>
+          <w:rFonts w:ascii="Times New Roman" w:cs="Times New Roman" w:eastAsia="Times New Roman" w:hAnsi="Times New Roman"/>
+          <w:b/>
+          <w:bCs/>
+          <w:i w:val="false"/>
+          <w:iCs w:val="false"/>
+          <w:sz w:val="22"/>
+          <w:szCs w:val="22"/>
+        </w:rPr>
+        <w:t xml:space="preserve">только для налогоплательщиков, которые ведут виды экономической деятельности, определяемые Правительством РФ, и соответствуют критериям, также установленным Правительством РФ</w:t>
+      </w:r>
+      <w:r>
+        <w:rPr>
+          <w:rFonts w:ascii="Times New Roman" w:cs="Times New Roman" w:eastAsia="Times New Roman" w:hAnsi="Times New Roman"/>
+          <w:b w:val="false"/>
+          <w:bCs w:val="false"/>
+          <w:i w:val="false"/>
+          <w:iCs w:val="false"/>
+          <w:sz w:val="22"/>
+          <w:szCs w:val="22"/>
+        </w:rPr>
+        <w:t xml:space="preserve"> (пункты 1 и 2 статьи 346.20 НК РФ в редакции Федерального закона от 28.11.2025 № 425-ФЗ).</w:t>
+      </w:r>
+    </w:p>
+    <w:p>
+      <w:pPr>
+        <w:shd w:fill="FFF2CC" w:color="auto" w:val="clear"/>
+        <w:spacing w:after="140"/>
+      </w:pPr>
+      <w:r>
+        <w:rPr>
+          <w:rFonts w:ascii="Arial" w:cs="Arial" w:eastAsia="Arial" w:hAnsi="Arial"/>
+          <w:b w:val="false"/>
+          <w:bCs w:val="false"/>
+          <w:i/>
+          <w:iCs/>
+          <w:color w:val="666666"/>
+          <w:sz w:val="18"/>
+          <w:szCs w:val="18"/>
+        </w:rPr>
+        <w:t xml:space="preserve">Было в статье: «Пониженные ставки могут применяться всеми упрощенцами, а могут действовать только для отдельных категорий налогоплательщиков», и далее про льготы «пострадавшим от коронавирусной инфекции, субъектам МСП либо по определённой численности работников». С 2026 года регион такие критерии установить не может.</w:t>
+      </w:r>
+    </w:p>
+    <w:p>
+      <w:pPr>
+        <w:shd w:fill="D9EAD3" w:color="auto" w:val="clear"/>
+        <w:spacing w:after="40" w:before="160"/>
+      </w:pPr>
+      <w:r>
+        <w:rPr>
+          <w:rFonts w:ascii="Arial" w:cs="Arial" w:eastAsia="Arial" w:hAnsi="Arial"/>
+          <w:b/>
+          <w:bCs/>
+          <w:color w:val="444444"/>
+          <w:sz w:val="16"/>
+          <w:szCs w:val="16"/>
+        </w:rPr>
         <w:t xml:space="preserve">▌ДОБАВЛЕНО ПО ТЗ</w:t>
       </w:r>
     </w:p>
@@ -614,18 +623,6 @@
       <w:r>
         <w:rPr>
           <w:rFonts w:ascii="Times New Roman" w:cs="Times New Roman" w:eastAsia="Times New Roman" w:hAnsi="Times New Roman"/>
-          <w:b w:val="false"/>
-          <w:bCs w:val="false"/>
-          <w:i w:val="false"/>
-          <w:iCs w:val="false"/>
-          <w:sz w:val="22"/>
-          <w:szCs w:val="22"/>
-        </w:rPr>
-        <w:t xml:space="preserve"/>
-      </w:r>
-      <w:r>
-        <w:rPr>
-          <w:rFonts w:ascii="Times New Roman" w:cs="Times New Roman" w:eastAsia="Times New Roman" w:hAnsi="Times New Roman"/>
           <w:b/>
           <w:bCs/>
           <w:i w:val="false"/>
@@ -653,18 +650,6 @@
         <w:shd w:fill="D9EAD3" w:color="auto" w:val="clear"/>
         <w:spacing w:after="140" w:line="300"/>
       </w:pPr>
-      <w:r>
-        <w:rPr>
-          <w:rFonts w:ascii="Times New Roman" w:cs="Times New Roman" w:eastAsia="Times New Roman" w:hAnsi="Times New Roman"/>
-          <w:b w:val="false"/>
-          <w:bCs w:val="false"/>
-          <w:i w:val="false"/>
-          <w:iCs w:val="false"/>
-          <w:sz w:val="22"/>
-          <w:szCs w:val="22"/>
-        </w:rPr>
-        <w:t xml:space="preserve"/>
-      </w:r>
       <w:r>
         <w:rPr>
           <w:rFonts w:ascii="Times New Roman" w:cs="Times New Roman" w:eastAsia="Times New Roman" w:hAnsi="Times New Roman"/>
@@ -698,6 +683,8 @@
       <w:r>
         <w:rPr>
           <w:rFonts w:ascii="Arial" w:cs="Arial" w:eastAsia="Arial" w:hAnsi="Arial"/>
+          <w:b w:val="false"/>
+          <w:bCs w:val="false"/>
           <w:i/>
           <w:iCs/>
           <w:color w:val="666666"/>
@@ -1175,18 +1162,6 @@
       <w:r>
         <w:rPr>
           <w:rFonts w:ascii="Times New Roman" w:cs="Times New Roman" w:eastAsia="Times New Roman" w:hAnsi="Times New Roman"/>
-          <w:b w:val="false"/>
-          <w:bCs w:val="false"/>
-          <w:i w:val="false"/>
-          <w:iCs w:val="false"/>
-          <w:sz w:val="22"/>
-          <w:szCs w:val="22"/>
-        </w:rPr>
-        <w:t xml:space="preserve"/>
-      </w:r>
-      <w:r>
-        <w:rPr>
-          <w:rFonts w:ascii="Times New Roman" w:cs="Times New Roman" w:eastAsia="Times New Roman" w:hAnsi="Times New Roman"/>
           <w:b/>
           <w:bCs/>
           <w:i w:val="false"/>
@@ -1222,18 +1197,6 @@
       <w:r>
         <w:rPr>
           <w:rFonts w:ascii="Times New Roman" w:cs="Times New Roman" w:eastAsia="Times New Roman" w:hAnsi="Times New Roman"/>
-          <w:b w:val="false"/>
-          <w:bCs w:val="false"/>
-          <w:i w:val="false"/>
-          <w:iCs w:val="false"/>
-          <w:sz w:val="22"/>
-          <w:szCs w:val="22"/>
-        </w:rPr>
-        <w:t xml:space="preserve"/>
-      </w:r>
-      <w:r>
-        <w:rPr>
-          <w:rFonts w:ascii="Times New Roman" w:cs="Times New Roman" w:eastAsia="Times New Roman" w:hAnsi="Times New Roman"/>
           <w:b/>
           <w:bCs/>
           <w:i w:val="false"/>
@@ -1269,18 +1232,6 @@
       <w:r>
         <w:rPr>
           <w:rFonts w:ascii="Times New Roman" w:cs="Times New Roman" w:eastAsia="Times New Roman" w:hAnsi="Times New Roman"/>
-          <w:b w:val="false"/>
-          <w:bCs w:val="false"/>
-          <w:i w:val="false"/>
-          <w:iCs w:val="false"/>
-          <w:sz w:val="22"/>
-          <w:szCs w:val="22"/>
-        </w:rPr>
-        <w:t xml:space="preserve"/>
-      </w:r>
-      <w:r>
-        <w:rPr>
-          <w:rFonts w:ascii="Times New Roman" w:cs="Times New Roman" w:eastAsia="Times New Roman" w:hAnsi="Times New Roman"/>
           <w:b/>
           <w:bCs/>
           <w:i w:val="false"/>
@@ -1547,6 +1498,8 @@
       <w:r>
         <w:rPr>
           <w:rFonts w:ascii="Arial" w:cs="Arial" w:eastAsia="Arial" w:hAnsi="Arial"/>
+          <w:b w:val="false"/>
+          <w:bCs w:val="false"/>
           <w:i/>
           <w:iCs/>
           <w:color w:val="666666"/>
@@ -1848,18 +1801,6 @@
       <w:r>
         <w:rPr>
           <w:rFonts w:ascii="Times New Roman" w:cs="Times New Roman" w:eastAsia="Times New Roman" w:hAnsi="Times New Roman"/>
-          <w:b w:val="false"/>
-          <w:bCs w:val="false"/>
-          <w:i w:val="false"/>
-          <w:iCs w:val="false"/>
-          <w:sz w:val="22"/>
-          <w:szCs w:val="22"/>
-        </w:rPr>
-        <w:t xml:space="preserve"/>
-      </w:r>
-      <w:r>
-        <w:rPr>
-          <w:rFonts w:ascii="Times New Roman" w:cs="Times New Roman" w:eastAsia="Times New Roman" w:hAnsi="Times New Roman"/>
           <w:b/>
           <w:bCs/>
           <w:i w:val="false"/>
@@ -1908,6 +1849,8 @@
       <w:r>
         <w:rPr>
           <w:rFonts w:ascii="Arial" w:cs="Arial" w:eastAsia="Arial" w:hAnsi="Arial"/>
+          <w:b w:val="false"/>
+          <w:bCs w:val="false"/>
           <w:i/>
           <w:iCs/>
           <w:color w:val="666666"/>
@@ -2013,6 +1956,8 @@
       <w:r>
         <w:rPr>
           <w:rFonts w:ascii="Arial" w:cs="Arial" w:eastAsia="Arial" w:hAnsi="Arial"/>
+          <w:b w:val="false"/>
+          <w:bCs w:val="false"/>
           <w:i/>
           <w:iCs/>
           <w:color w:val="666666"/>
@@ -2068,18 +2013,6 @@
       <w:r>
         <w:rPr>
           <w:rFonts w:ascii="Times New Roman" w:cs="Times New Roman" w:eastAsia="Times New Roman" w:hAnsi="Times New Roman"/>
-          <w:b w:val="false"/>
-          <w:bCs w:val="false"/>
-          <w:i w:val="false"/>
-          <w:iCs w:val="false"/>
-          <w:sz w:val="22"/>
-          <w:szCs w:val="22"/>
-        </w:rPr>
-        <w:t xml:space="preserve"/>
-      </w:r>
-      <w:r>
-        <w:rPr>
-          <w:rFonts w:ascii="Times New Roman" w:cs="Times New Roman" w:eastAsia="Times New Roman" w:hAnsi="Times New Roman"/>
           <w:b/>
           <w:bCs/>
           <w:i w:val="false"/>
@@ -2115,18 +2048,6 @@
       <w:r>
         <w:rPr>
           <w:rFonts w:ascii="Times New Roman" w:cs="Times New Roman" w:eastAsia="Times New Roman" w:hAnsi="Times New Roman"/>
-          <w:b w:val="false"/>
-          <w:bCs w:val="false"/>
-          <w:i w:val="false"/>
-          <w:iCs w:val="false"/>
-          <w:sz w:val="22"/>
-          <w:szCs w:val="22"/>
-        </w:rPr>
-        <w:t xml:space="preserve"/>
-      </w:r>
-      <w:r>
-        <w:rPr>
-          <w:rFonts w:ascii="Times New Roman" w:cs="Times New Roman" w:eastAsia="Times New Roman" w:hAnsi="Times New Roman"/>
           <w:b/>
           <w:bCs/>
           <w:i w:val="false"/>
@@ -2162,18 +2083,6 @@
       <w:r>
         <w:rPr>
           <w:rFonts w:ascii="Times New Roman" w:cs="Times New Roman" w:eastAsia="Times New Roman" w:hAnsi="Times New Roman"/>
-          <w:b w:val="false"/>
-          <w:bCs w:val="false"/>
-          <w:i w:val="false"/>
-          <w:iCs w:val="false"/>
-          <w:sz w:val="22"/>
-          <w:szCs w:val="22"/>
-        </w:rPr>
-        <w:t xml:space="preserve"/>
-      </w:r>
-      <w:r>
-        <w:rPr>
-          <w:rFonts w:ascii="Times New Roman" w:cs="Times New Roman" w:eastAsia="Times New Roman" w:hAnsi="Times New Roman"/>
           <w:b/>
           <w:bCs/>
           <w:i w:val="false"/>
@@ -2209,18 +2118,6 @@
       <w:r>
         <w:rPr>
           <w:rFonts w:ascii="Times New Roman" w:cs="Times New Roman" w:eastAsia="Times New Roman" w:hAnsi="Times New Roman"/>
-          <w:b w:val="false"/>
-          <w:bCs w:val="false"/>
-          <w:i w:val="false"/>
-          <w:iCs w:val="false"/>
-          <w:sz w:val="22"/>
-          <w:szCs w:val="22"/>
-        </w:rPr>
-        <w:t xml:space="preserve"/>
-      </w:r>
-      <w:r>
-        <w:rPr>
-          <w:rFonts w:ascii="Times New Roman" w:cs="Times New Roman" w:eastAsia="Times New Roman" w:hAnsi="Times New Roman"/>
           <w:b/>
           <w:bCs/>
           <w:i w:val="false"/>
@@ -2256,18 +2153,6 @@
       <w:r>
         <w:rPr>
           <w:rFonts w:ascii="Times New Roman" w:cs="Times New Roman" w:eastAsia="Times New Roman" w:hAnsi="Times New Roman"/>
-          <w:b w:val="false"/>
-          <w:bCs w:val="false"/>
-          <w:i w:val="false"/>
-          <w:iCs w:val="false"/>
-          <w:sz w:val="22"/>
-          <w:szCs w:val="22"/>
-        </w:rPr>
-        <w:t xml:space="preserve"/>
-      </w:r>
-      <w:r>
-        <w:rPr>
-          <w:rFonts w:ascii="Times New Roman" w:cs="Times New Roman" w:eastAsia="Times New Roman" w:hAnsi="Times New Roman"/>
           <w:b/>
           <w:bCs/>
           <w:i w:val="false"/>
@@ -2303,18 +2188,6 @@
       <w:r>
         <w:rPr>
           <w:rFonts w:ascii="Times New Roman" w:cs="Times New Roman" w:eastAsia="Times New Roman" w:hAnsi="Times New Roman"/>
-          <w:b w:val="false"/>
-          <w:bCs w:val="false"/>
-          <w:i w:val="false"/>
-          <w:iCs w:val="false"/>
-          <w:sz w:val="22"/>
-          <w:szCs w:val="22"/>
-        </w:rPr>
-        <w:t xml:space="preserve"/>
-      </w:r>
-      <w:r>
-        <w:rPr>
-          <w:rFonts w:ascii="Times New Roman" w:cs="Times New Roman" w:eastAsia="Times New Roman" w:hAnsi="Times New Roman"/>
           <w:b/>
           <w:bCs/>
           <w:i w:val="false"/>
@@ -2606,6 +2479,163 @@
           <w:szCs w:val="22"/>
         </w:rPr>
         <w:t xml:space="preserve">На сайте ФНС в разделе «Особенности регионального законодательства» и в тексте закона своего субъекта РФ. Сводным таблицам в интернете доверять не стоит: по одним и тем же регионам они расходятся.</w:t>
+      </w:r>
+    </w:p>
+    <w:p>
+      <w:pPr>
+        <w:spacing w:after="120" w:before="300"/>
+      </w:pPr>
+      <w:r>
+        <w:rPr>
+          <w:rFonts w:ascii="Arial" w:cs="Arial" w:eastAsia="Arial" w:hAnsi="Arial"/>
+          <w:b/>
+          <w:bCs/>
+          <w:color w:val="1F3864"/>
+          <w:sz w:val="26"/>
+          <w:szCs w:val="26"/>
+        </w:rPr>
+        <w:t xml:space="preserve">Читать ещё</w:t>
+      </w:r>
+    </w:p>
+    <w:p>
+      <w:pPr>
+        <w:shd w:fill="D9EAD3" w:color="auto" w:val="clear"/>
+        <w:spacing w:after="40" w:before="160"/>
+      </w:pPr>
+      <w:r>
+        <w:rPr>
+          <w:rFonts w:ascii="Arial" w:cs="Arial" w:eastAsia="Arial" w:hAnsi="Arial"/>
+          <w:b/>
+          <w:bCs/>
+          <w:color w:val="444444"/>
+          <w:sz w:val="16"/>
+          <w:szCs w:val="16"/>
+        </w:rPr>
+        <w:t xml:space="preserve">▌ДОБАВЛЕНО ПО ТЗ</w:t>
+      </w:r>
+    </w:p>
+    <w:p>
+      <w:pPr>
+        <w:pStyle w:val="ListParagraph"/>
+        <w:numPr>
+          <w:ilvl w:val="0"/>
+          <w:numId w:val="1"/>
+        </w:numPr>
+        <w:shd w:fill="D9EAD3" w:color="auto" w:val="clear"/>
+        <w:spacing w:after="80" w:line="300"/>
+      </w:pPr>
+      <w:hyperlink w:history="1" r:id="rId5suxpvdwkr5xjgezmgx-k">
+        <w:r>
+          <w:rPr>
+            <w:rFonts w:ascii="Times New Roman" w:cs="Times New Roman" w:eastAsia="Times New Roman" w:hAnsi="Times New Roman"/>
+            <w:color w:val="0563C1"/>
+            <w:sz w:val="22"/>
+            <w:szCs w:val="22"/>
+            <w:u w:val="single"/>
+          </w:rPr>
+          <w:t xml:space="preserve">Как выбрать оптимальный налоговый режим для своего бизнеса</w:t>
+        </w:r>
+      </w:hyperlink>
+      <w:r>
+        <w:rPr>
+          <w:rFonts w:ascii="Times New Roman" w:cs="Times New Roman" w:eastAsia="Times New Roman" w:hAnsi="Times New Roman"/>
+          <w:b w:val="false"/>
+          <w:bCs w:val="false"/>
+          <w:i w:val="false"/>
+          <w:iCs w:val="false"/>
+          <w:sz w:val="22"/>
+          <w:szCs w:val="22"/>
+        </w:rPr>
+        <w:t xml:space="preserve"> — с чего начинается расчёт, если льгота вам не подходит.</w:t>
+      </w:r>
+    </w:p>
+    <w:p>
+      <w:pPr>
+        <w:pStyle w:val="ListParagraph"/>
+        <w:numPr>
+          <w:ilvl w:val="0"/>
+          <w:numId w:val="1"/>
+        </w:numPr>
+        <w:shd w:fill="D9EAD3" w:color="auto" w:val="clear"/>
+        <w:spacing w:after="80" w:line="300"/>
+      </w:pPr>
+      <w:hyperlink w:history="1" r:id="rId_cy5b6o5zr1gmfddvj2a9">
+        <w:r>
+          <w:rPr>
+            <w:rFonts w:ascii="Times New Roman" w:cs="Times New Roman" w:eastAsia="Times New Roman" w:hAnsi="Times New Roman"/>
+            <w:color w:val="0563C1"/>
+            <w:sz w:val="22"/>
+            <w:szCs w:val="22"/>
+            <w:u w:val="single"/>
+          </w:rPr>
+          <w:t xml:space="preserve">Налоговые режимы в России</w:t>
+        </w:r>
+      </w:hyperlink>
+      <w:r>
+        <w:rPr>
+          <w:rFonts w:ascii="Times New Roman" w:cs="Times New Roman" w:eastAsia="Times New Roman" w:hAnsi="Times New Roman"/>
+          <w:b w:val="false"/>
+          <w:bCs w:val="false"/>
+          <w:i w:val="false"/>
+          <w:iCs w:val="false"/>
+          <w:sz w:val="22"/>
+          <w:szCs w:val="22"/>
+        </w:rPr>
+        <w:t xml:space="preserve"> — что есть кроме упрощёнки.</w:t>
+      </w:r>
+    </w:p>
+    <w:p>
+      <w:pPr>
+        <w:pStyle w:val="ListParagraph"/>
+        <w:numPr>
+          <w:ilvl w:val="0"/>
+          <w:numId w:val="1"/>
+        </w:numPr>
+        <w:shd w:fill="D9EAD3" w:color="auto" w:val="clear"/>
+        <w:spacing w:after="80" w:line="300"/>
+      </w:pPr>
+      <w:hyperlink w:history="1" r:id="rIdvnldfn9-1_rggq6chbmjs">
+        <w:r>
+          <w:rPr>
+            <w:rFonts w:ascii="Times New Roman" w:cs="Times New Roman" w:eastAsia="Times New Roman" w:hAnsi="Times New Roman"/>
+            <w:color w:val="0563C1"/>
+            <w:sz w:val="22"/>
+            <w:szCs w:val="22"/>
+            <w:u w:val="single"/>
+          </w:rPr>
+          <w:t xml:space="preserve">Амнистия за дробление бизнеса: как она работает и что успеть до конца 2026 года</w:t>
+        </w:r>
+      </w:hyperlink>
+      <w:r>
+        <w:rPr>
+          <w:rFonts w:ascii="Times New Roman" w:cs="Times New Roman" w:eastAsia="Times New Roman" w:hAnsi="Times New Roman"/>
+          <w:b w:val="false"/>
+          <w:bCs w:val="false"/>
+          <w:i w:val="false"/>
+          <w:iCs w:val="false"/>
+          <w:sz w:val="22"/>
+          <w:szCs w:val="22"/>
+        </w:rPr>
+        <w:t xml:space="preserve"> — если оптимизация уже привела к вопросам у инспекции.</w:t>
+      </w:r>
+    </w:p>
+    <w:p>
+      <w:pPr>
+        <w:shd w:fill="D9EAD3" w:color="auto" w:val="clear"/>
+        <w:spacing w:after="140"/>
+      </w:pPr>
+      <w:r>
+        <w:rPr>
+          <w:rFonts w:ascii="Arial" w:cs="Arial" w:eastAsia="Arial" w:hAnsi="Arial"/>
+          <w:b w:val="false"/>
+          <w:bCs w:val="false"/>
+          <w:i/>
+          <w:iCs/>
+          <w:color w:val="666666"/>
+          <w:sz w:val="18"/>
+          <w:szCs w:val="18"/>
+        </w:rPr>
+        <w:t xml:space="preserve">Подобрано по блогу сайта. Первые две статьи — 2024 года, по теме подходят, но ставки в них стоит проверить перед тем, как вести на них читателя.</w:t>
       </w:r>
     </w:p>
     <w:p>
@@ -3152,18 +3182,6 @@
       <w:r>
         <w:rPr>
           <w:rFonts w:ascii="Times New Roman" w:cs="Times New Roman" w:eastAsia="Times New Roman" w:hAnsi="Times New Roman"/>
-          <w:b w:val="false"/>
-          <w:bCs w:val="false"/>
-          <w:i w:val="false"/>
-          <w:iCs w:val="false"/>
-          <w:sz w:val="22"/>
-          <w:szCs w:val="22"/>
-        </w:rPr>
-        <w:t xml:space="preserve"/>
-      </w:r>
-      <w:r>
-        <w:rPr>
-          <w:rFonts w:ascii="Times New Roman" w:cs="Times New Roman" w:eastAsia="Times New Roman" w:hAnsi="Times New Roman"/>
           <w:b/>
           <w:bCs/>
           <w:i w:val="false"/>
@@ -3194,18 +3212,6 @@
       <w:r>
         <w:rPr>
           <w:rFonts w:ascii="Times New Roman" w:cs="Times New Roman" w:eastAsia="Times New Roman" w:hAnsi="Times New Roman"/>
-          <w:b w:val="false"/>
-          <w:bCs w:val="false"/>
-          <w:i w:val="false"/>
-          <w:iCs w:val="false"/>
-          <w:sz w:val="22"/>
-          <w:szCs w:val="22"/>
-        </w:rPr>
-        <w:t xml:space="preserve"/>
-      </w:r>
-      <w:r>
-        <w:rPr>
-          <w:rFonts w:ascii="Times New Roman" w:cs="Times New Roman" w:eastAsia="Times New Roman" w:hAnsi="Times New Roman"/>
           <w:b/>
           <w:bCs/>
           <w:i w:val="false"/>
@@ -3233,18 +3239,6 @@
         <w:shd w:fill="D9EAD3" w:color="auto" w:val="clear"/>
         <w:spacing w:after="140" w:line="300"/>
       </w:pPr>
-      <w:r>
-        <w:rPr>
-          <w:rFonts w:ascii="Times New Roman" w:cs="Times New Roman" w:eastAsia="Times New Roman" w:hAnsi="Times New Roman"/>
-          <w:b w:val="false"/>
-          <w:bCs w:val="false"/>
-          <w:i w:val="false"/>
-          <w:iCs w:val="false"/>
-          <w:sz w:val="22"/>
-          <w:szCs w:val="22"/>
-        </w:rPr>
-        <w:t xml:space="preserve"/>
-      </w:r>
       <w:r>
         <w:rPr>
           <w:rFonts w:ascii="Times New Roman" w:cs="Times New Roman" w:eastAsia="Times New Roman" w:hAnsi="Times New Roman"/>
@@ -3311,18 +3305,6 @@
       <w:r>
         <w:rPr>
           <w:rFonts w:ascii="Times New Roman" w:cs="Times New Roman" w:eastAsia="Times New Roman" w:hAnsi="Times New Roman"/>
-          <w:b w:val="false"/>
-          <w:bCs w:val="false"/>
-          <w:i w:val="false"/>
-          <w:iCs w:val="false"/>
-          <w:sz w:val="22"/>
-          <w:szCs w:val="22"/>
-        </w:rPr>
-        <w:t xml:space="preserve"/>
-      </w:r>
-      <w:r>
-        <w:rPr>
-          <w:rFonts w:ascii="Times New Roman" w:cs="Times New Roman" w:eastAsia="Times New Roman" w:hAnsi="Times New Roman"/>
           <w:b/>
           <w:bCs/>
           <w:i w:val="false"/>
@@ -3353,18 +3335,6 @@
       <w:r>
         <w:rPr>
           <w:rFonts w:ascii="Times New Roman" w:cs="Times New Roman" w:eastAsia="Times New Roman" w:hAnsi="Times New Roman"/>
-          <w:b w:val="false"/>
-          <w:bCs w:val="false"/>
-          <w:i w:val="false"/>
-          <w:iCs w:val="false"/>
-          <w:sz w:val="22"/>
-          <w:szCs w:val="22"/>
-        </w:rPr>
-        <w:t xml:space="preserve"/>
-      </w:r>
-      <w:r>
-        <w:rPr>
-          <w:rFonts w:ascii="Times New Roman" w:cs="Times New Roman" w:eastAsia="Times New Roman" w:hAnsi="Times New Roman"/>
           <w:b/>
           <w:bCs/>
           <w:i w:val="false"/>
@@ -3395,18 +3365,6 @@
       <w:r>
         <w:rPr>
           <w:rFonts w:ascii="Times New Roman" w:cs="Times New Roman" w:eastAsia="Times New Roman" w:hAnsi="Times New Roman"/>
-          <w:b w:val="false"/>
-          <w:bCs w:val="false"/>
-          <w:i w:val="false"/>
-          <w:iCs w:val="false"/>
-          <w:sz w:val="22"/>
-          <w:szCs w:val="22"/>
-        </w:rPr>
-        <w:t xml:space="preserve"/>
-      </w:r>
-      <w:r>
-        <w:rPr>
-          <w:rFonts w:ascii="Times New Roman" w:cs="Times New Roman" w:eastAsia="Times New Roman" w:hAnsi="Times New Roman"/>
           <w:b/>
           <w:bCs/>
           <w:i w:val="false"/>
@@ -3437,18 +3395,6 @@
       <w:r>
         <w:rPr>
           <w:rFonts w:ascii="Times New Roman" w:cs="Times New Roman" w:eastAsia="Times New Roman" w:hAnsi="Times New Roman"/>
-          <w:b w:val="false"/>
-          <w:bCs w:val="false"/>
-          <w:i w:val="false"/>
-          <w:iCs w:val="false"/>
-          <w:sz w:val="22"/>
-          <w:szCs w:val="22"/>
-        </w:rPr>
-        <w:t xml:space="preserve"/>
-      </w:r>
-      <w:r>
-        <w:rPr>
-          <w:rFonts w:ascii="Times New Roman" w:cs="Times New Roman" w:eastAsia="Times New Roman" w:hAnsi="Times New Roman"/>
           <w:b/>
           <w:bCs/>
           <w:i w:val="false"/>
@@ -3469,48 +3415,6 @@
           <w:szCs w:val="22"/>
         </w:rPr>
         <w:t xml:space="preserve"> льготы по налогам в регионах · налоговые льготы в регионе · налоговые каникулы в 2026 · налоговые каникулы какие регионы · налоговые каникулы по регионам · налоги в новых регионах 2026 — все шесть встали по смыслу.</w:t>
-      </w:r>
-    </w:p>
-    <w:p>
-      <w:pPr>
-        <w:shd w:fill="D9EAD3" w:color="auto" w:val="clear"/>
-        <w:spacing w:after="140" w:line="300"/>
-      </w:pPr>
-      <w:r>
-        <w:rPr>
-          <w:rFonts w:ascii="Times New Roman" w:cs="Times New Roman" w:eastAsia="Times New Roman" w:hAnsi="Times New Roman"/>
-          <w:b w:val="false"/>
-          <w:bCs w:val="false"/>
-          <w:i w:val="false"/>
-          <w:iCs w:val="false"/>
-          <w:sz w:val="22"/>
-          <w:szCs w:val="22"/>
-        </w:rPr>
-        <w:t xml:space="preserve"/>
-      </w:r>
-      <w:r>
-        <w:rPr>
-          <w:rFonts w:ascii="Times New Roman" w:cs="Times New Roman" w:eastAsia="Times New Roman" w:hAnsi="Times New Roman"/>
-          <w:b/>
-          <w:bCs/>
-          <w:i w:val="false"/>
-          <w:iCs w:val="false"/>
-          <w:sz w:val="22"/>
-          <w:szCs w:val="22"/>
-        </w:rPr>
-        <w:t xml:space="preserve">Шуток в статье нет:</w:t>
-      </w:r>
-      <w:r>
-        <w:rPr>
-          <w:rFonts w:ascii="Times New Roman" w:cs="Times New Roman" w:eastAsia="Times New Roman" w:hAnsi="Times New Roman"/>
-          <w:b w:val="false"/>
-          <w:bCs w:val="false"/>
-          <w:i w:val="false"/>
-          <w:iCs w:val="false"/>
-          <w:sz w:val="22"/>
-          <w:szCs w:val="22"/>
-        </w:rPr>
-        <w:t xml:space="preserve"> тема про деньги и риск, а по правилу о юморе в таких блоках мы не шутим.</w:t>
       </w:r>
     </w:p>
     <w:sectPr>

--- a/05-content/articles/regionalnye-lgoty/statya-2-regionalnye-lgoty.docx
+++ b/05-content/articles/regionalnye-lgoty/statya-2-regionalnye-lgoty.docx
@@ -128,7 +128,7 @@
         </w:rPr>
         <w:t xml:space="preserve">Дорабатываем статью: </w:t>
       </w:r>
-      <w:hyperlink w:history="1" r:id="rIdyh4lhsfurw_qyfwdzot_2">
+      <w:hyperlink w:history="1" r:id="rIdfqjwcvuxve7zf77rxlfmw">
         <w:r>
           <w:rPr>
             <w:rFonts w:ascii="Arial" w:cs="Arial" w:eastAsia="Arial" w:hAnsi="Arial"/>
@@ -431,123 +431,20 @@
           <w:sz w:val="18"/>
           <w:szCs w:val="18"/>
         </w:rPr>
-        <w:t xml:space="preserve">Источник: п. 1, 2 ст. 346.20 НК РФ в ред. ФЗ от 28.11.2025 № 425-ФЗ; распоряжение Правительства РФ от 30.12.2025 № 4176-р; п. 2 ст. 346.21 НК РФ</w:t>
-      </w:r>
-    </w:p>
-    <w:p>
-      <w:pPr>
-        <w:spacing w:after="120" w:before="300"/>
-      </w:pPr>
-      <w:r>
-        <w:rPr>
-          <w:rFonts w:ascii="Arial" w:cs="Arial" w:eastAsia="Arial" w:hAnsi="Arial"/>
-          <w:b/>
-          <w:bCs/>
-          <w:color w:val="1F3864"/>
-          <w:sz w:val="26"/>
-          <w:szCs w:val="26"/>
-        </w:rPr>
-        <w:t xml:space="preserve">Что изменилось в региональных льготах с 2026 года</w:t>
-      </w:r>
-    </w:p>
-    <w:p>
-      <w:pPr>
-        <w:spacing w:after="140" w:line="300"/>
-      </w:pPr>
-      <w:r>
-        <w:rPr>
-          <w:rFonts w:ascii="Times New Roman" w:cs="Times New Roman" w:eastAsia="Times New Roman" w:hAnsi="Times New Roman"/>
-          <w:b w:val="false"/>
-          <w:bCs w:val="false"/>
-          <w:i w:val="false"/>
-          <w:iCs w:val="false"/>
-          <w:sz w:val="22"/>
-          <w:szCs w:val="22"/>
-        </w:rPr>
-        <w:t xml:space="preserve">Условия применения упрощённой системы налогообложения закреплены в главе 26.2 Налогового кодекса. Базовые ставки — в статье 346.20: 6%, если налог считают с доходов, и 15%, если с разницы между доходами и расходами.</w:t>
-      </w:r>
-    </w:p>
-    <w:p>
-      <w:pPr>
-        <w:spacing w:after="140" w:line="300"/>
-      </w:pPr>
-      <w:r>
-        <w:rPr>
-          <w:rFonts w:ascii="Times New Roman" w:cs="Times New Roman" w:eastAsia="Times New Roman" w:hAnsi="Times New Roman"/>
-          <w:b w:val="false"/>
-          <w:bCs w:val="false"/>
-          <w:i w:val="false"/>
-          <w:iCs w:val="false"/>
-          <w:sz w:val="22"/>
-          <w:szCs w:val="22"/>
-        </w:rPr>
-        <w:t xml:space="preserve">Чтобы сгладить различия между условиями ведения бизнеса в разных областях России, региональным законодателям дано право вводить льготы.</w:t>
-      </w:r>
-    </w:p>
-    <w:p>
-      <w:pPr>
-        <w:shd w:fill="FFF2CC" w:color="auto" w:val="clear"/>
-        <w:spacing w:after="40" w:before="160"/>
-      </w:pPr>
-      <w:r>
-        <w:rPr>
-          <w:rFonts w:ascii="Arial" w:cs="Arial" w:eastAsia="Arial" w:hAnsi="Arial"/>
-          <w:b/>
-          <w:bCs/>
-          <w:color w:val="444444"/>
-          <w:sz w:val="16"/>
-          <w:szCs w:val="16"/>
-        </w:rPr>
-        <w:t xml:space="preserve">▌ИСПРАВЛЕНО ПО ПЕРВОИСТОЧНИКУ</w:t>
-      </w:r>
-    </w:p>
-    <w:p>
-      <w:pPr>
-        <w:shd w:fill="FFF2CC" w:color="auto" w:val="clear"/>
-        <w:spacing w:after="140" w:line="300"/>
-      </w:pPr>
-      <w:r>
-        <w:rPr>
-          <w:rFonts w:ascii="Times New Roman" w:cs="Times New Roman" w:eastAsia="Times New Roman" w:hAnsi="Times New Roman"/>
-          <w:b w:val="false"/>
-          <w:bCs w:val="false"/>
-          <w:i w:val="false"/>
-          <w:iCs w:val="false"/>
-          <w:sz w:val="22"/>
-          <w:szCs w:val="22"/>
-        </w:rPr>
-        <w:t xml:space="preserve">Но с 2026 года это право сузилось. Раньше регион определял сам, кому давать пониженную ставку: всем упрощенцам или отдельным категориям — по численности работников, по статусу субъекта МСП, по отрасли. Теперь закон субъекта РФ может установить пониженную ставку </w:t>
-      </w:r>
-      <w:r>
-        <w:rPr>
-          <w:rFonts w:ascii="Times New Roman" w:cs="Times New Roman" w:eastAsia="Times New Roman" w:hAnsi="Times New Roman"/>
-          <w:b/>
-          <w:bCs/>
-          <w:i w:val="false"/>
-          <w:iCs w:val="false"/>
-          <w:sz w:val="22"/>
-          <w:szCs w:val="22"/>
-        </w:rPr>
-        <w:t xml:space="preserve">только для налогоплательщиков, которые ведут виды экономической деятельности, определяемые Правительством РФ, и соответствуют критериям, также установленным Правительством РФ</w:t>
-      </w:r>
-      <w:r>
-        <w:rPr>
-          <w:rFonts w:ascii="Times New Roman" w:cs="Times New Roman" w:eastAsia="Times New Roman" w:hAnsi="Times New Roman"/>
-          <w:b w:val="false"/>
-          <w:bCs w:val="false"/>
-          <w:i w:val="false"/>
-          <w:iCs w:val="false"/>
-          <w:sz w:val="22"/>
-          <w:szCs w:val="22"/>
-        </w:rPr>
-        <w:t xml:space="preserve"> (пункты 1 и 2 статьи 346.20 НК РФ в редакции Федерального закона от 28.11.2025 № 425-ФЗ).</w:t>
-      </w:r>
-    </w:p>
-    <w:p>
-      <w:pPr>
-        <w:shd w:fill="FFF2CC" w:color="auto" w:val="clear"/>
-        <w:spacing w:after="140"/>
-      </w:pPr>
+        <w:t xml:space="preserve">Источник: </w:t>
+      </w:r>
+      <w:hyperlink w:history="1" r:id="rIdwjhlmb-qskxdzbchmwf5v">
+        <w:r>
+          <w:rPr>
+            <w:rFonts w:ascii="Arial" w:cs="Arial" w:eastAsia="Arial" w:hAnsi="Arial"/>
+            <w:color w:val="0563C1"/>
+            <w:sz w:val="18"/>
+            <w:szCs w:val="18"/>
+            <w:u w:val="single"/>
+          </w:rPr>
+          <w:t xml:space="preserve">п. 1, 2 ст. 346.20 НК РФ</w:t>
+        </w:r>
+      </w:hyperlink>
       <w:r>
         <w:rPr>
           <w:rFonts w:ascii="Arial" w:cs="Arial" w:eastAsia="Arial" w:hAnsi="Arial"/>
@@ -559,127 +456,20 @@
           <w:sz w:val="18"/>
           <w:szCs w:val="18"/>
         </w:rPr>
-        <w:t xml:space="preserve">Было в статье: «Пониженные ставки могут применяться всеми упрощенцами, а могут действовать только для отдельных категорий налогоплательщиков», и далее про льготы «пострадавшим от коронавирусной инфекции, субъектам МСП либо по определённой численности работников». С 2026 года регион такие критерии установить не может.</w:t>
-      </w:r>
-    </w:p>
-    <w:p>
-      <w:pPr>
-        <w:shd w:fill="D9EAD3" w:color="auto" w:val="clear"/>
-        <w:spacing w:after="40" w:before="160"/>
-      </w:pPr>
-      <w:r>
-        <w:rPr>
-          <w:rFonts w:ascii="Arial" w:cs="Arial" w:eastAsia="Arial" w:hAnsi="Arial"/>
-          <w:b/>
-          <w:bCs/>
-          <w:color w:val="444444"/>
-          <w:sz w:val="16"/>
-          <w:szCs w:val="16"/>
-        </w:rPr>
-        <w:t xml:space="preserve">▌ДОБАВЛЕНО ПО ТЗ</w:t>
-      </w:r>
-    </w:p>
-    <w:p>
-      <w:pPr>
-        <w:shd w:fill="D9EAD3" w:color="auto" w:val="clear"/>
-        <w:spacing w:after="140" w:line="300"/>
-      </w:pPr>
-      <w:r>
-        <w:rPr>
-          <w:rFonts w:ascii="Times New Roman" w:cs="Times New Roman" w:eastAsia="Times New Roman" w:hAnsi="Times New Roman"/>
-          <w:b w:val="false"/>
-          <w:bCs w:val="false"/>
-          <w:i w:val="false"/>
-          <w:iCs w:val="false"/>
-          <w:sz w:val="22"/>
-          <w:szCs w:val="22"/>
-        </w:rPr>
-        <w:t xml:space="preserve">Перечень на 2026 год утверждён распоряжением Правительства РФ от 30.12.2025 № 4176-р. В нём виды деятельности названы кодами ОКВЭД 2, а условие одно: доходы за отчётный или налоговый период не превышают 490,5 млн рублей. Из перечня выведены ломбарды, страхование жизни, негосударственные пенсионные фонды и организация азартных игр.</w:t>
-      </w:r>
-    </w:p>
-    <w:p>
-      <w:pPr>
-        <w:shd w:fill="D9EAD3" w:color="auto" w:val="clear"/>
-        <w:spacing w:after="140" w:line="300"/>
-      </w:pPr>
-      <w:r>
-        <w:rPr>
-          <w:rFonts w:ascii="Times New Roman" w:cs="Times New Roman" w:eastAsia="Times New Roman" w:hAnsi="Times New Roman"/>
-          <w:b w:val="false"/>
-          <w:bCs w:val="false"/>
-          <w:i w:val="false"/>
-          <w:iCs w:val="false"/>
-          <w:sz w:val="22"/>
-          <w:szCs w:val="22"/>
-        </w:rPr>
-        <w:t xml:space="preserve">Здесь два нюанса, которые стоит держать в голове.</w:t>
-      </w:r>
-    </w:p>
-    <w:p>
-      <w:pPr>
-        <w:shd w:fill="D9EAD3" w:color="auto" w:val="clear"/>
-        <w:spacing w:after="140" w:line="300"/>
-      </w:pPr>
-      <w:r>
-        <w:rPr>
-          <w:rFonts w:ascii="Times New Roman" w:cs="Times New Roman" w:eastAsia="Times New Roman" w:hAnsi="Times New Roman"/>
-          <w:b/>
-          <w:bCs/>
-          <w:i w:val="false"/>
-          <w:iCs w:val="false"/>
-          <w:sz w:val="22"/>
-          <w:szCs w:val="22"/>
-        </w:rPr>
-        <w:t xml:space="preserve">Перечень годовой.</w:t>
-      </w:r>
-      <w:r>
-        <w:rPr>
-          <w:rFonts w:ascii="Times New Roman" w:cs="Times New Roman" w:eastAsia="Times New Roman" w:hAnsi="Times New Roman"/>
-          <w:b w:val="false"/>
-          <w:bCs w:val="false"/>
-          <w:i w:val="false"/>
-          <w:iCs w:val="false"/>
-          <w:sz w:val="22"/>
-          <w:szCs w:val="22"/>
-        </w:rPr>
-        <w:t xml:space="preserve"> Распоряжение действует с 1 января по 31 декабря 2026 года. Будет ли перечень на 2027 год и в каком виде — пока неизвестно. Планируя налоговую нагрузку на несколько лет вперёд, закладывать текущие условия как постоянные нельзя.</w:t>
-      </w:r>
-    </w:p>
-    <w:p>
-      <w:pPr>
-        <w:shd w:fill="D9EAD3" w:color="auto" w:val="clear"/>
-        <w:spacing w:after="140" w:line="300"/>
-      </w:pPr>
-      <w:r>
-        <w:rPr>
-          <w:rFonts w:ascii="Times New Roman" w:cs="Times New Roman" w:eastAsia="Times New Roman" w:hAnsi="Times New Roman"/>
-          <w:b/>
-          <w:bCs/>
-          <w:i w:val="false"/>
-          <w:iCs w:val="false"/>
-          <w:sz w:val="22"/>
-          <w:szCs w:val="22"/>
-        </w:rPr>
-        <w:t xml:space="preserve">Региональные законы, принятые раньше, продолжают работать, но не полностью.</w:t>
-      </w:r>
-      <w:r>
-        <w:rPr>
-          <w:rFonts w:ascii="Times New Roman" w:cs="Times New Roman" w:eastAsia="Times New Roman" w:hAnsi="Times New Roman"/>
-          <w:b w:val="false"/>
-          <w:bCs w:val="false"/>
-          <w:i w:val="false"/>
-          <w:iCs w:val="false"/>
-          <w:sz w:val="22"/>
-          <w:szCs w:val="22"/>
-        </w:rPr>
-        <w:t xml:space="preserve"> Минфин разъяснил: законы субъектов о пониженных ставках, принятые до 2026 года, применяются в части, не противоречащей Налоговому кодексу (письмо от 23.01.2026 № 03-11-09/4303). То есть если в региональном законе льгота дана по признаку, которого больше нет в кодексе, эта часть не работает.</w:t>
-      </w:r>
-    </w:p>
-    <w:p>
-      <w:pPr>
-        <w:spacing w:after="160"/>
-        <w:ind w:left="200"/>
-      </w:pPr>
+        <w:t xml:space="preserve"> в ред. </w:t>
+      </w:r>
+      <w:hyperlink w:history="1" r:id="rIdmtobpveoo9cgxfmtngm6z">
+        <w:r>
+          <w:rPr>
+            <w:rFonts w:ascii="Arial" w:cs="Arial" w:eastAsia="Arial" w:hAnsi="Arial"/>
+            <w:color w:val="0563C1"/>
+            <w:sz w:val="18"/>
+            <w:szCs w:val="18"/>
+            <w:u w:val="single"/>
+          </w:rPr>
+          <w:t xml:space="preserve">ФЗ от 28.11.2025 № 425-ФЗ</w:t>
+        </w:r>
+      </w:hyperlink>
       <w:r>
         <w:rPr>
           <w:rFonts w:ascii="Arial" w:cs="Arial" w:eastAsia="Arial" w:hAnsi="Arial"/>
@@ -691,7 +481,329 @@
           <w:sz w:val="18"/>
           <w:szCs w:val="18"/>
         </w:rPr>
-        <w:t xml:space="preserve">Источник: распоряжение Правительства РФ от 30.12.2025 № 4176-р (действует с 01.01.2026 по 31.12.2026); письмо Минфина России от 23.01.2026 № 03-11-09/4303 — позиция ведомства. Проверено 27.10.2026</w:t>
+        <w:t xml:space="preserve">; </w:t>
+      </w:r>
+      <w:hyperlink w:history="1" r:id="rIdbnf26e9ko2re2nttbgc6_">
+        <w:r>
+          <w:rPr>
+            <w:rFonts w:ascii="Arial" w:cs="Arial" w:eastAsia="Arial" w:hAnsi="Arial"/>
+            <w:color w:val="0563C1"/>
+            <w:sz w:val="18"/>
+            <w:szCs w:val="18"/>
+            <w:u w:val="single"/>
+          </w:rPr>
+          <w:t xml:space="preserve">распоряжение Правительства РФ от 30.12.2025 № 4176-р</w:t>
+        </w:r>
+      </w:hyperlink>
+      <w:r>
+        <w:rPr>
+          <w:rFonts w:ascii="Arial" w:cs="Arial" w:eastAsia="Arial" w:hAnsi="Arial"/>
+          <w:b w:val="false"/>
+          <w:bCs w:val="false"/>
+          <w:i/>
+          <w:iCs/>
+          <w:color w:val="666666"/>
+          <w:sz w:val="18"/>
+          <w:szCs w:val="18"/>
+        </w:rPr>
+        <w:t xml:space="preserve">; </w:t>
+      </w:r>
+      <w:hyperlink w:history="1" r:id="rIdpvcrbgnnawwyietntm58w">
+        <w:r>
+          <w:rPr>
+            <w:rFonts w:ascii="Arial" w:cs="Arial" w:eastAsia="Arial" w:hAnsi="Arial"/>
+            <w:color w:val="0563C1"/>
+            <w:sz w:val="18"/>
+            <w:szCs w:val="18"/>
+            <w:u w:val="single"/>
+          </w:rPr>
+          <w:t xml:space="preserve">п. 2 ст. 346.21 НК РФ</w:t>
+        </w:r>
+      </w:hyperlink>
+    </w:p>
+    <w:p>
+      <w:pPr>
+        <w:spacing w:after="120" w:before="300"/>
+      </w:pPr>
+      <w:r>
+        <w:rPr>
+          <w:rFonts w:ascii="Arial" w:cs="Arial" w:eastAsia="Arial" w:hAnsi="Arial"/>
+          <w:b/>
+          <w:bCs/>
+          <w:color w:val="1F3864"/>
+          <w:sz w:val="26"/>
+          <w:szCs w:val="26"/>
+        </w:rPr>
+        <w:t xml:space="preserve">Что изменилось в региональных льготах с 2026 года</w:t>
+      </w:r>
+    </w:p>
+    <w:p>
+      <w:pPr>
+        <w:spacing w:after="140" w:line="300"/>
+      </w:pPr>
+      <w:r>
+        <w:rPr>
+          <w:rFonts w:ascii="Times New Roman" w:cs="Times New Roman" w:eastAsia="Times New Roman" w:hAnsi="Times New Roman"/>
+          <w:b w:val="false"/>
+          <w:bCs w:val="false"/>
+          <w:i w:val="false"/>
+          <w:iCs w:val="false"/>
+          <w:sz w:val="22"/>
+          <w:szCs w:val="22"/>
+        </w:rPr>
+        <w:t xml:space="preserve">Условия применения упрощённой системы налогообложения закреплены в главе 26.2 Налогового кодекса. Базовые ставки — в статье 346.20: 6%, если налог считают с доходов, и 15%, если с разницы между доходами и расходами.</w:t>
+      </w:r>
+    </w:p>
+    <w:p>
+      <w:pPr>
+        <w:spacing w:after="140" w:line="300"/>
+      </w:pPr>
+      <w:r>
+        <w:rPr>
+          <w:rFonts w:ascii="Times New Roman" w:cs="Times New Roman" w:eastAsia="Times New Roman" w:hAnsi="Times New Roman"/>
+          <w:b w:val="false"/>
+          <w:bCs w:val="false"/>
+          <w:i w:val="false"/>
+          <w:iCs w:val="false"/>
+          <w:sz w:val="22"/>
+          <w:szCs w:val="22"/>
+        </w:rPr>
+        <w:t xml:space="preserve">Чтобы сгладить различия между условиями ведения бизнеса в разных областях России, региональным законодателям дано право вводить льготы.</w:t>
+      </w:r>
+    </w:p>
+    <w:p>
+      <w:pPr>
+        <w:shd w:fill="FFF2CC" w:color="auto" w:val="clear"/>
+        <w:spacing w:after="40" w:before="160"/>
+      </w:pPr>
+      <w:r>
+        <w:rPr>
+          <w:rFonts w:ascii="Arial" w:cs="Arial" w:eastAsia="Arial" w:hAnsi="Arial"/>
+          <w:b/>
+          <w:bCs/>
+          <w:color w:val="444444"/>
+          <w:sz w:val="16"/>
+          <w:szCs w:val="16"/>
+        </w:rPr>
+        <w:t xml:space="preserve">▌ИСПРАВЛЕНО ПО ПЕРВОИСТОЧНИКУ</w:t>
+      </w:r>
+    </w:p>
+    <w:p>
+      <w:pPr>
+        <w:shd w:fill="FFF2CC" w:color="auto" w:val="clear"/>
+        <w:spacing w:after="140" w:line="300"/>
+      </w:pPr>
+      <w:r>
+        <w:rPr>
+          <w:rFonts w:ascii="Times New Roman" w:cs="Times New Roman" w:eastAsia="Times New Roman" w:hAnsi="Times New Roman"/>
+          <w:b w:val="false"/>
+          <w:bCs w:val="false"/>
+          <w:i w:val="false"/>
+          <w:iCs w:val="false"/>
+          <w:sz w:val="22"/>
+          <w:szCs w:val="22"/>
+        </w:rPr>
+        <w:t xml:space="preserve">Но с 2026 года это право сузилось. Раньше регион определял сам, кому давать пониженную ставку: всем упрощенцам или отдельным категориям — по численности работников, по статусу субъекта МСП, по отрасли. Теперь закон субъекта РФ может установить пониженную ставку </w:t>
+      </w:r>
+      <w:r>
+        <w:rPr>
+          <w:rFonts w:ascii="Times New Roman" w:cs="Times New Roman" w:eastAsia="Times New Roman" w:hAnsi="Times New Roman"/>
+          <w:b/>
+          <w:bCs/>
+          <w:i w:val="false"/>
+          <w:iCs w:val="false"/>
+          <w:sz w:val="22"/>
+          <w:szCs w:val="22"/>
+        </w:rPr>
+        <w:t xml:space="preserve">только для налогоплательщиков, которые ведут виды экономической деятельности, определяемые Правительством РФ, и соответствуют критериям, также установленным Правительством РФ</w:t>
+      </w:r>
+      <w:r>
+        <w:rPr>
+          <w:rFonts w:ascii="Times New Roman" w:cs="Times New Roman" w:eastAsia="Times New Roman" w:hAnsi="Times New Roman"/>
+          <w:b w:val="false"/>
+          <w:bCs w:val="false"/>
+          <w:i w:val="false"/>
+          <w:iCs w:val="false"/>
+          <w:sz w:val="22"/>
+          <w:szCs w:val="22"/>
+        </w:rPr>
+        <w:t xml:space="preserve"> (пункты 1 и 2 статьи 346.20 НК РФ в редакции Федерального закона от 28.11.2025 № 425-ФЗ).</w:t>
+      </w:r>
+    </w:p>
+    <w:p>
+      <w:pPr>
+        <w:shd w:fill="FFF2CC" w:color="auto" w:val="clear"/>
+        <w:spacing w:after="140"/>
+      </w:pPr>
+      <w:r>
+        <w:rPr>
+          <w:rFonts w:ascii="Arial" w:cs="Arial" w:eastAsia="Arial" w:hAnsi="Arial"/>
+          <w:b w:val="false"/>
+          <w:bCs w:val="false"/>
+          <w:i/>
+          <w:iCs/>
+          <w:color w:val="666666"/>
+          <w:sz w:val="18"/>
+          <w:szCs w:val="18"/>
+        </w:rPr>
+        <w:t xml:space="preserve">Было в статье: «Пониженные ставки могут применяться всеми упрощенцами, а могут действовать только для отдельных категорий налогоплательщиков», и далее про льготы «пострадавшим от коронавирусной инфекции, субъектам МСП либо по определённой численности работников». С 2026 года регион такие критерии установить не может.</w:t>
+      </w:r>
+    </w:p>
+    <w:p>
+      <w:pPr>
+        <w:shd w:fill="D9EAD3" w:color="auto" w:val="clear"/>
+        <w:spacing w:after="40" w:before="160"/>
+      </w:pPr>
+      <w:r>
+        <w:rPr>
+          <w:rFonts w:ascii="Arial" w:cs="Arial" w:eastAsia="Arial" w:hAnsi="Arial"/>
+          <w:b/>
+          <w:bCs/>
+          <w:color w:val="444444"/>
+          <w:sz w:val="16"/>
+          <w:szCs w:val="16"/>
+        </w:rPr>
+        <w:t xml:space="preserve">▌ДОБАВЛЕНО ПО ТЗ</w:t>
+      </w:r>
+    </w:p>
+    <w:p>
+      <w:pPr>
+        <w:shd w:fill="D9EAD3" w:color="auto" w:val="clear"/>
+        <w:spacing w:after="140" w:line="300"/>
+      </w:pPr>
+      <w:r>
+        <w:rPr>
+          <w:rFonts w:ascii="Times New Roman" w:cs="Times New Roman" w:eastAsia="Times New Roman" w:hAnsi="Times New Roman"/>
+          <w:b w:val="false"/>
+          <w:bCs w:val="false"/>
+          <w:i w:val="false"/>
+          <w:iCs w:val="false"/>
+          <w:sz w:val="22"/>
+          <w:szCs w:val="22"/>
+        </w:rPr>
+        <w:t xml:space="preserve">Перечень на 2026 год утверждён распоряжением Правительства РФ от 30.12.2025 № 4176-р. В нём виды деятельности названы кодами ОКВЭД 2, а условие одно: доходы за отчётный или налоговый период не превышают 490,5 млн рублей. Из перечня выведены ломбарды, страхование жизни, негосударственные пенсионные фонды и организация азартных игр.</w:t>
+      </w:r>
+    </w:p>
+    <w:p>
+      <w:pPr>
+        <w:shd w:fill="D9EAD3" w:color="auto" w:val="clear"/>
+        <w:spacing w:after="140" w:line="300"/>
+      </w:pPr>
+      <w:r>
+        <w:rPr>
+          <w:rFonts w:ascii="Times New Roman" w:cs="Times New Roman" w:eastAsia="Times New Roman" w:hAnsi="Times New Roman"/>
+          <w:b w:val="false"/>
+          <w:bCs w:val="false"/>
+          <w:i w:val="false"/>
+          <w:iCs w:val="false"/>
+          <w:sz w:val="22"/>
+          <w:szCs w:val="22"/>
+        </w:rPr>
+        <w:t xml:space="preserve">Здесь два нюанса, которые стоит держать в голове.</w:t>
+      </w:r>
+    </w:p>
+    <w:p>
+      <w:pPr>
+        <w:shd w:fill="D9EAD3" w:color="auto" w:val="clear"/>
+        <w:spacing w:after="140" w:line="300"/>
+      </w:pPr>
+      <w:r>
+        <w:rPr>
+          <w:rFonts w:ascii="Times New Roman" w:cs="Times New Roman" w:eastAsia="Times New Roman" w:hAnsi="Times New Roman"/>
+          <w:b/>
+          <w:bCs/>
+          <w:i w:val="false"/>
+          <w:iCs w:val="false"/>
+          <w:sz w:val="22"/>
+          <w:szCs w:val="22"/>
+        </w:rPr>
+        <w:t xml:space="preserve">Перечень годовой.</w:t>
+      </w:r>
+      <w:r>
+        <w:rPr>
+          <w:rFonts w:ascii="Times New Roman" w:cs="Times New Roman" w:eastAsia="Times New Roman" w:hAnsi="Times New Roman"/>
+          <w:b w:val="false"/>
+          <w:bCs w:val="false"/>
+          <w:i w:val="false"/>
+          <w:iCs w:val="false"/>
+          <w:sz w:val="22"/>
+          <w:szCs w:val="22"/>
+        </w:rPr>
+        <w:t xml:space="preserve"> Распоряжение действует с 1 января по 31 декабря 2026 года. Будет ли перечень на 2027 год и в каком виде — пока неизвестно. Планируя налоговую нагрузку на несколько лет вперёд, закладывать текущие условия как постоянные нельзя.</w:t>
+      </w:r>
+    </w:p>
+    <w:p>
+      <w:pPr>
+        <w:shd w:fill="D9EAD3" w:color="auto" w:val="clear"/>
+        <w:spacing w:after="140" w:line="300"/>
+      </w:pPr>
+      <w:r>
+        <w:rPr>
+          <w:rFonts w:ascii="Times New Roman" w:cs="Times New Roman" w:eastAsia="Times New Roman" w:hAnsi="Times New Roman"/>
+          <w:b/>
+          <w:bCs/>
+          <w:i w:val="false"/>
+          <w:iCs w:val="false"/>
+          <w:sz w:val="22"/>
+          <w:szCs w:val="22"/>
+        </w:rPr>
+        <w:t xml:space="preserve">Региональные законы, принятые раньше, продолжают работать, но не полностью.</w:t>
+      </w:r>
+      <w:r>
+        <w:rPr>
+          <w:rFonts w:ascii="Times New Roman" w:cs="Times New Roman" w:eastAsia="Times New Roman" w:hAnsi="Times New Roman"/>
+          <w:b w:val="false"/>
+          <w:bCs w:val="false"/>
+          <w:i w:val="false"/>
+          <w:iCs w:val="false"/>
+          <w:sz w:val="22"/>
+          <w:szCs w:val="22"/>
+        </w:rPr>
+        <w:t xml:space="preserve"> Минфин разъяснил: законы субъектов о пониженных ставках, принятые до 2026 года, применяются в части, не противоречащей Налоговому кодексу (письмо от 23.01.2026 № 03-11-09/4303). То есть если в региональном законе льгота дана по признаку, которого больше нет в кодексе, эта часть не работает.</w:t>
+      </w:r>
+    </w:p>
+    <w:p>
+      <w:pPr>
+        <w:spacing w:after="160"/>
+        <w:ind w:left="200"/>
+      </w:pPr>
+      <w:r>
+        <w:rPr>
+          <w:rFonts w:ascii="Arial" w:cs="Arial" w:eastAsia="Arial" w:hAnsi="Arial"/>
+          <w:b w:val="false"/>
+          <w:bCs w:val="false"/>
+          <w:i/>
+          <w:iCs/>
+          <w:color w:val="666666"/>
+          <w:sz w:val="18"/>
+          <w:szCs w:val="18"/>
+        </w:rPr>
+        <w:t xml:space="preserve">Источник: </w:t>
+      </w:r>
+      <w:hyperlink w:history="1" r:id="rIdfdnkkzkq0p96xdbig1vtc">
+        <w:r>
+          <w:rPr>
+            <w:rFonts w:ascii="Arial" w:cs="Arial" w:eastAsia="Arial" w:hAnsi="Arial"/>
+            <w:color w:val="0563C1"/>
+            <w:sz w:val="18"/>
+            <w:szCs w:val="18"/>
+            <w:u w:val="single"/>
+          </w:rPr>
+          <w:t xml:space="preserve">распоряжение Правительства РФ от 30.12.2025 № 4176-р</w:t>
+        </w:r>
+      </w:hyperlink>
+      <w:r>
+        <w:rPr>
+          <w:rFonts w:ascii="Arial" w:cs="Arial" w:eastAsia="Arial" w:hAnsi="Arial"/>
+          <w:b w:val="false"/>
+          <w:bCs w:val="false"/>
+          <w:i/>
+          <w:iCs/>
+          <w:color w:val="666666"/>
+          <w:sz w:val="18"/>
+          <w:szCs w:val="18"/>
+        </w:rPr>
+        <w:t xml:space="preserve"> (действует с 01.01.2026 по 31.12.2026); письмо Минфина России от 23.01.2026 № 03-11-09/4303 — позиция ведомства. Проверено 27.10.2026</w:t>
       </w:r>
     </w:p>
     <w:p>
@@ -1506,7 +1618,57 @@
           <w:sz w:val="18"/>
           <w:szCs w:val="18"/>
         </w:rPr>
-        <w:t xml:space="preserve">Источник: п. 2 ст. 346.21 НК РФ в ред. ФЗ от 29.10.2024 № 362-ФЗ; письмо ФНС России от 27.12.2024 № СД-4-3/14727@. Проверено 27.10.2026</w:t>
+        <w:t xml:space="preserve">Источник: </w:t>
+      </w:r>
+      <w:hyperlink w:history="1" r:id="rIduuioika-ua65cy1nczn5e">
+        <w:r>
+          <w:rPr>
+            <w:rFonts w:ascii="Arial" w:cs="Arial" w:eastAsia="Arial" w:hAnsi="Arial"/>
+            <w:color w:val="0563C1"/>
+            <w:sz w:val="18"/>
+            <w:szCs w:val="18"/>
+            <w:u w:val="single"/>
+          </w:rPr>
+          <w:t xml:space="preserve">п. 2 ст. 346.21 НК РФ</w:t>
+        </w:r>
+      </w:hyperlink>
+      <w:r>
+        <w:rPr>
+          <w:rFonts w:ascii="Arial" w:cs="Arial" w:eastAsia="Arial" w:hAnsi="Arial"/>
+          <w:b w:val="false"/>
+          <w:bCs w:val="false"/>
+          <w:i/>
+          <w:iCs/>
+          <w:color w:val="666666"/>
+          <w:sz w:val="18"/>
+          <w:szCs w:val="18"/>
+        </w:rPr>
+        <w:t xml:space="preserve"> в ред. ФЗ от 29.10.2024 № 362-ФЗ; </w:t>
+      </w:r>
+      <w:hyperlink w:history="1" r:id="rIdlpjq25-trt4ums7qr6laq">
+        <w:r>
+          <w:rPr>
+            <w:rFonts w:ascii="Arial" w:cs="Arial" w:eastAsia="Arial" w:hAnsi="Arial"/>
+            <w:color w:val="0563C1"/>
+            <w:sz w:val="18"/>
+            <w:szCs w:val="18"/>
+            <w:u w:val="single"/>
+          </w:rPr>
+          <w:t xml:space="preserve">письмо ФНС России от 27.12.2024 № СД-4-3/14727@</w:t>
+        </w:r>
+      </w:hyperlink>
+      <w:r>
+        <w:rPr>
+          <w:rFonts w:ascii="Arial" w:cs="Arial" w:eastAsia="Arial" w:hAnsi="Arial"/>
+          <w:b w:val="false"/>
+          <w:bCs w:val="false"/>
+          <w:i/>
+          <w:iCs/>
+          <w:color w:val="666666"/>
+          <w:sz w:val="18"/>
+          <w:szCs w:val="18"/>
+        </w:rPr>
+        <w:t xml:space="preserve">. Проверено 27.10.2026</w:t>
       </w:r>
     </w:p>
     <w:p>
@@ -1857,83 +2019,20 @@
           <w:sz w:val="18"/>
           <w:szCs w:val="18"/>
         </w:rPr>
-        <w:t xml:space="preserve">Источник: п. 4 ст. 346.20 НК РФ; Федеральный закон от 29.12.2014 № 477-ФЗ. Проверено 27.10.2026</w:t>
-      </w:r>
-    </w:p>
-    <w:p>
-      <w:pPr>
-        <w:spacing w:after="120" w:before="300"/>
-      </w:pPr>
-      <w:r>
-        <w:rPr>
-          <w:rFonts w:ascii="Arial" w:cs="Arial" w:eastAsia="Arial" w:hAnsi="Arial"/>
-          <w:b/>
-          <w:bCs/>
-          <w:color w:val="1F3864"/>
-          <w:sz w:val="26"/>
-          <w:szCs w:val="26"/>
-        </w:rPr>
-        <w:t xml:space="preserve">Налоги в новых регионах в 2026 году</w:t>
-      </w:r>
-    </w:p>
-    <w:p>
-      <w:pPr>
-        <w:shd w:fill="D9EAD3" w:color="auto" w:val="clear"/>
-        <w:spacing w:after="40" w:before="160"/>
-      </w:pPr>
-      <w:r>
-        <w:rPr>
-          <w:rFonts w:ascii="Arial" w:cs="Arial" w:eastAsia="Arial" w:hAnsi="Arial"/>
-          <w:b/>
-          <w:bCs/>
-          <w:color w:val="444444"/>
-          <w:sz w:val="16"/>
-          <w:szCs w:val="16"/>
-        </w:rPr>
-        <w:t xml:space="preserve">▌ДОБАВЛЕНО ПО ТЗ</w:t>
-      </w:r>
-    </w:p>
-    <w:p>
-      <w:pPr>
-        <w:shd w:fill="D9EAD3" w:color="auto" w:val="clear"/>
-        <w:spacing w:after="140" w:line="300"/>
-      </w:pPr>
-      <w:r>
-        <w:rPr>
-          <w:rFonts w:ascii="Times New Roman" w:cs="Times New Roman" w:eastAsia="Times New Roman" w:hAnsi="Times New Roman"/>
-          <w:b w:val="false"/>
-          <w:bCs w:val="false"/>
-          <w:i w:val="false"/>
-          <w:iCs w:val="false"/>
-          <w:sz w:val="22"/>
-          <w:szCs w:val="22"/>
-        </w:rPr>
-        <w:t xml:space="preserve">Для Донецкой Народной Республики, Луганской Народной Республики, Запорожской и Херсонской областей Налоговый кодекс устанавливает особые правила переходного периода. По пункту 3.1 статьи 346.20 НК РФ законы этих субъектов могли снижать ставку УСН вплоть до 0% — и для всех налогоплательщиков, и для отдельных категорий — за 2023 и 2024 годы; повышать установленную ставку в этот период нельзя.</w:t>
-      </w:r>
-    </w:p>
-    <w:p>
-      <w:pPr>
-        <w:shd w:fill="D9EAD3" w:color="auto" w:val="clear"/>
-        <w:spacing w:after="140" w:line="300"/>
-      </w:pPr>
-      <w:r>
-        <w:rPr>
-          <w:rFonts w:ascii="Times New Roman" w:cs="Times New Roman" w:eastAsia="Times New Roman" w:hAnsi="Times New Roman"/>
-          <w:b w:val="false"/>
-          <w:bCs w:val="false"/>
-          <w:i w:val="false"/>
-          <w:iCs w:val="false"/>
-          <w:sz w:val="22"/>
-          <w:szCs w:val="22"/>
-        </w:rPr>
-        <w:t xml:space="preserve">На какой ставке эти регионы работают в 2026 году, нужно смотреть в законе конкретного субъекта: общей нормы, которая распространяла бы право на нулевую ставку на 2026 год, в статье 346.20 нет. Если ваш бизнес зарегистрирован в одном из этих регионов или планирует туда выходить, это тот случай, когда ориентироваться на обзоры нельзя — только на действующий региональный закон и на разъяснение своей инспекции.</w:t>
-      </w:r>
-    </w:p>
-    <w:p>
-      <w:pPr>
-        <w:shd w:fill="D9EAD3" w:color="auto" w:val="clear"/>
-        <w:spacing w:after="140"/>
-      </w:pPr>
+        <w:t xml:space="preserve">Источник: </w:t>
+      </w:r>
+      <w:hyperlink w:history="1" r:id="rIdkmsjqnyltw-pw_e07cw9r">
+        <w:r>
+          <w:rPr>
+            <w:rFonts w:ascii="Arial" w:cs="Arial" w:eastAsia="Arial" w:hAnsi="Arial"/>
+            <w:color w:val="0563C1"/>
+            <w:sz w:val="18"/>
+            <w:szCs w:val="18"/>
+            <w:u w:val="single"/>
+          </w:rPr>
+          <w:t xml:space="preserve">п. 4 ст. 346.20 НК РФ</w:t>
+        </w:r>
+      </w:hyperlink>
       <w:r>
         <w:rPr>
           <w:rFonts w:ascii="Arial" w:cs="Arial" w:eastAsia="Arial" w:hAnsi="Arial"/>
@@ -1945,13 +2044,82 @@
           <w:sz w:val="18"/>
           <w:szCs w:val="18"/>
         </w:rPr>
-        <w:t xml:space="preserve">ТЗ просило дать блок кратко, без самостоятельного материала о налоговой системе новых регионов. Утверждать, что нулевая ставка действует там и в 2026 году, я не стал: пункт 3.1 говорит о 2023 и 2024 годах, подтверждения продления в тексте статьи нет.</w:t>
-      </w:r>
-    </w:p>
-    <w:p>
-      <w:pPr>
-        <w:spacing w:after="160"/>
-        <w:ind w:left="200"/>
+        <w:t xml:space="preserve">; Федеральный закон от 29.12.2014 № 477-ФЗ. Проверено 27.10.2026</w:t>
+      </w:r>
+    </w:p>
+    <w:p>
+      <w:pPr>
+        <w:spacing w:after="120" w:before="300"/>
+      </w:pPr>
+      <w:r>
+        <w:rPr>
+          <w:rFonts w:ascii="Arial" w:cs="Arial" w:eastAsia="Arial" w:hAnsi="Arial"/>
+          <w:b/>
+          <w:bCs/>
+          <w:color w:val="1F3864"/>
+          <w:sz w:val="26"/>
+          <w:szCs w:val="26"/>
+        </w:rPr>
+        <w:t xml:space="preserve">Налоги в новых регионах в 2026 году</w:t>
+      </w:r>
+    </w:p>
+    <w:p>
+      <w:pPr>
+        <w:shd w:fill="D9EAD3" w:color="auto" w:val="clear"/>
+        <w:spacing w:after="40" w:before="160"/>
+      </w:pPr>
+      <w:r>
+        <w:rPr>
+          <w:rFonts w:ascii="Arial" w:cs="Arial" w:eastAsia="Arial" w:hAnsi="Arial"/>
+          <w:b/>
+          <w:bCs/>
+          <w:color w:val="444444"/>
+          <w:sz w:val="16"/>
+          <w:szCs w:val="16"/>
+        </w:rPr>
+        <w:t xml:space="preserve">▌ДОБАВЛЕНО ПО ТЗ</w:t>
+      </w:r>
+    </w:p>
+    <w:p>
+      <w:pPr>
+        <w:shd w:fill="D9EAD3" w:color="auto" w:val="clear"/>
+        <w:spacing w:after="140" w:line="300"/>
+      </w:pPr>
+      <w:r>
+        <w:rPr>
+          <w:rFonts w:ascii="Times New Roman" w:cs="Times New Roman" w:eastAsia="Times New Roman" w:hAnsi="Times New Roman"/>
+          <w:b w:val="false"/>
+          <w:bCs w:val="false"/>
+          <w:i w:val="false"/>
+          <w:iCs w:val="false"/>
+          <w:sz w:val="22"/>
+          <w:szCs w:val="22"/>
+        </w:rPr>
+        <w:t xml:space="preserve">Для Донецкой Народной Республики, Луганской Народной Республики, Запорожской и Херсонской областей Налоговый кодекс устанавливает особые правила переходного периода. По пункту 3.1 статьи 346.20 НК РФ законы этих субъектов могли снижать ставку УСН вплоть до 0% — и для всех налогоплательщиков, и для отдельных категорий — за 2023 и 2024 годы; повышать установленную ставку в этот период нельзя.</w:t>
+      </w:r>
+    </w:p>
+    <w:p>
+      <w:pPr>
+        <w:shd w:fill="D9EAD3" w:color="auto" w:val="clear"/>
+        <w:spacing w:after="140" w:line="300"/>
+      </w:pPr>
+      <w:r>
+        <w:rPr>
+          <w:rFonts w:ascii="Times New Roman" w:cs="Times New Roman" w:eastAsia="Times New Roman" w:hAnsi="Times New Roman"/>
+          <w:b w:val="false"/>
+          <w:bCs w:val="false"/>
+          <w:i w:val="false"/>
+          <w:iCs w:val="false"/>
+          <w:sz w:val="22"/>
+          <w:szCs w:val="22"/>
+        </w:rPr>
+        <w:t xml:space="preserve">На какой ставке эти регионы работают в 2026 году, нужно смотреть в законе конкретного субъекта: общей нормы, которая распространяла бы право на нулевую ставку на 2026 год, в статье 346.20 нет. Если ваш бизнес зарегистрирован в одном из этих регионов или планирует туда выходить, это тот случай, когда ориентироваться на обзоры нельзя — только на действующий региональный закон и на разъяснение своей инспекции.</w:t>
+      </w:r>
+    </w:p>
+    <w:p>
+      <w:pPr>
+        <w:shd w:fill="D9EAD3" w:color="auto" w:val="clear"/>
+        <w:spacing w:after="140"/>
       </w:pPr>
       <w:r>
         <w:rPr>
@@ -1964,7 +2132,51 @@
           <w:sz w:val="18"/>
           <w:szCs w:val="18"/>
         </w:rPr>
-        <w:t xml:space="preserve">Источник: п. 3.1 ст. 346.20 НК РФ. Проверено 27.10.2026</w:t>
+        <w:t xml:space="preserve">ТЗ просило дать блок кратко, без самостоятельного материала о налоговой системе новых регионов. Утверждать, что нулевая ставка действует там и в 2026 году, я не стал: пункт 3.1 говорит о 2023 и 2024 годах, подтверждения продления в тексте статьи нет.</w:t>
+      </w:r>
+    </w:p>
+    <w:p>
+      <w:pPr>
+        <w:spacing w:after="160"/>
+        <w:ind w:left="200"/>
+      </w:pPr>
+      <w:r>
+        <w:rPr>
+          <w:rFonts w:ascii="Arial" w:cs="Arial" w:eastAsia="Arial" w:hAnsi="Arial"/>
+          <w:b w:val="false"/>
+          <w:bCs w:val="false"/>
+          <w:i/>
+          <w:iCs/>
+          <w:color w:val="666666"/>
+          <w:sz w:val="18"/>
+          <w:szCs w:val="18"/>
+        </w:rPr>
+        <w:t xml:space="preserve">Источник: </w:t>
+      </w:r>
+      <w:hyperlink w:history="1" r:id="rIdlaqo-sskq-lbdmg8pkhny">
+        <w:r>
+          <w:rPr>
+            <w:rFonts w:ascii="Arial" w:cs="Arial" w:eastAsia="Arial" w:hAnsi="Arial"/>
+            <w:color w:val="0563C1"/>
+            <w:sz w:val="18"/>
+            <w:szCs w:val="18"/>
+            <w:u w:val="single"/>
+          </w:rPr>
+          <w:t xml:space="preserve">п. 3.1 ст. 346.20 НК РФ</w:t>
+        </w:r>
+      </w:hyperlink>
+      <w:r>
+        <w:rPr>
+          <w:rFonts w:ascii="Arial" w:cs="Arial" w:eastAsia="Arial" w:hAnsi="Arial"/>
+          <w:b w:val="false"/>
+          <w:bCs w:val="false"/>
+          <w:i/>
+          <w:iCs/>
+          <w:color w:val="666666"/>
+          <w:sz w:val="18"/>
+          <w:szCs w:val="18"/>
+        </w:rPr>
+        <w:t xml:space="preserve">. Проверено 27.10.2026</w:t>
       </w:r>
     </w:p>
     <w:p>
@@ -2524,7 +2736,7 @@
         <w:shd w:fill="D9EAD3" w:color="auto" w:val="clear"/>
         <w:spacing w:after="80" w:line="300"/>
       </w:pPr>
-      <w:hyperlink w:history="1" r:id="rId5suxpvdwkr5xjgezmgx-k">
+      <w:hyperlink w:history="1" r:id="rIdtdzcrgizdafhwsnd2a0i1">
         <w:r>
           <w:rPr>
             <w:rFonts w:ascii="Times New Roman" w:cs="Times New Roman" w:eastAsia="Times New Roman" w:hAnsi="Times New Roman"/>
@@ -2559,7 +2771,7 @@
         <w:shd w:fill="D9EAD3" w:color="auto" w:val="clear"/>
         <w:spacing w:after="80" w:line="300"/>
       </w:pPr>
-      <w:hyperlink w:history="1" r:id="rId_cy5b6o5zr1gmfddvj2a9">
+      <w:hyperlink w:history="1" r:id="rIdakx5uxxdtgsz_bu0soiae">
         <w:r>
           <w:rPr>
             <w:rFonts w:ascii="Times New Roman" w:cs="Times New Roman" w:eastAsia="Times New Roman" w:hAnsi="Times New Roman"/>
@@ -2594,7 +2806,7 @@
         <w:shd w:fill="D9EAD3" w:color="auto" w:val="clear"/>
         <w:spacing w:after="80" w:line="300"/>
       </w:pPr>
-      <w:hyperlink w:history="1" r:id="rIdvnldfn9-1_rggq6chbmjs">
+      <w:hyperlink w:history="1" r:id="rId7pnm_2ajugzqcee5jwerq">
         <w:r>
           <w:rPr>
             <w:rFonts w:ascii="Times New Roman" w:cs="Times New Roman" w:eastAsia="Times New Roman" w:hAnsi="Times New Roman"/>
@@ -2753,6 +2965,18 @@
             <w:pPr>
               <w:spacing w:after="40"/>
             </w:pPr>
+            <w:hyperlink w:history="1" r:id="rIdejjom8tb-md7-g9k9vydf">
+              <w:r>
+                <w:rPr>
+                  <w:rFonts w:ascii="Times New Roman" w:cs="Times New Roman" w:eastAsia="Times New Roman" w:hAnsi="Times New Roman"/>
+                  <w:color w:val="0563C1"/>
+                  <w:sz w:val="20"/>
+                  <w:szCs w:val="20"/>
+                  <w:u w:val="single"/>
+                </w:rPr>
+                <w:t xml:space="preserve">п. 1 и п. 2 ст. 346.20 НК РФ</w:t>
+              </w:r>
+            </w:hyperlink>
             <w:r>
               <w:rPr>
                 <w:rFonts w:ascii="Times New Roman" w:cs="Times New Roman" w:eastAsia="Times New Roman" w:hAnsi="Times New Roman"/>
@@ -2763,8 +2987,20 @@
                 <w:sz w:val="20"/>
                 <w:szCs w:val="20"/>
               </w:rPr>
-              <w:t xml:space="preserve">п. 1 и п. 2 ст. 346.20 НК РФ в редакции Федерального закона от 28.11.2025 № 425-ФЗ</w:t>
+              <w:t xml:space="preserve"> в редакции </w:t>
             </w:r>
+            <w:hyperlink w:history="1" r:id="rIdmb_ashxym7ypk6loycmnf">
+              <w:r>
+                <w:rPr>
+                  <w:rFonts w:ascii="Times New Roman" w:cs="Times New Roman" w:eastAsia="Times New Roman" w:hAnsi="Times New Roman"/>
+                  <w:color w:val="0563C1"/>
+                  <w:sz w:val="20"/>
+                  <w:szCs w:val="20"/>
+                  <w:u w:val="single"/>
+                </w:rPr>
+                <w:t xml:space="preserve">Федерального закона от 28.11.2025 № 425-ФЗ</w:t>
+              </w:r>
+            </w:hyperlink>
           </w:p>
         </w:tc>
       </w:tr>
@@ -2804,18 +3040,18 @@
             <w:pPr>
               <w:spacing w:after="40"/>
             </w:pPr>
-            <w:r>
-              <w:rPr>
-                <w:rFonts w:ascii="Times New Roman" w:cs="Times New Roman" w:eastAsia="Times New Roman" w:hAnsi="Times New Roman"/>
-                <w:b w:val="false"/>
-                <w:bCs w:val="false"/>
-                <w:i w:val="false"/>
-                <w:iCs w:val="false"/>
-                <w:sz w:val="20"/>
-                <w:szCs w:val="20"/>
-              </w:rPr>
-              <w:t xml:space="preserve">распоряжение Правительства РФ от 30.12.2025 № 4176-р</w:t>
-            </w:r>
+            <w:hyperlink w:history="1" r:id="rIdjyitrpa4jqvk2vhcg0xu0">
+              <w:r>
+                <w:rPr>
+                  <w:rFonts w:ascii="Times New Roman" w:cs="Times New Roman" w:eastAsia="Times New Roman" w:hAnsi="Times New Roman"/>
+                  <w:color w:val="0563C1"/>
+                  <w:sz w:val="20"/>
+                  <w:szCs w:val="20"/>
+                  <w:u w:val="single"/>
+                </w:rPr>
+                <w:t xml:space="preserve">распоряжение Правительства РФ от 30.12.2025 № 4176-р</w:t>
+              </w:r>
+            </w:hyperlink>
           </w:p>
         </w:tc>
       </w:tr>
@@ -2906,6 +3142,18 @@
             <w:pPr>
               <w:spacing w:after="40"/>
             </w:pPr>
+            <w:hyperlink w:history="1" r:id="rId5mzlkejpwzlpnlxsn_kum">
+              <w:r>
+                <w:rPr>
+                  <w:rFonts w:ascii="Times New Roman" w:cs="Times New Roman" w:eastAsia="Times New Roman" w:hAnsi="Times New Roman"/>
+                  <w:color w:val="0563C1"/>
+                  <w:sz w:val="20"/>
+                  <w:szCs w:val="20"/>
+                  <w:u w:val="single"/>
+                </w:rPr>
+                <w:t xml:space="preserve">п. 4 ст. 346.20 НК РФ</w:t>
+              </w:r>
+            </w:hyperlink>
             <w:r>
               <w:rPr>
                 <w:rFonts w:ascii="Times New Roman" w:cs="Times New Roman" w:eastAsia="Times New Roman" w:hAnsi="Times New Roman"/>
@@ -2916,7 +3164,7 @@
                 <w:sz w:val="20"/>
                 <w:szCs w:val="20"/>
               </w:rPr>
-              <w:t xml:space="preserve">п. 4 ст. 346.20 НК РФ; Федеральный закон от 29.12.2014 № 477-ФЗ</w:t>
+              <w:t xml:space="preserve">; Федеральный закон от 29.12.2014 № 477-ФЗ</w:t>
             </w:r>
           </w:p>
         </w:tc>
@@ -2957,6 +3205,18 @@
             <w:pPr>
               <w:spacing w:after="40"/>
             </w:pPr>
+            <w:hyperlink w:history="1" r:id="rId5zznoqofllrrcufszaox5">
+              <w:r>
+                <w:rPr>
+                  <w:rFonts w:ascii="Times New Roman" w:cs="Times New Roman" w:eastAsia="Times New Roman" w:hAnsi="Times New Roman"/>
+                  <w:color w:val="0563C1"/>
+                  <w:sz w:val="20"/>
+                  <w:szCs w:val="20"/>
+                  <w:u w:val="single"/>
+                </w:rPr>
+                <w:t xml:space="preserve">п. 2 ст. 346.21 НК РФ</w:t>
+              </w:r>
+            </w:hyperlink>
             <w:r>
               <w:rPr>
                 <w:rFonts w:ascii="Times New Roman" w:cs="Times New Roman" w:eastAsia="Times New Roman" w:hAnsi="Times New Roman"/>
@@ -2967,8 +3227,20 @@
                 <w:sz w:val="20"/>
                 <w:szCs w:val="20"/>
               </w:rPr>
-              <w:t xml:space="preserve">п. 2 ст. 346.21 НК РФ в ред. ФЗ от 29.10.2024 № 362-ФЗ; письмо ФНС России от 27.12.2024 № СД-4-3/14727@</w:t>
+              <w:t xml:space="preserve"> в ред. ФЗ от 29.10.2024 № 362-ФЗ; </w:t>
             </w:r>
+            <w:hyperlink w:history="1" r:id="rIdq19gct2l7lpkgbrmicjlb">
+              <w:r>
+                <w:rPr>
+                  <w:rFonts w:ascii="Times New Roman" w:cs="Times New Roman" w:eastAsia="Times New Roman" w:hAnsi="Times New Roman"/>
+                  <w:color w:val="0563C1"/>
+                  <w:sz w:val="20"/>
+                  <w:szCs w:val="20"/>
+                  <w:u w:val="single"/>
+                </w:rPr>
+                <w:t xml:space="preserve">письмо ФНС России от 27.12.2024 № СД-4-3/14727@</w:t>
+              </w:r>
+            </w:hyperlink>
           </w:p>
         </w:tc>
       </w:tr>
@@ -3008,18 +3280,18 @@
             <w:pPr>
               <w:spacing w:after="40"/>
             </w:pPr>
-            <w:r>
-              <w:rPr>
-                <w:rFonts w:ascii="Times New Roman" w:cs="Times New Roman" w:eastAsia="Times New Roman" w:hAnsi="Times New Roman"/>
-                <w:b w:val="false"/>
-                <w:bCs w:val="false"/>
-                <w:i w:val="false"/>
-                <w:iCs w:val="false"/>
-                <w:sz w:val="20"/>
-                <w:szCs w:val="20"/>
-              </w:rPr>
-              <w:t xml:space="preserve">п. 3.1 ст. 346.20 НК РФ</w:t>
-            </w:r>
+            <w:hyperlink w:history="1" r:id="rIdjof_l6tkxzbevinb1rwae">
+              <w:r>
+                <w:rPr>
+                  <w:rFonts w:ascii="Times New Roman" w:cs="Times New Roman" w:eastAsia="Times New Roman" w:hAnsi="Times New Roman"/>
+                  <w:color w:val="0563C1"/>
+                  <w:sz w:val="20"/>
+                  <w:szCs w:val="20"/>
+                  <w:u w:val="single"/>
+                </w:rPr>
+                <w:t xml:space="preserve">п. 3.1 ст. 346.20 НК РФ</w:t>
+              </w:r>
+            </w:hyperlink>
           </w:p>
         </w:tc>
       </w:tr>

--- a/05-content/articles/regionalnye-lgoty/statya-2-regionalnye-lgoty.docx
+++ b/05-content/articles/regionalnye-lgoty/statya-2-regionalnye-lgoty.docx
@@ -128,7 +128,7 @@
         </w:rPr>
         <w:t xml:space="preserve">Дорабатываем статью: </w:t>
       </w:r>
-      <w:hyperlink w:history="1" r:id="rIdfqjwcvuxve7zf77rxlfmw">
+      <w:hyperlink w:history="1" r:id="rIdq3lbjo51ozqeos_rqady5">
         <w:r>
           <w:rPr>
             <w:rFonts w:ascii="Arial" w:cs="Arial" w:eastAsia="Arial" w:hAnsi="Arial"/>
@@ -433,7 +433,7 @@
         </w:rPr>
         <w:t xml:space="preserve">Источник: </w:t>
       </w:r>
-      <w:hyperlink w:history="1" r:id="rIdwjhlmb-qskxdzbchmwf5v">
+      <w:hyperlink w:history="1" r:id="rIduuve2nukpljoiz3ppl39j">
         <w:r>
           <w:rPr>
             <w:rFonts w:ascii="Arial" w:cs="Arial" w:eastAsia="Arial" w:hAnsi="Arial"/>
@@ -458,7 +458,7 @@
         </w:rPr>
         <w:t xml:space="preserve"> в ред. </w:t>
       </w:r>
-      <w:hyperlink w:history="1" r:id="rIdmtobpveoo9cgxfmtngm6z">
+      <w:hyperlink w:history="1" r:id="rIdphfa1pm3mmkatfqndyy4g">
         <w:r>
           <w:rPr>
             <w:rFonts w:ascii="Arial" w:cs="Arial" w:eastAsia="Arial" w:hAnsi="Arial"/>
@@ -483,7 +483,7 @@
         </w:rPr>
         <w:t xml:space="preserve">; </w:t>
       </w:r>
-      <w:hyperlink w:history="1" r:id="rIdbnf26e9ko2re2nttbgc6_">
+      <w:hyperlink w:history="1" r:id="rIdcco-ih59pslp6dr68mdl2">
         <w:r>
           <w:rPr>
             <w:rFonts w:ascii="Arial" w:cs="Arial" w:eastAsia="Arial" w:hAnsi="Arial"/>
@@ -508,7 +508,7 @@
         </w:rPr>
         <w:t xml:space="preserve">; </w:t>
       </w:r>
-      <w:hyperlink w:history="1" r:id="rIdpvcrbgnnawwyietntm58w">
+      <w:hyperlink w:history="1" r:id="rIddniby81e-o4t8kcibihhs">
         <w:r>
           <w:rPr>
             <w:rFonts w:ascii="Arial" w:cs="Arial" w:eastAsia="Arial" w:hAnsi="Arial"/>
@@ -780,7 +780,7 @@
         </w:rPr>
         <w:t xml:space="preserve">Источник: </w:t>
       </w:r>
-      <w:hyperlink w:history="1" r:id="rIdfdnkkzkq0p96xdbig1vtc">
+      <w:hyperlink w:history="1" r:id="rId4d-2tsizecmab8l-y6kza">
         <w:r>
           <w:rPr>
             <w:rFonts w:ascii="Arial" w:cs="Arial" w:eastAsia="Arial" w:hAnsi="Arial"/>
@@ -1211,19 +1211,18 @@
     </w:p>
     <w:p>
       <w:pPr>
-        <w:spacing w:after="140" w:line="300"/>
-      </w:pPr>
-      <w:r>
-        <w:rPr>
-          <w:rFonts w:ascii="Times New Roman" w:cs="Times New Roman" w:eastAsia="Times New Roman" w:hAnsi="Times New Roman"/>
-          <w:b w:val="false"/>
-          <w:bCs w:val="false"/>
-          <w:i w:val="false"/>
-          <w:iCs w:val="false"/>
-          <w:sz w:val="22"/>
-          <w:szCs w:val="22"/>
-        </w:rPr>
-        <w:t xml:space="preserve">О региональных льготах можно узнать на сайте налоговой в разделе «Особенности регионального законодательства». Также можно уточнить информацию по единому телефонному номеру ФНС либо через личный кабинет на сайте налоговой.</w:t>
+        <w:spacing w:after="120" w:before="200"/>
+      </w:pPr>
+      <w:r>
+        <w:rPr>
+          <w:rFonts w:ascii="Arial" w:cs="Arial" w:eastAsia="Arial" w:hAnsi="Arial"/>
+          <w:b/>
+          <w:bCs/>
+          <w:color w:val="23251F"/>
+          <w:sz w:val="22"/>
+          <w:szCs w:val="22"/>
+        </w:rPr>
+        <w:t xml:space="preserve">Пример: что установил Алтайский край</w:t>
       </w:r>
     </w:p>
     <w:p>
@@ -1258,7 +1257,429 @@
           <w:sz w:val="22"/>
           <w:szCs w:val="22"/>
         </w:rPr>
-        <w:t xml:space="preserve">Где смотреть:</w:t>
+        <w:t xml:space="preserve">Покажем проверку на своём регионе — мы работаем в Барнауле, и этот закон читали в тексте, а не в сводной таблице.</w:t>
+      </w:r>
+    </w:p>
+    <w:tbl>
+      <w:tblPr>
+        <w:tblW w:type="dxa" w:w="9000"/>
+        <w:tblBorders>
+          <w:top w:val="single" w:color="auto" w:sz="4"/>
+          <w:left w:val="single" w:color="auto" w:sz="4"/>
+          <w:bottom w:val="single" w:color="auto" w:sz="4"/>
+          <w:right w:val="single" w:color="auto" w:sz="4"/>
+          <w:insideH w:val="single" w:color="auto" w:sz="4"/>
+          <w:insideV w:val="single" w:color="auto" w:sz="4"/>
+        </w:tblBorders>
+      </w:tblPr>
+      <w:tblGrid>
+        <w:gridCol w:w="2600"/>
+        <w:gridCol w:w="3200"/>
+        <w:gridCol w:w="3200"/>
+      </w:tblGrid>
+      <w:tr>
+        <w:trPr>
+          <w:tblHeader/>
+        </w:trPr>
+        <w:tc>
+          <w:tcPr>
+            <w:tcW w:type="dxa" w:w="2600"/>
+            <w:shd w:fill="EFEFEF" w:color="auto" w:val="clear"/>
+          </w:tcPr>
+          <w:p>
+            <w:pPr>
+              <w:spacing w:after="40"/>
+            </w:pPr>
+            <w:r>
+              <w:rPr>
+                <w:rFonts w:ascii="Times New Roman" w:cs="Times New Roman" w:eastAsia="Times New Roman" w:hAnsi="Times New Roman"/>
+                <w:b/>
+                <w:bCs/>
+                <w:sz w:val="20"/>
+                <w:szCs w:val="20"/>
+              </w:rPr>
+              <w:t xml:space="preserve">Ставка</w:t>
+            </w:r>
+          </w:p>
+        </w:tc>
+        <w:tc>
+          <w:tcPr>
+            <w:tcW w:type="dxa" w:w="3200"/>
+            <w:shd w:fill="EFEFEF" w:color="auto" w:val="clear"/>
+          </w:tcPr>
+          <w:p>
+            <w:pPr>
+              <w:spacing w:after="40"/>
+            </w:pPr>
+            <w:r>
+              <w:rPr>
+                <w:rFonts w:ascii="Times New Roman" w:cs="Times New Roman" w:eastAsia="Times New Roman" w:hAnsi="Times New Roman"/>
+                <w:b/>
+                <w:bCs/>
+                <w:sz w:val="20"/>
+                <w:szCs w:val="20"/>
+              </w:rPr>
+              <w:t xml:space="preserve">Кому</w:t>
+            </w:r>
+          </w:p>
+        </w:tc>
+        <w:tc>
+          <w:tcPr>
+            <w:tcW w:type="dxa" w:w="3200"/>
+            <w:shd w:fill="EFEFEF" w:color="auto" w:val="clear"/>
+          </w:tcPr>
+          <w:p>
+            <w:pPr>
+              <w:spacing w:after="40"/>
+            </w:pPr>
+            <w:r>
+              <w:rPr>
+                <w:rFonts w:ascii="Times New Roman" w:cs="Times New Roman" w:eastAsia="Times New Roman" w:hAnsi="Times New Roman"/>
+                <w:b/>
+                <w:bCs/>
+                <w:sz w:val="20"/>
+                <w:szCs w:val="20"/>
+              </w:rPr>
+              <w:t xml:space="preserve">Основание</w:t>
+            </w:r>
+          </w:p>
+        </w:tc>
+      </w:tr>
+      <w:tr>
+        <w:trPr>
+          <w:tblHeader w:val="false"/>
+        </w:trPr>
+        <w:tc>
+          <w:tcPr>
+            <w:tcW w:type="dxa" w:w="2600"/>
+            <w:shd w:fill="D9EAD3" w:color="auto" w:val="clear"/>
+          </w:tcPr>
+          <w:p>
+            <w:pPr>
+              <w:spacing w:after="40"/>
+            </w:pPr>
+            <w:r>
+              <w:rPr>
+                <w:rFonts w:ascii="Times New Roman" w:cs="Times New Roman" w:eastAsia="Times New Roman" w:hAnsi="Times New Roman"/>
+                <w:b/>
+                <w:bCs/>
+                <w:i w:val="false"/>
+                <w:iCs w:val="false"/>
+                <w:sz w:val="20"/>
+                <w:szCs w:val="20"/>
+              </w:rPr>
+              <w:t xml:space="preserve">3%</w:t>
+            </w:r>
+            <w:r>
+              <w:rPr>
+                <w:rFonts w:ascii="Times New Roman" w:cs="Times New Roman" w:eastAsia="Times New Roman" w:hAnsi="Times New Roman"/>
+                <w:b w:val="false"/>
+                <w:bCs w:val="false"/>
+                <w:i w:val="false"/>
+                <w:iCs w:val="false"/>
+                <w:sz w:val="20"/>
+                <w:szCs w:val="20"/>
+              </w:rPr>
+              <w:t xml:space="preserve"> — «доходы»</w:t>
+            </w:r>
+            <w:r>
+              <w:rPr>
+                <w:rFonts w:ascii="Times New Roman" w:cs="Times New Roman" w:eastAsia="Times New Roman" w:hAnsi="Times New Roman"/>
+                <w:b/>
+                <w:bCs/>
+                <w:i w:val="false"/>
+                <w:iCs w:val="false"/>
+                <w:sz w:val="20"/>
+                <w:szCs w:val="20"/>
+              </w:rPr>
+              <w:t xml:space="preserve">7,5%</w:t>
+            </w:r>
+            <w:r>
+              <w:rPr>
+                <w:rFonts w:ascii="Times New Roman" w:cs="Times New Roman" w:eastAsia="Times New Roman" w:hAnsi="Times New Roman"/>
+                <w:b w:val="false"/>
+                <w:bCs w:val="false"/>
+                <w:i w:val="false"/>
+                <w:iCs w:val="false"/>
+                <w:sz w:val="20"/>
+                <w:szCs w:val="20"/>
+              </w:rPr>
+              <w:t xml:space="preserve"> — «доходы минус расходы»</w:t>
+            </w:r>
+          </w:p>
+        </w:tc>
+        <w:tc>
+          <w:tcPr>
+            <w:tcW w:type="dxa" w:w="3200"/>
+            <w:shd w:fill="D9EAD3" w:color="auto" w:val="clear"/>
+          </w:tcPr>
+          <w:p>
+            <w:pPr>
+              <w:spacing w:after="40"/>
+            </w:pPr>
+            <w:r>
+              <w:rPr>
+                <w:rFonts w:ascii="Times New Roman" w:cs="Times New Roman" w:eastAsia="Times New Roman" w:hAnsi="Times New Roman"/>
+                <w:b w:val="false"/>
+                <w:bCs w:val="false"/>
+                <w:i w:val="false"/>
+                <w:iCs w:val="false"/>
+                <w:sz w:val="20"/>
+                <w:szCs w:val="20"/>
+              </w:rPr>
+              <w:t xml:space="preserve">отдельным категориям по видам деятельности из приложений к закону</w:t>
+            </w:r>
+          </w:p>
+        </w:tc>
+        <w:tc>
+          <w:tcPr>
+            <w:tcW w:type="dxa" w:w="3200"/>
+            <w:shd w:fill="D9EAD3" w:color="auto" w:val="clear"/>
+          </w:tcPr>
+          <w:p>
+            <w:pPr>
+              <w:spacing w:after="40"/>
+            </w:pPr>
+            <w:r>
+              <w:rPr>
+                <w:rFonts w:ascii="Times New Roman" w:cs="Times New Roman" w:eastAsia="Times New Roman" w:hAnsi="Times New Roman"/>
+                <w:b w:val="false"/>
+                <w:bCs w:val="false"/>
+                <w:i w:val="false"/>
+                <w:iCs w:val="false"/>
+                <w:sz w:val="20"/>
+                <w:szCs w:val="20"/>
+              </w:rPr>
+              <w:t xml:space="preserve">ч. 1 и 2 ст. 1 Закона Алтайского края от 30.11.2017 № 89-ЗС, в редакции от 02.11.2022</w:t>
+            </w:r>
+          </w:p>
+        </w:tc>
+      </w:tr>
+      <w:tr>
+        <w:trPr>
+          <w:tblHeader w:val="false"/>
+        </w:trPr>
+        <w:tc>
+          <w:tcPr>
+            <w:tcW w:type="dxa" w:w="2600"/>
+            <w:shd w:fill="D9EAD3" w:color="auto" w:val="clear"/>
+          </w:tcPr>
+          <w:p>
+            <w:pPr>
+              <w:spacing w:after="40"/>
+            </w:pPr>
+            <w:r>
+              <w:rPr>
+                <w:rFonts w:ascii="Times New Roman" w:cs="Times New Roman" w:eastAsia="Times New Roman" w:hAnsi="Times New Roman"/>
+                <w:b/>
+                <w:bCs/>
+                <w:i w:val="false"/>
+                <w:iCs w:val="false"/>
+                <w:sz w:val="20"/>
+                <w:szCs w:val="20"/>
+              </w:rPr>
+              <w:t xml:space="preserve">1%</w:t>
+            </w:r>
+            <w:r>
+              <w:rPr>
+                <w:rFonts w:ascii="Times New Roman" w:cs="Times New Roman" w:eastAsia="Times New Roman" w:hAnsi="Times New Roman"/>
+                <w:b w:val="false"/>
+                <w:bCs w:val="false"/>
+                <w:i w:val="false"/>
+                <w:iCs w:val="false"/>
+                <w:sz w:val="20"/>
+                <w:szCs w:val="20"/>
+              </w:rPr>
+              <w:t xml:space="preserve"> — «доходы»</w:t>
+            </w:r>
+            <w:r>
+              <w:rPr>
+                <w:rFonts w:ascii="Times New Roman" w:cs="Times New Roman" w:eastAsia="Times New Roman" w:hAnsi="Times New Roman"/>
+                <w:b/>
+                <w:bCs/>
+                <w:i w:val="false"/>
+                <w:iCs w:val="false"/>
+                <w:sz w:val="20"/>
+                <w:szCs w:val="20"/>
+              </w:rPr>
+              <w:t xml:space="preserve">5%</w:t>
+            </w:r>
+            <w:r>
+              <w:rPr>
+                <w:rFonts w:ascii="Times New Roman" w:cs="Times New Roman" w:eastAsia="Times New Roman" w:hAnsi="Times New Roman"/>
+                <w:b w:val="false"/>
+                <w:bCs w:val="false"/>
+                <w:i w:val="false"/>
+                <w:iCs w:val="false"/>
+                <w:sz w:val="20"/>
+                <w:szCs w:val="20"/>
+              </w:rPr>
+              <w:t xml:space="preserve"> — «доходы минус расходы»</w:t>
+            </w:r>
+          </w:p>
+        </w:tc>
+        <w:tc>
+          <w:tcPr>
+            <w:tcW w:type="dxa" w:w="3200"/>
+            <w:shd w:fill="D9EAD3" w:color="auto" w:val="clear"/>
+          </w:tcPr>
+          <w:p>
+            <w:pPr>
+              <w:spacing w:after="40"/>
+            </w:pPr>
+            <w:r>
+              <w:rPr>
+                <w:rFonts w:ascii="Times New Roman" w:cs="Times New Roman" w:eastAsia="Times New Roman" w:hAnsi="Times New Roman"/>
+                <w:b w:val="false"/>
+                <w:bCs w:val="false"/>
+                <w:i w:val="false"/>
+                <w:iCs w:val="false"/>
+                <w:sz w:val="20"/>
+                <w:szCs w:val="20"/>
+              </w:rPr>
+              <w:t xml:space="preserve">правообладателям программ для ЭВМ и аккредитованным ИТ-организациям, с 1 января 2023 года</w:t>
+            </w:r>
+          </w:p>
+        </w:tc>
+        <w:tc>
+          <w:tcPr>
+            <w:tcW w:type="dxa" w:w="3200"/>
+            <w:shd w:fill="D9EAD3" w:color="auto" w:val="clear"/>
+          </w:tcPr>
+          <w:p>
+            <w:pPr>
+              <w:spacing w:after="40"/>
+            </w:pPr>
+            <w:r>
+              <w:rPr>
+                <w:rFonts w:ascii="Times New Roman" w:cs="Times New Roman" w:eastAsia="Times New Roman" w:hAnsi="Times New Roman"/>
+                <w:b w:val="false"/>
+                <w:bCs w:val="false"/>
+                <w:i w:val="false"/>
+                <w:iCs w:val="false"/>
+                <w:sz w:val="20"/>
+                <w:szCs w:val="20"/>
+              </w:rPr>
+              <w:t xml:space="preserve">Закон Алтайского края от 02.11.2022 № 101-ЗС</w:t>
+            </w:r>
+          </w:p>
+        </w:tc>
+      </w:tr>
+      <w:tr>
+        <w:trPr>
+          <w:tblHeader w:val="false"/>
+        </w:trPr>
+        <w:tc>
+          <w:tcPr>
+            <w:tcW w:type="dxa" w:w="2600"/>
+            <w:shd w:fill="D9EAD3" w:color="auto" w:val="clear"/>
+          </w:tcPr>
+          <w:p>
+            <w:pPr>
+              <w:spacing w:after="40"/>
+            </w:pPr>
+            <w:r>
+              <w:rPr>
+                <w:rFonts w:ascii="Times New Roman" w:cs="Times New Roman" w:eastAsia="Times New Roman" w:hAnsi="Times New Roman"/>
+                <w:b/>
+                <w:bCs/>
+                <w:i w:val="false"/>
+                <w:iCs w:val="false"/>
+                <w:sz w:val="20"/>
+                <w:szCs w:val="20"/>
+              </w:rPr>
+              <w:t xml:space="preserve">0%</w:t>
+            </w:r>
+            <w:r>
+              <w:rPr>
+                <w:rFonts w:ascii="Times New Roman" w:cs="Times New Roman" w:eastAsia="Times New Roman" w:hAnsi="Times New Roman"/>
+                <w:b w:val="false"/>
+                <w:bCs w:val="false"/>
+                <w:i w:val="false"/>
+                <w:iCs w:val="false"/>
+                <w:sz w:val="20"/>
+                <w:szCs w:val="20"/>
+              </w:rPr>
+              <w:t xml:space="preserve"> на два налоговых периода</w:t>
+            </w:r>
+          </w:p>
+        </w:tc>
+        <w:tc>
+          <w:tcPr>
+            <w:tcW w:type="dxa" w:w="3200"/>
+            <w:shd w:fill="D9EAD3" w:color="auto" w:val="clear"/>
+          </w:tcPr>
+          <w:p>
+            <w:pPr>
+              <w:spacing w:after="40"/>
+            </w:pPr>
+            <w:r>
+              <w:rPr>
+                <w:rFonts w:ascii="Times New Roman" w:cs="Times New Roman" w:eastAsia="Times New Roman" w:hAnsi="Times New Roman"/>
+                <w:b w:val="false"/>
+                <w:bCs w:val="false"/>
+                <w:i w:val="false"/>
+                <w:iCs w:val="false"/>
+                <w:sz w:val="20"/>
+                <w:szCs w:val="20"/>
+              </w:rPr>
+              <w:t xml:space="preserve">впервые зарегистрированным ИП в производственной, социальной, научной сферах и в бытовых услугах населению</w:t>
+            </w:r>
+          </w:p>
+        </w:tc>
+        <w:tc>
+          <w:tcPr>
+            <w:tcW w:type="dxa" w:w="3200"/>
+            <w:shd w:fill="D9EAD3" w:color="auto" w:val="clear"/>
+          </w:tcPr>
+          <w:p>
+            <w:pPr>
+              <w:spacing w:after="40"/>
+            </w:pPr>
+            <w:r>
+              <w:rPr>
+                <w:rFonts w:ascii="Times New Roman" w:cs="Times New Roman" w:eastAsia="Times New Roman" w:hAnsi="Times New Roman"/>
+                <w:b w:val="false"/>
+                <w:bCs w:val="false"/>
+                <w:i w:val="false"/>
+                <w:iCs w:val="false"/>
+                <w:sz w:val="20"/>
+                <w:szCs w:val="20"/>
+              </w:rPr>
+              <w:t xml:space="preserve">Закон Алтайского края от 03.06.2016 № 48-ЗС, в редакции от 07.11.2024; действует до 1 января 2027 года</w:t>
+            </w:r>
+          </w:p>
+        </w:tc>
+      </w:tr>
+    </w:tbl>
+    <w:p>
+      <w:pPr>
+        <w:spacing w:after="100"/>
+      </w:pPr>
+      <w:r>
+        <w:rPr>
+          <w:sz w:val="12"/>
+          <w:szCs w:val="12"/>
+        </w:rPr>
+        <w:t xml:space="preserve"/>
+      </w:r>
+    </w:p>
+    <w:p>
+      <w:pPr>
+        <w:shd w:fill="D9EAD3" w:color="auto" w:val="clear"/>
+        <w:spacing w:after="140" w:line="300"/>
+      </w:pPr>
+      <w:r>
+        <w:rPr>
+          <w:rFonts w:ascii="Times New Roman" w:cs="Times New Roman" w:eastAsia="Times New Roman" w:hAnsi="Times New Roman"/>
+          <w:b w:val="false"/>
+          <w:bCs w:val="false"/>
+          <w:i w:val="false"/>
+          <w:iCs w:val="false"/>
+          <w:sz w:val="22"/>
+          <w:szCs w:val="22"/>
+        </w:rPr>
+        <w:t xml:space="preserve">И сразу то, из-за чего сводные таблицы вводят в заблуждение: у краевой ставки 3% есть условия, и выполняться они должны все одновременно.</w:t>
       </w:r>
     </w:p>
     <w:p>
@@ -1274,26 +1695,14 @@
       <w:r>
         <w:rPr>
           <w:rFonts w:ascii="Times New Roman" w:cs="Times New Roman" w:eastAsia="Times New Roman" w:hAnsi="Times New Roman"/>
-          <w:b/>
-          <w:bCs/>
-          <w:i w:val="false"/>
-          <w:iCs w:val="false"/>
-          <w:sz w:val="22"/>
-          <w:szCs w:val="22"/>
-        </w:rPr>
-        <w:t xml:space="preserve">Сайт ФНС, раздел «Особенности регионального законодательства».</w:t>
-      </w:r>
-      <w:r>
-        <w:rPr>
-          <w:rFonts w:ascii="Times New Roman" w:cs="Times New Roman" w:eastAsia="Times New Roman" w:hAnsi="Times New Roman"/>
-          <w:b w:val="false"/>
-          <w:bCs w:val="false"/>
-          <w:i w:val="false"/>
-          <w:iCs w:val="false"/>
-          <w:sz w:val="22"/>
-          <w:szCs w:val="22"/>
-        </w:rPr>
-        <w:t xml:space="preserve"> Выбираете свой регион и налог — получаете действующий региональный закон со ставками.</w:t>
+          <w:b w:val="false"/>
+          <w:bCs w:val="false"/>
+          <w:i w:val="false"/>
+          <w:iCs w:val="false"/>
+          <w:sz w:val="22"/>
+          <w:szCs w:val="22"/>
+        </w:rPr>
+        <w:t xml:space="preserve">средняя численность работников — не менее 3 человек;</w:t>
       </w:r>
     </w:p>
     <w:p>
@@ -1309,26 +1718,14 @@
       <w:r>
         <w:rPr>
           <w:rFonts w:ascii="Times New Roman" w:cs="Times New Roman" w:eastAsia="Times New Roman" w:hAnsi="Times New Roman"/>
-          <w:b/>
-          <w:bCs/>
-          <w:i w:val="false"/>
-          <w:iCs w:val="false"/>
-          <w:sz w:val="22"/>
-          <w:szCs w:val="22"/>
-        </w:rPr>
-        <w:t xml:space="preserve">Личный кабинет налогоплательщика</w:t>
-      </w:r>
-      <w:r>
-        <w:rPr>
-          <w:rFonts w:ascii="Times New Roman" w:cs="Times New Roman" w:eastAsia="Times New Roman" w:hAnsi="Times New Roman"/>
-          <w:b w:val="false"/>
-          <w:bCs w:val="false"/>
-          <w:i w:val="false"/>
-          <w:iCs w:val="false"/>
-          <w:sz w:val="22"/>
-          <w:szCs w:val="22"/>
-        </w:rPr>
-        <w:t xml:space="preserve"> и единый телефонный номер ФНС — чтобы уточнить применимость льготы к вашей ситуации.</w:t>
+          <w:b w:val="false"/>
+          <w:bCs w:val="false"/>
+          <w:i w:val="false"/>
+          <w:iCs w:val="false"/>
+          <w:sz w:val="22"/>
+          <w:szCs w:val="22"/>
+        </w:rPr>
+        <w:t xml:space="preserve">доля доходов от льготного вида деятельности — не менее 70%;</w:t>
       </w:r>
     </w:p>
     <w:p>
@@ -1344,142 +1741,79 @@
       <w:r>
         <w:rPr>
           <w:rFonts w:ascii="Times New Roman" w:cs="Times New Roman" w:eastAsia="Times New Roman" w:hAnsi="Times New Roman"/>
-          <w:b/>
-          <w:bCs/>
-          <w:i w:val="false"/>
-          <w:iCs w:val="false"/>
-          <w:sz w:val="22"/>
-          <w:szCs w:val="22"/>
-        </w:rPr>
-        <w:t xml:space="preserve">Текст самого регионального закона</w:t>
-      </w:r>
-      <w:r>
-        <w:rPr>
-          <w:rFonts w:ascii="Times New Roman" w:cs="Times New Roman" w:eastAsia="Times New Roman" w:hAnsi="Times New Roman"/>
-          <w:b w:val="false"/>
-          <w:bCs w:val="false"/>
-          <w:i w:val="false"/>
-          <w:iCs w:val="false"/>
-          <w:sz w:val="22"/>
-          <w:szCs w:val="22"/>
-        </w:rPr>
-        <w:t xml:space="preserve"> — если речь о планировании, читать нужно его: там и срок действия льготы, и условия, которые регион вправе установить.</w:t>
-      </w:r>
-    </w:p>
-    <w:p>
-      <w:pPr>
-        <w:shd w:fill="D9EAD3" w:color="auto" w:val="clear"/>
-        <w:spacing w:after="140" w:line="300"/>
-      </w:pPr>
-      <w:r>
-        <w:rPr>
-          <w:rFonts w:ascii="Times New Roman" w:cs="Times New Roman" w:eastAsia="Times New Roman" w:hAnsi="Times New Roman"/>
-          <w:b w:val="false"/>
-          <w:bCs w:val="false"/>
-          <w:i w:val="false"/>
-          <w:iCs w:val="false"/>
-          <w:sz w:val="22"/>
-          <w:szCs w:val="22"/>
-        </w:rPr>
-        <w:t xml:space="preserve">На что смотреть в законе: за какими видами деятельности закреплена пониженная ставка (по кодам ОКВЭД), какая это ставка, с какого периода она действует и не ограничен ли срок её действия.</w:t>
-      </w:r>
-    </w:p>
-    <w:p>
-      <w:pPr>
-        <w:spacing w:after="120" w:before="300"/>
-      </w:pPr>
-      <w:r>
-        <w:rPr>
-          <w:rFonts w:ascii="Arial" w:cs="Arial" w:eastAsia="Arial" w:hAnsi="Arial"/>
-          <w:b/>
-          <w:bCs/>
-          <w:color w:val="1F3864"/>
-          <w:sz w:val="26"/>
-          <w:szCs w:val="26"/>
-        </w:rPr>
-        <w:t xml:space="preserve">Переезд в льготный регион: почему это больше не даёт экономии</w:t>
-      </w:r>
-    </w:p>
-    <w:p>
-      <w:pPr>
-        <w:spacing w:after="140" w:line="300"/>
-      </w:pPr>
-      <w:r>
-        <w:rPr>
-          <w:rFonts w:ascii="Times New Roman" w:cs="Times New Roman" w:eastAsia="Times New Roman" w:hAnsi="Times New Roman"/>
-          <w:b w:val="false"/>
-          <w:bCs w:val="false"/>
-          <w:i w:val="false"/>
-          <w:iCs w:val="false"/>
-          <w:sz w:val="22"/>
-          <w:szCs w:val="22"/>
-        </w:rPr>
-        <w:t xml:space="preserve">Несколько лет подряд предприниматели переносили регистрацию в регионы с минимальными ставками. Налоговая отслеживала такую миграцию и доказывала, что бизнес сменил адрес ради выгоды, а не ради работы в новом регионе.</w:t>
-      </w:r>
-    </w:p>
-    <w:p>
-      <w:pPr>
-        <w:shd w:fill="FFF2CC" w:color="auto" w:val="clear"/>
-        <w:spacing w:after="40" w:before="160"/>
-      </w:pPr>
-      <w:r>
-        <w:rPr>
-          <w:rFonts w:ascii="Arial" w:cs="Arial" w:eastAsia="Arial" w:hAnsi="Arial"/>
-          <w:b/>
-          <w:bCs/>
-          <w:color w:val="444444"/>
-          <w:sz w:val="16"/>
-          <w:szCs w:val="16"/>
-        </w:rPr>
-        <w:t xml:space="preserve">▌ИСПРАВЛЕНО ПО ПЕРВОИСТОЧНИКУ</w:t>
-      </w:r>
-    </w:p>
-    <w:p>
-      <w:pPr>
-        <w:shd w:fill="FFF2CC" w:color="auto" w:val="clear"/>
-        <w:spacing w:after="140" w:line="300"/>
-      </w:pPr>
-      <w:r>
-        <w:rPr>
-          <w:rFonts w:ascii="Times New Roman" w:cs="Times New Roman" w:eastAsia="Times New Roman" w:hAnsi="Times New Roman"/>
-          <w:b w:val="false"/>
-          <w:bCs w:val="false"/>
-          <w:i w:val="false"/>
-          <w:iCs w:val="false"/>
-          <w:sz w:val="22"/>
-          <w:szCs w:val="22"/>
-        </w:rPr>
-        <w:t xml:space="preserve">Теперь доказывать ничего не нужно. С 2025 года действует прямая норма: при смене места нахождения организации или места жительства ИП налог считается по ставке нового региона, </w:t>
-      </w:r>
-      <w:r>
-        <w:rPr>
-          <w:rFonts w:ascii="Times New Roman" w:cs="Times New Roman" w:eastAsia="Times New Roman" w:hAnsi="Times New Roman"/>
-          <w:b/>
-          <w:bCs/>
-          <w:i w:val="false"/>
-          <w:iCs w:val="false"/>
-          <w:sz w:val="22"/>
-          <w:szCs w:val="22"/>
-        </w:rPr>
-        <w:t xml:space="preserve">но если в новом регионе ставка ниже, то в течение трёх последовательных налоговых периодов, начиная с периода переезда, налог исчисляется по ставке прежнего региона</w:t>
-      </w:r>
-      <w:r>
-        <w:rPr>
-          <w:rFonts w:ascii="Times New Roman" w:cs="Times New Roman" w:eastAsia="Times New Roman" w:hAnsi="Times New Roman"/>
-          <w:b w:val="false"/>
-          <w:bCs w:val="false"/>
-          <w:i w:val="false"/>
-          <w:iCs w:val="false"/>
-          <w:sz w:val="22"/>
-          <w:szCs w:val="22"/>
-        </w:rPr>
-        <w:t xml:space="preserve"> (пункт 2 статьи 346.21 НК РФ в редакции Федерального закона от 29.10.2024 № 362-ФЗ). ФНС пояснила, что правило применяется к тем, кто сменил место начиная с 1 января 2025 года (письмо от 27.12.2024 № СД-4-3/14727@).</w:t>
-      </w:r>
-    </w:p>
-    <w:p>
-      <w:pPr>
-        <w:shd w:fill="FFF2CC" w:color="auto" w:val="clear"/>
-        <w:spacing w:after="140"/>
+          <w:b w:val="false"/>
+          <w:bCs w:val="false"/>
+          <w:i w:val="false"/>
+          <w:iCs w:val="false"/>
+          <w:sz w:val="22"/>
+          <w:szCs w:val="22"/>
+        </w:rPr>
+        <w:t xml:space="preserve">доходы по этому виду деятельности не превысили 15 млн рублей;</w:t>
+      </w:r>
+    </w:p>
+    <w:p>
+      <w:pPr>
+        <w:pStyle w:val="ListParagraph"/>
+        <w:numPr>
+          <w:ilvl w:val="0"/>
+          <w:numId w:val="1"/>
+        </w:numPr>
+        <w:shd w:fill="D9EAD3" w:color="auto" w:val="clear"/>
+        <w:spacing w:after="80" w:line="300"/>
+      </w:pPr>
+      <w:r>
+        <w:rPr>
+          <w:rFonts w:ascii="Times New Roman" w:cs="Times New Roman" w:eastAsia="Times New Roman" w:hAnsi="Times New Roman"/>
+          <w:b w:val="false"/>
+          <w:bCs w:val="false"/>
+          <w:i w:val="false"/>
+          <w:iCs w:val="false"/>
+          <w:sz w:val="22"/>
+          <w:szCs w:val="22"/>
+        </w:rPr>
+        <w:t xml:space="preserve">среднемесячная зарплата — не ниже двух МРОТ с районным коэффициентом.</w:t>
+      </w:r>
+    </w:p>
+    <w:p>
+      <w:pPr>
+        <w:shd w:fill="D9EAD3" w:color="auto" w:val="clear"/>
+        <w:spacing w:after="140" w:line="300"/>
+      </w:pPr>
+      <w:r>
+        <w:rPr>
+          <w:rFonts w:ascii="Times New Roman" w:cs="Times New Roman" w:eastAsia="Times New Roman" w:hAnsi="Times New Roman"/>
+          <w:b w:val="false"/>
+          <w:bCs w:val="false"/>
+          <w:i w:val="false"/>
+          <w:iCs w:val="false"/>
+          <w:sz w:val="22"/>
+          <w:szCs w:val="22"/>
+        </w:rPr>
+        <w:t xml:space="preserve">Последнее условие отсекает больше всего желающих: пониженная ставка в крае увязана с тем, сколько компания платит людям. А ограничение по доходу в 15 млн рублей означает, что эта льгота — для небольшого бизнеса, а не для любого, кто попал в нужный ОКВЭД.</w:t>
+      </w:r>
+    </w:p>
+    <w:p>
+      <w:pPr>
+        <w:shd w:fill="D9EAD3" w:color="auto" w:val="clear"/>
+        <w:spacing w:after="140" w:line="300"/>
+      </w:pPr>
+      <w:r>
+        <w:rPr>
+          <w:rFonts w:ascii="Times New Roman" w:cs="Times New Roman" w:eastAsia="Times New Roman" w:hAnsi="Times New Roman"/>
+          <w:b w:val="false"/>
+          <w:bCs w:val="false"/>
+          <w:i w:val="false"/>
+          <w:iCs w:val="false"/>
+          <w:sz w:val="22"/>
+          <w:szCs w:val="22"/>
+        </w:rPr>
+        <w:t xml:space="preserve">Сверх этого с 2026 года работает федеральное условие: вид деятельности должен быть ещё и в перечне Правительства. Краевой закон сам по себе права на пониженную ставку больше не даёт — проверять нужно оба перечня.</w:t>
+      </w:r>
+    </w:p>
+    <w:p>
+      <w:pPr>
+        <w:spacing w:after="160"/>
+        <w:ind w:left="200"/>
       </w:pPr>
       <w:r>
         <w:rPr>
@@ -1492,102 +1826,20 @@
           <w:sz w:val="18"/>
           <w:szCs w:val="18"/>
         </w:rPr>
-        <w:t xml:space="preserve">В статье сейчас: «Если налоговый орган докажет, что ИП сменой адреса прописки просто хотел воспользоваться налоговой выгодой, будут доначисления по упрощёнке, пени и штрафы». Это описание прежнего порядка — через доказывание. Сейчас работает прямая норма, и спорить инспекции не о чем.</w:t>
-      </w:r>
-    </w:p>
-    <w:p>
-      <w:pPr>
-        <w:shd w:fill="D9EAD3" w:color="auto" w:val="clear"/>
-        <w:spacing w:after="40" w:before="160"/>
-      </w:pPr>
-      <w:r>
-        <w:rPr>
-          <w:rFonts w:ascii="Arial" w:cs="Arial" w:eastAsia="Arial" w:hAnsi="Arial"/>
-          <w:b/>
-          <w:bCs/>
-          <w:color w:val="444444"/>
-          <w:sz w:val="16"/>
-          <w:szCs w:val="16"/>
-        </w:rPr>
-        <w:t xml:space="preserve">▌ДОБАВЛЕНО ПО ТЗ</w:t>
-      </w:r>
-    </w:p>
-    <w:p>
-      <w:pPr>
-        <w:shd w:fill="D9EAD3" w:color="auto" w:val="clear"/>
-        <w:spacing w:after="140" w:line="300"/>
-      </w:pPr>
-      <w:r>
-        <w:rPr>
-          <w:rFonts w:ascii="Times New Roman" w:cs="Times New Roman" w:eastAsia="Times New Roman" w:hAnsi="Times New Roman"/>
-          <w:b w:val="false"/>
-          <w:bCs w:val="false"/>
-          <w:i w:val="false"/>
-          <w:iCs w:val="false"/>
-          <w:sz w:val="22"/>
-          <w:szCs w:val="22"/>
-        </w:rPr>
-        <w:t xml:space="preserve">Что это значит на практике. Переезд в регион со ставкой 1% больше не даёт экономии сразу: три года вы платите по ставке того региона, откуда уехали. Экономия начинается с четвёртого года — и только если льгота к тому времени ещё действует, а ваш вид деятельности остаётся в перечне Правительства.</w:t>
-      </w:r>
-    </w:p>
-    <w:p>
-      <w:pPr>
-        <w:shd w:fill="D9EAD3" w:color="auto" w:val="clear"/>
-        <w:spacing w:after="140" w:line="300"/>
-      </w:pPr>
-      <w:r>
-        <w:rPr>
-          <w:rFonts w:ascii="Times New Roman" w:cs="Times New Roman" w:eastAsia="Times New Roman" w:hAnsi="Times New Roman"/>
-          <w:b w:val="false"/>
-          <w:bCs w:val="false"/>
-          <w:i w:val="false"/>
-          <w:iCs w:val="false"/>
-          <w:sz w:val="22"/>
-          <w:szCs w:val="22"/>
-        </w:rPr>
-        <w:t xml:space="preserve">Обратное движение нормой не ограничено: если вы переезжаете в регион с более высокой ставкой, применяется ставка нового региона.</w:t>
-      </w:r>
-    </w:p>
-    <w:p>
-      <w:pPr>
-        <w:shd w:fill="FFF2CC" w:color="auto" w:val="clear"/>
-        <w:spacing w:after="40" w:before="160"/>
-      </w:pPr>
-      <w:r>
-        <w:rPr>
-          <w:rFonts w:ascii="Arial" w:cs="Arial" w:eastAsia="Arial" w:hAnsi="Arial"/>
-          <w:b/>
-          <w:bCs/>
-          <w:color w:val="444444"/>
-          <w:sz w:val="16"/>
-          <w:szCs w:val="16"/>
-        </w:rPr>
-        <w:t xml:space="preserve">▌ИСПРАВЛЕНО ПО ПЕРВОИСТОЧНИКУ</w:t>
-      </w:r>
-    </w:p>
-    <w:p>
-      <w:pPr>
-        <w:shd w:fill="FFF2CC" w:color="auto" w:val="clear"/>
-        <w:spacing w:after="140" w:line="300"/>
-      </w:pPr>
-      <w:r>
-        <w:rPr>
-          <w:rFonts w:ascii="Times New Roman" w:cs="Times New Roman" w:eastAsia="Times New Roman" w:hAnsi="Times New Roman"/>
-          <w:b w:val="false"/>
-          <w:bCs w:val="false"/>
-          <w:i w:val="false"/>
-          <w:iCs w:val="false"/>
-          <w:sz w:val="22"/>
-          <w:szCs w:val="22"/>
-        </w:rPr>
-        <w:t xml:space="preserve">Прежний совет из этой статьи — ориентироваться на льготные регионы тем, кто работает удалённо: торговля на маркетплейсах, IT, маркетинговые услуги — мы снимаем. Он сложился до появления этой нормы и сейчас привёл бы к решению, которое три года не окупается.</w:t>
-      </w:r>
-    </w:p>
-    <w:p>
-      <w:pPr>
-        <w:shd w:fill="FFF2CC" w:color="auto" w:val="clear"/>
-        <w:spacing w:after="140"/>
-      </w:pPr>
+        <w:t xml:space="preserve">Источник: </w:t>
+      </w:r>
+      <w:hyperlink w:history="1" r:id="rIdjisqgru2dvwnkr2d0yguc">
+        <w:r>
+          <w:rPr>
+            <w:rFonts w:ascii="Arial" w:cs="Arial" w:eastAsia="Arial" w:hAnsi="Arial"/>
+            <w:color w:val="0563C1"/>
+            <w:sz w:val="18"/>
+            <w:szCs w:val="18"/>
+            <w:u w:val="single"/>
+          </w:rPr>
+          <w:t xml:space="preserve">УФНС по Алтайскому краю, раздел «Упрощённая система налогообложения»</w:t>
+        </w:r>
+      </w:hyperlink>
       <w:r>
         <w:rPr>
           <w:rFonts w:ascii="Arial" w:cs="Arial" w:eastAsia="Arial" w:hAnsi="Arial"/>
@@ -1599,14 +1851,20 @@
           <w:sz w:val="18"/>
           <w:szCs w:val="18"/>
         </w:rPr>
-        <w:t xml:space="preserve">Было: «для некоторых видов деятельности, которые можно осуществлять удалённо… на эти льготы, по нашему мнению, вполне можно ориентироваться». Совет от первого лица и устаревший по существу. Снять его важнее, чем переписать: по нему клиент мог принять решение, которое не окупится.</w:t>
-      </w:r>
-    </w:p>
-    <w:p>
-      <w:pPr>
-        <w:spacing w:after="160"/>
-        <w:ind w:left="200"/>
-      </w:pPr>
+        <w:t xml:space="preserve"> (страница обновлена 30.10.2026); </w:t>
+      </w:r>
+      <w:hyperlink w:history="1" r:id="rIdhq_jj2rj68_m0meulqmta">
+        <w:r>
+          <w:rPr>
+            <w:rFonts w:ascii="Arial" w:cs="Arial" w:eastAsia="Arial" w:hAnsi="Arial"/>
+            <w:color w:val="0563C1"/>
+            <w:sz w:val="18"/>
+            <w:szCs w:val="18"/>
+            <w:u w:val="single"/>
+          </w:rPr>
+          <w:t xml:space="preserve">Закон Алтайского края от 30.11.2017 № 89-ЗС</w:t>
+        </w:r>
+      </w:hyperlink>
       <w:r>
         <w:rPr>
           <w:rFonts w:ascii="Arial" w:cs="Arial" w:eastAsia="Arial" w:hAnsi="Arial"/>
@@ -1618,9 +1876,465 @@
           <w:sz w:val="18"/>
           <w:szCs w:val="18"/>
         </w:rPr>
+        <w:t xml:space="preserve">, ст. 1 и ст. 2; </w:t>
+      </w:r>
+      <w:hyperlink w:history="1" r:id="rIdbxopu7cfrwz7ntpjzwvuv">
+        <w:r>
+          <w:rPr>
+            <w:rFonts w:ascii="Arial" w:cs="Arial" w:eastAsia="Arial" w:hAnsi="Arial"/>
+            <w:color w:val="0563C1"/>
+            <w:sz w:val="18"/>
+            <w:szCs w:val="18"/>
+            <w:u w:val="single"/>
+          </w:rPr>
+          <w:t xml:space="preserve">Закон Алтайского края от 03.06.2016 № 48-ЗС</w:t>
+        </w:r>
+      </w:hyperlink>
+      <w:r>
+        <w:rPr>
+          <w:rFonts w:ascii="Arial" w:cs="Arial" w:eastAsia="Arial" w:hAnsi="Arial"/>
+          <w:b w:val="false"/>
+          <w:bCs w:val="false"/>
+          <w:i/>
+          <w:iCs/>
+          <w:color w:val="666666"/>
+          <w:sz w:val="18"/>
+          <w:szCs w:val="18"/>
+        </w:rPr>
+        <w:t xml:space="preserve">, ст. 1, 3 и 4. Проверено 30.10.2026</w:t>
+      </w:r>
+    </w:p>
+    <w:p>
+      <w:pPr>
+        <w:spacing w:after="160"/>
+        <w:ind w:left="200"/>
+      </w:pPr>
+      <w:r>
+        <w:rPr>
+          <w:rFonts w:ascii="Arial" w:cs="Arial" w:eastAsia="Arial" w:hAnsi="Arial"/>
+          <w:b w:val="false"/>
+          <w:bCs w:val="false"/>
+          <w:i/>
+          <w:iCs/>
+          <w:color w:val="C00000"/>
+          <w:sz w:val="18"/>
+          <w:szCs w:val="18"/>
+        </w:rPr>
+        <w:t xml:space="preserve">Вопрос заказчику: перечни видов деятельности — приложения 1 и 2 к закону 89-ЗС — лежат отдельным файлом, и в них я не заглядывал. Если скажете, какие ОКВЭД там для нас важны, назову их прямо; иначе оставляем «по приложениям к закону».</w:t>
+      </w:r>
+    </w:p>
+    <w:p>
+      <w:pPr>
+        <w:spacing w:after="140" w:line="300"/>
+      </w:pPr>
+      <w:r>
+        <w:rPr>
+          <w:rFonts w:ascii="Times New Roman" w:cs="Times New Roman" w:eastAsia="Times New Roman" w:hAnsi="Times New Roman"/>
+          <w:b w:val="false"/>
+          <w:bCs w:val="false"/>
+          <w:i w:val="false"/>
+          <w:iCs w:val="false"/>
+          <w:sz w:val="22"/>
+          <w:szCs w:val="22"/>
+        </w:rPr>
+        <w:t xml:space="preserve">О региональных льготах можно узнать на сайте налоговой в разделе «Особенности регионального законодательства». Также можно уточнить информацию по единому телефонному номеру ФНС либо через личный кабинет на сайте налоговой.</w:t>
+      </w:r>
+    </w:p>
+    <w:p>
+      <w:pPr>
+        <w:shd w:fill="D9EAD3" w:color="auto" w:val="clear"/>
+        <w:spacing w:after="40" w:before="160"/>
+      </w:pPr>
+      <w:r>
+        <w:rPr>
+          <w:rFonts w:ascii="Arial" w:cs="Arial" w:eastAsia="Arial" w:hAnsi="Arial"/>
+          <w:b/>
+          <w:bCs/>
+          <w:color w:val="444444"/>
+          <w:sz w:val="16"/>
+          <w:szCs w:val="16"/>
+        </w:rPr>
+        <w:t xml:space="preserve">▌ДОБАВЛЕНО ПО ТЗ</w:t>
+      </w:r>
+    </w:p>
+    <w:p>
+      <w:pPr>
+        <w:shd w:fill="D9EAD3" w:color="auto" w:val="clear"/>
+        <w:spacing w:after="140" w:line="300"/>
+      </w:pPr>
+      <w:r>
+        <w:rPr>
+          <w:rFonts w:ascii="Times New Roman" w:cs="Times New Roman" w:eastAsia="Times New Roman" w:hAnsi="Times New Roman"/>
+          <w:b w:val="false"/>
+          <w:bCs w:val="false"/>
+          <w:i w:val="false"/>
+          <w:iCs w:val="false"/>
+          <w:sz w:val="22"/>
+          <w:szCs w:val="22"/>
+        </w:rPr>
+        <w:t xml:space="preserve">Где смотреть:</w:t>
+      </w:r>
+    </w:p>
+    <w:p>
+      <w:pPr>
+        <w:pStyle w:val="ListParagraph"/>
+        <w:numPr>
+          <w:ilvl w:val="0"/>
+          <w:numId w:val="1"/>
+        </w:numPr>
+        <w:shd w:fill="D9EAD3" w:color="auto" w:val="clear"/>
+        <w:spacing w:after="80" w:line="300"/>
+      </w:pPr>
+      <w:r>
+        <w:rPr>
+          <w:rFonts w:ascii="Times New Roman" w:cs="Times New Roman" w:eastAsia="Times New Roman" w:hAnsi="Times New Roman"/>
+          <w:b/>
+          <w:bCs/>
+          <w:i w:val="false"/>
+          <w:iCs w:val="false"/>
+          <w:sz w:val="22"/>
+          <w:szCs w:val="22"/>
+        </w:rPr>
+        <w:t xml:space="preserve">Сайт ФНС, раздел «Особенности регионального законодательства».</w:t>
+      </w:r>
+      <w:r>
+        <w:rPr>
+          <w:rFonts w:ascii="Times New Roman" w:cs="Times New Roman" w:eastAsia="Times New Roman" w:hAnsi="Times New Roman"/>
+          <w:b w:val="false"/>
+          <w:bCs w:val="false"/>
+          <w:i w:val="false"/>
+          <w:iCs w:val="false"/>
+          <w:sz w:val="22"/>
+          <w:szCs w:val="22"/>
+        </w:rPr>
+        <w:t xml:space="preserve"> Выбираете свой регион и налог — получаете действующий региональный закон со ставками.</w:t>
+      </w:r>
+    </w:p>
+    <w:p>
+      <w:pPr>
+        <w:pStyle w:val="ListParagraph"/>
+        <w:numPr>
+          <w:ilvl w:val="0"/>
+          <w:numId w:val="1"/>
+        </w:numPr>
+        <w:shd w:fill="D9EAD3" w:color="auto" w:val="clear"/>
+        <w:spacing w:after="80" w:line="300"/>
+      </w:pPr>
+      <w:r>
+        <w:rPr>
+          <w:rFonts w:ascii="Times New Roman" w:cs="Times New Roman" w:eastAsia="Times New Roman" w:hAnsi="Times New Roman"/>
+          <w:b/>
+          <w:bCs/>
+          <w:i w:val="false"/>
+          <w:iCs w:val="false"/>
+          <w:sz w:val="22"/>
+          <w:szCs w:val="22"/>
+        </w:rPr>
+        <w:t xml:space="preserve">Личный кабинет налогоплательщика</w:t>
+      </w:r>
+      <w:r>
+        <w:rPr>
+          <w:rFonts w:ascii="Times New Roman" w:cs="Times New Roman" w:eastAsia="Times New Roman" w:hAnsi="Times New Roman"/>
+          <w:b w:val="false"/>
+          <w:bCs w:val="false"/>
+          <w:i w:val="false"/>
+          <w:iCs w:val="false"/>
+          <w:sz w:val="22"/>
+          <w:szCs w:val="22"/>
+        </w:rPr>
+        <w:t xml:space="preserve"> и единый телефонный номер ФНС — чтобы уточнить применимость льготы к вашей ситуации.</w:t>
+      </w:r>
+    </w:p>
+    <w:p>
+      <w:pPr>
+        <w:pStyle w:val="ListParagraph"/>
+        <w:numPr>
+          <w:ilvl w:val="0"/>
+          <w:numId w:val="1"/>
+        </w:numPr>
+        <w:shd w:fill="D9EAD3" w:color="auto" w:val="clear"/>
+        <w:spacing w:after="80" w:line="300"/>
+      </w:pPr>
+      <w:r>
+        <w:rPr>
+          <w:rFonts w:ascii="Times New Roman" w:cs="Times New Roman" w:eastAsia="Times New Roman" w:hAnsi="Times New Roman"/>
+          <w:b/>
+          <w:bCs/>
+          <w:i w:val="false"/>
+          <w:iCs w:val="false"/>
+          <w:sz w:val="22"/>
+          <w:szCs w:val="22"/>
+        </w:rPr>
+        <w:t xml:space="preserve">Текст самого регионального закона</w:t>
+      </w:r>
+      <w:r>
+        <w:rPr>
+          <w:rFonts w:ascii="Times New Roman" w:cs="Times New Roman" w:eastAsia="Times New Roman" w:hAnsi="Times New Roman"/>
+          <w:b w:val="false"/>
+          <w:bCs w:val="false"/>
+          <w:i w:val="false"/>
+          <w:iCs w:val="false"/>
+          <w:sz w:val="22"/>
+          <w:szCs w:val="22"/>
+        </w:rPr>
+        <w:t xml:space="preserve"> — если речь о планировании, читать нужно его: там и срок действия льготы, и условия, которые регион вправе установить.</w:t>
+      </w:r>
+    </w:p>
+    <w:p>
+      <w:pPr>
+        <w:shd w:fill="D9EAD3" w:color="auto" w:val="clear"/>
+        <w:spacing w:after="140" w:line="300"/>
+      </w:pPr>
+      <w:r>
+        <w:rPr>
+          <w:rFonts w:ascii="Times New Roman" w:cs="Times New Roman" w:eastAsia="Times New Roman" w:hAnsi="Times New Roman"/>
+          <w:b w:val="false"/>
+          <w:bCs w:val="false"/>
+          <w:i w:val="false"/>
+          <w:iCs w:val="false"/>
+          <w:sz w:val="22"/>
+          <w:szCs w:val="22"/>
+        </w:rPr>
+        <w:t xml:space="preserve">На что смотреть в законе: за какими видами деятельности закреплена пониженная ставка (по кодам ОКВЭД), какая это ставка, с какого периода она действует и не ограничен ли срок её действия.</w:t>
+      </w:r>
+    </w:p>
+    <w:p>
+      <w:pPr>
+        <w:spacing w:after="120" w:before="300"/>
+      </w:pPr>
+      <w:r>
+        <w:rPr>
+          <w:rFonts w:ascii="Arial" w:cs="Arial" w:eastAsia="Arial" w:hAnsi="Arial"/>
+          <w:b/>
+          <w:bCs/>
+          <w:color w:val="1F3864"/>
+          <w:sz w:val="26"/>
+          <w:szCs w:val="26"/>
+        </w:rPr>
+        <w:t xml:space="preserve">Переезд в льготный регион: почему это больше не даёт экономии</w:t>
+      </w:r>
+    </w:p>
+    <w:p>
+      <w:pPr>
+        <w:spacing w:after="140" w:line="300"/>
+      </w:pPr>
+      <w:r>
+        <w:rPr>
+          <w:rFonts w:ascii="Times New Roman" w:cs="Times New Roman" w:eastAsia="Times New Roman" w:hAnsi="Times New Roman"/>
+          <w:b w:val="false"/>
+          <w:bCs w:val="false"/>
+          <w:i w:val="false"/>
+          <w:iCs w:val="false"/>
+          <w:sz w:val="22"/>
+          <w:szCs w:val="22"/>
+        </w:rPr>
+        <w:t xml:space="preserve">Несколько лет подряд предприниматели переносили регистрацию в регионы с минимальными ставками. Налоговая отслеживала такую миграцию и доказывала, что бизнес сменил адрес ради выгоды, а не ради работы в новом регионе.</w:t>
+      </w:r>
+    </w:p>
+    <w:p>
+      <w:pPr>
+        <w:shd w:fill="FFF2CC" w:color="auto" w:val="clear"/>
+        <w:spacing w:after="40" w:before="160"/>
+      </w:pPr>
+      <w:r>
+        <w:rPr>
+          <w:rFonts w:ascii="Arial" w:cs="Arial" w:eastAsia="Arial" w:hAnsi="Arial"/>
+          <w:b/>
+          <w:bCs/>
+          <w:color w:val="444444"/>
+          <w:sz w:val="16"/>
+          <w:szCs w:val="16"/>
+        </w:rPr>
+        <w:t xml:space="preserve">▌ИСПРАВЛЕНО ПО ПЕРВОИСТОЧНИКУ</w:t>
+      </w:r>
+    </w:p>
+    <w:p>
+      <w:pPr>
+        <w:shd w:fill="FFF2CC" w:color="auto" w:val="clear"/>
+        <w:spacing w:after="140" w:line="300"/>
+      </w:pPr>
+      <w:r>
+        <w:rPr>
+          <w:rFonts w:ascii="Times New Roman" w:cs="Times New Roman" w:eastAsia="Times New Roman" w:hAnsi="Times New Roman"/>
+          <w:b w:val="false"/>
+          <w:bCs w:val="false"/>
+          <w:i w:val="false"/>
+          <w:iCs w:val="false"/>
+          <w:sz w:val="22"/>
+          <w:szCs w:val="22"/>
+        </w:rPr>
+        <w:t xml:space="preserve">Теперь доказывать ничего не нужно. С 2025 года действует прямая норма: при смене места нахождения организации или места жительства ИП налог считается по ставке нового региона, </w:t>
+      </w:r>
+      <w:r>
+        <w:rPr>
+          <w:rFonts w:ascii="Times New Roman" w:cs="Times New Roman" w:eastAsia="Times New Roman" w:hAnsi="Times New Roman"/>
+          <w:b/>
+          <w:bCs/>
+          <w:i w:val="false"/>
+          <w:iCs w:val="false"/>
+          <w:sz w:val="22"/>
+          <w:szCs w:val="22"/>
+        </w:rPr>
+        <w:t xml:space="preserve">но если в новом регионе ставка ниже, то в течение трёх последовательных налоговых периодов, начиная с периода переезда, налог исчисляется по ставке прежнего региона</w:t>
+      </w:r>
+      <w:r>
+        <w:rPr>
+          <w:rFonts w:ascii="Times New Roman" w:cs="Times New Roman" w:eastAsia="Times New Roman" w:hAnsi="Times New Roman"/>
+          <w:b w:val="false"/>
+          <w:bCs w:val="false"/>
+          <w:i w:val="false"/>
+          <w:iCs w:val="false"/>
+          <w:sz w:val="22"/>
+          <w:szCs w:val="22"/>
+        </w:rPr>
+        <w:t xml:space="preserve"> (пункт 2 статьи 346.21 НК РФ в редакции Федерального закона от 29.10.2024 № 362-ФЗ). ФНС пояснила, что правило применяется к тем, кто сменил место начиная с 1 января 2025 года (письмо от 27.12.2024 № СД-4-3/14727@).</w:t>
+      </w:r>
+    </w:p>
+    <w:p>
+      <w:pPr>
+        <w:shd w:fill="FFF2CC" w:color="auto" w:val="clear"/>
+        <w:spacing w:after="140"/>
+      </w:pPr>
+      <w:r>
+        <w:rPr>
+          <w:rFonts w:ascii="Arial" w:cs="Arial" w:eastAsia="Arial" w:hAnsi="Arial"/>
+          <w:b w:val="false"/>
+          <w:bCs w:val="false"/>
+          <w:i/>
+          <w:iCs/>
+          <w:color w:val="666666"/>
+          <w:sz w:val="18"/>
+          <w:szCs w:val="18"/>
+        </w:rPr>
+        <w:t xml:space="preserve">В статье сейчас: «Если налоговый орган докажет, что ИП сменой адреса прописки просто хотел воспользоваться налоговой выгодой, будут доначисления по упрощёнке, пени и штрафы». Это описание прежнего порядка — через доказывание. Сейчас работает прямая норма, и спорить инспекции не о чем.</w:t>
+      </w:r>
+    </w:p>
+    <w:p>
+      <w:pPr>
+        <w:shd w:fill="D9EAD3" w:color="auto" w:val="clear"/>
+        <w:spacing w:after="40" w:before="160"/>
+      </w:pPr>
+      <w:r>
+        <w:rPr>
+          <w:rFonts w:ascii="Arial" w:cs="Arial" w:eastAsia="Arial" w:hAnsi="Arial"/>
+          <w:b/>
+          <w:bCs/>
+          <w:color w:val="444444"/>
+          <w:sz w:val="16"/>
+          <w:szCs w:val="16"/>
+        </w:rPr>
+        <w:t xml:space="preserve">▌ДОБАВЛЕНО ПО ТЗ</w:t>
+      </w:r>
+    </w:p>
+    <w:p>
+      <w:pPr>
+        <w:shd w:fill="D9EAD3" w:color="auto" w:val="clear"/>
+        <w:spacing w:after="140" w:line="300"/>
+      </w:pPr>
+      <w:r>
+        <w:rPr>
+          <w:rFonts w:ascii="Times New Roman" w:cs="Times New Roman" w:eastAsia="Times New Roman" w:hAnsi="Times New Roman"/>
+          <w:b w:val="false"/>
+          <w:bCs w:val="false"/>
+          <w:i w:val="false"/>
+          <w:iCs w:val="false"/>
+          <w:sz w:val="22"/>
+          <w:szCs w:val="22"/>
+        </w:rPr>
+        <w:t xml:space="preserve">Что это значит на практике. Переезд в регион со ставкой 1% больше не даёт экономии сразу: три года вы платите по ставке того региона, откуда уехали. Экономия начинается с четвёртого года — и только если льгота к тому времени ещё действует, а ваш вид деятельности остаётся в перечне Правительства.</w:t>
+      </w:r>
+    </w:p>
+    <w:p>
+      <w:pPr>
+        <w:shd w:fill="D9EAD3" w:color="auto" w:val="clear"/>
+        <w:spacing w:after="140" w:line="300"/>
+      </w:pPr>
+      <w:r>
+        <w:rPr>
+          <w:rFonts w:ascii="Times New Roman" w:cs="Times New Roman" w:eastAsia="Times New Roman" w:hAnsi="Times New Roman"/>
+          <w:b w:val="false"/>
+          <w:bCs w:val="false"/>
+          <w:i w:val="false"/>
+          <w:iCs w:val="false"/>
+          <w:sz w:val="22"/>
+          <w:szCs w:val="22"/>
+        </w:rPr>
+        <w:t xml:space="preserve">Обратное движение нормой не ограничено: если вы переезжаете в регион с более высокой ставкой, применяется ставка нового региона.</w:t>
+      </w:r>
+    </w:p>
+    <w:p>
+      <w:pPr>
+        <w:shd w:fill="FFF2CC" w:color="auto" w:val="clear"/>
+        <w:spacing w:after="40" w:before="160"/>
+      </w:pPr>
+      <w:r>
+        <w:rPr>
+          <w:rFonts w:ascii="Arial" w:cs="Arial" w:eastAsia="Arial" w:hAnsi="Arial"/>
+          <w:b/>
+          <w:bCs/>
+          <w:color w:val="444444"/>
+          <w:sz w:val="16"/>
+          <w:szCs w:val="16"/>
+        </w:rPr>
+        <w:t xml:space="preserve">▌ИСПРАВЛЕНО ПО ПЕРВОИСТОЧНИКУ</w:t>
+      </w:r>
+    </w:p>
+    <w:p>
+      <w:pPr>
+        <w:shd w:fill="FFF2CC" w:color="auto" w:val="clear"/>
+        <w:spacing w:after="140" w:line="300"/>
+      </w:pPr>
+      <w:r>
+        <w:rPr>
+          <w:rFonts w:ascii="Times New Roman" w:cs="Times New Roman" w:eastAsia="Times New Roman" w:hAnsi="Times New Roman"/>
+          <w:b w:val="false"/>
+          <w:bCs w:val="false"/>
+          <w:i w:val="false"/>
+          <w:iCs w:val="false"/>
+          <w:sz w:val="22"/>
+          <w:szCs w:val="22"/>
+        </w:rPr>
+        <w:t xml:space="preserve">Прежний совет из этой статьи — ориентироваться на льготные регионы тем, кто работает удалённо: торговля на маркетплейсах, IT, маркетинговые услуги — мы снимаем. Он сложился до появления этой нормы и сейчас привёл бы к решению, которое три года не окупается.</w:t>
+      </w:r>
+    </w:p>
+    <w:p>
+      <w:pPr>
+        <w:shd w:fill="FFF2CC" w:color="auto" w:val="clear"/>
+        <w:spacing w:after="140"/>
+      </w:pPr>
+      <w:r>
+        <w:rPr>
+          <w:rFonts w:ascii="Arial" w:cs="Arial" w:eastAsia="Arial" w:hAnsi="Arial"/>
+          <w:b w:val="false"/>
+          <w:bCs w:val="false"/>
+          <w:i/>
+          <w:iCs/>
+          <w:color w:val="666666"/>
+          <w:sz w:val="18"/>
+          <w:szCs w:val="18"/>
+        </w:rPr>
+        <w:t xml:space="preserve">Было: «для некоторых видов деятельности, которые можно осуществлять удалённо… на эти льготы, по нашему мнению, вполне можно ориентироваться». Совет от первого лица и устаревший по существу. Снять его важнее, чем переписать: по нему клиент мог принять решение, которое не окупится.</w:t>
+      </w:r>
+    </w:p>
+    <w:p>
+      <w:pPr>
+        <w:spacing w:after="160"/>
+        <w:ind w:left="200"/>
+      </w:pPr>
+      <w:r>
+        <w:rPr>
+          <w:rFonts w:ascii="Arial" w:cs="Arial" w:eastAsia="Arial" w:hAnsi="Arial"/>
+          <w:b w:val="false"/>
+          <w:bCs w:val="false"/>
+          <w:i/>
+          <w:iCs/>
+          <w:color w:val="666666"/>
+          <w:sz w:val="18"/>
+          <w:szCs w:val="18"/>
+        </w:rPr>
         <w:t xml:space="preserve">Источник: </w:t>
       </w:r>
-      <w:hyperlink w:history="1" r:id="rIduuioika-ua65cy1nczn5e">
+      <w:hyperlink w:history="1" r:id="rIdskpbtyecrhuotatnrb5pp">
         <w:r>
           <w:rPr>
             <w:rFonts w:ascii="Arial" w:cs="Arial" w:eastAsia="Arial" w:hAnsi="Arial"/>
@@ -1645,7 +2359,7 @@
         </w:rPr>
         <w:t xml:space="preserve"> в ред. ФЗ от 29.10.2024 № 362-ФЗ; </w:t>
       </w:r>
-      <w:hyperlink w:history="1" r:id="rIdlpjq25-trt4ums7qr6laq">
+      <w:hyperlink w:history="1" r:id="rIdtpxo4xawdrxb9tuhpfqd0">
         <w:r>
           <w:rPr>
             <w:rFonts w:ascii="Arial" w:cs="Arial" w:eastAsia="Arial" w:hAnsi="Arial"/>
@@ -2021,7 +2735,7 @@
         </w:rPr>
         <w:t xml:space="preserve">Источник: </w:t>
       </w:r>
-      <w:hyperlink w:history="1" r:id="rIdkmsjqnyltw-pw_e07cw9r">
+      <w:hyperlink w:history="1" r:id="rIdk23-zzjqqiqefvl2u9fmk">
         <w:r>
           <w:rPr>
             <w:rFonts w:ascii="Arial" w:cs="Arial" w:eastAsia="Arial" w:hAnsi="Arial"/>
@@ -2153,7 +2867,7 @@
         </w:rPr>
         <w:t xml:space="preserve">Источник: </w:t>
       </w:r>
-      <w:hyperlink w:history="1" r:id="rIdlaqo-sskq-lbdmg8pkhny">
+      <w:hyperlink w:history="1" r:id="rIdlutneayh4nnzmnnuwl5oy">
         <w:r>
           <w:rPr>
             <w:rFonts w:ascii="Arial" w:cs="Arial" w:eastAsia="Arial" w:hAnsi="Arial"/>
@@ -2736,7 +3450,7 @@
         <w:shd w:fill="D9EAD3" w:color="auto" w:val="clear"/>
         <w:spacing w:after="80" w:line="300"/>
       </w:pPr>
-      <w:hyperlink w:history="1" r:id="rIdtdzcrgizdafhwsnd2a0i1">
+      <w:hyperlink w:history="1" r:id="rId7yp--lppily-o_w0lclny">
         <w:r>
           <w:rPr>
             <w:rFonts w:ascii="Times New Roman" w:cs="Times New Roman" w:eastAsia="Times New Roman" w:hAnsi="Times New Roman"/>
@@ -2771,7 +3485,7 @@
         <w:shd w:fill="D9EAD3" w:color="auto" w:val="clear"/>
         <w:spacing w:after="80" w:line="300"/>
       </w:pPr>
-      <w:hyperlink w:history="1" r:id="rIdakx5uxxdtgsz_bu0soiae">
+      <w:hyperlink w:history="1" r:id="rIdvxfroczx5zwg_4jsqxqnc">
         <w:r>
           <w:rPr>
             <w:rFonts w:ascii="Times New Roman" w:cs="Times New Roman" w:eastAsia="Times New Roman" w:hAnsi="Times New Roman"/>
@@ -2806,7 +3520,7 @@
         <w:shd w:fill="D9EAD3" w:color="auto" w:val="clear"/>
         <w:spacing w:after="80" w:line="300"/>
       </w:pPr>
-      <w:hyperlink w:history="1" r:id="rId7pnm_2ajugzqcee5jwerq">
+      <w:hyperlink w:history="1" r:id="rIdudvy-iff-ex5-igszj99x">
         <w:r>
           <w:rPr>
             <w:rFonts w:ascii="Times New Roman" w:cs="Times New Roman" w:eastAsia="Times New Roman" w:hAnsi="Times New Roman"/>
@@ -2965,7 +3679,7 @@
             <w:pPr>
               <w:spacing w:after="40"/>
             </w:pPr>
-            <w:hyperlink w:history="1" r:id="rIdejjom8tb-md7-g9k9vydf">
+            <w:hyperlink w:history="1" r:id="rIdnj7oria_cgmnwnijudjed">
               <w:r>
                 <w:rPr>
                   <w:rFonts w:ascii="Times New Roman" w:cs="Times New Roman" w:eastAsia="Times New Roman" w:hAnsi="Times New Roman"/>
@@ -2989,7 +3703,7 @@
               </w:rPr>
               <w:t xml:space="preserve"> в редакции </w:t>
             </w:r>
-            <w:hyperlink w:history="1" r:id="rIdmb_ashxym7ypk6loycmnf">
+            <w:hyperlink w:history="1" r:id="rIdnt0yhe1v-hl-mjrgxoi1z">
               <w:r>
                 <w:rPr>
                   <w:rFonts w:ascii="Times New Roman" w:cs="Times New Roman" w:eastAsia="Times New Roman" w:hAnsi="Times New Roman"/>
@@ -3040,7 +3754,7 @@
             <w:pPr>
               <w:spacing w:after="40"/>
             </w:pPr>
-            <w:hyperlink w:history="1" r:id="rIdjyitrpa4jqvk2vhcg0xu0">
+            <w:hyperlink w:history="1" r:id="rId32kkitx2cul4b2rsvfvtx">
               <w:r>
                 <w:rPr>
                   <w:rFonts w:ascii="Times New Roman" w:cs="Times New Roman" w:eastAsia="Times New Roman" w:hAnsi="Times New Roman"/>
@@ -3142,7 +3856,7 @@
             <w:pPr>
               <w:spacing w:after="40"/>
             </w:pPr>
-            <w:hyperlink w:history="1" r:id="rId5mzlkejpwzlpnlxsn_kum">
+            <w:hyperlink w:history="1" r:id="rIdrdqfvefktxfpqt6c5u6dy">
               <w:r>
                 <w:rPr>
                   <w:rFonts w:ascii="Times New Roman" w:cs="Times New Roman" w:eastAsia="Times New Roman" w:hAnsi="Times New Roman"/>
@@ -3205,7 +3919,7 @@
             <w:pPr>
               <w:spacing w:after="40"/>
             </w:pPr>
-            <w:hyperlink w:history="1" r:id="rId5zznoqofllrrcufszaox5">
+            <w:hyperlink w:history="1" r:id="rIdwkevu3r7y5wkllstucieg">
               <w:r>
                 <w:rPr>
                   <w:rFonts w:ascii="Times New Roman" w:cs="Times New Roman" w:eastAsia="Times New Roman" w:hAnsi="Times New Roman"/>
@@ -3229,7 +3943,7 @@
               </w:rPr>
               <w:t xml:space="preserve"> в ред. ФЗ от 29.10.2024 № 362-ФЗ; </w:t>
             </w:r>
-            <w:hyperlink w:history="1" r:id="rIdq19gct2l7lpkgbrmicjlb">
+            <w:hyperlink w:history="1" r:id="rIdwszx-fr1_m5dqflwjreje">
               <w:r>
                 <w:rPr>
                   <w:rFonts w:ascii="Times New Roman" w:cs="Times New Roman" w:eastAsia="Times New Roman" w:hAnsi="Times New Roman"/>
@@ -3280,7 +3994,7 @@
             <w:pPr>
               <w:spacing w:after="40"/>
             </w:pPr>
-            <w:hyperlink w:history="1" r:id="rIdjof_l6tkxzbevinb1rwae">
+            <w:hyperlink w:history="1" r:id="rId4q3whxx8dbtbq71y_xc-j">
               <w:r>
                 <w:rPr>
                   <w:rFonts w:ascii="Times New Roman" w:cs="Times New Roman" w:eastAsia="Times New Roman" w:hAnsi="Times New Roman"/>
@@ -3461,19 +4175,19 @@
           <w:sz w:val="22"/>
           <w:szCs w:val="22"/>
         </w:rPr>
-        <w:t xml:space="preserve">1. Ставка Алтайского края.</w:t>
-      </w:r>
-      <w:r>
-        <w:rPr>
-          <w:rFonts w:ascii="Times New Roman" w:cs="Times New Roman" w:eastAsia="Times New Roman" w:hAnsi="Times New Roman"/>
-          <w:b w:val="false"/>
-          <w:bCs w:val="false"/>
-          <w:i w:val="false"/>
-          <w:iCs w:val="false"/>
-          <w:sz w:val="22"/>
-          <w:szCs w:val="22"/>
-        </w:rPr>
-        <w:t xml:space="preserve"> Если у нас есть выверенные данные по своему региону, добавлю отдельным примером — со ссылкой на краевой закон. Это единственный регион, который нам стоит называть: он наш.</w:t>
+        <w:t xml:space="preserve">1. Ставка Алтайского края — сделано.</w:t>
+      </w:r>
+      <w:r>
+        <w:rPr>
+          <w:rFonts w:ascii="Times New Roman" w:cs="Times New Roman" w:eastAsia="Times New Roman" w:hAnsi="Times New Roman"/>
+          <w:b w:val="false"/>
+          <w:bCs w:val="false"/>
+          <w:i w:val="false"/>
+          <w:iCs w:val="false"/>
+          <w:sz w:val="22"/>
+          <w:szCs w:val="22"/>
+        </w:rPr>
+        <w:t xml:space="preserve"> Редактор согласовал 30.10.2026: наш регион называем отдельным примером. Блок «Пример: что установил Алтайский край» добавлен, данные взяты из текстов краевых законов на сайте УФНС по Алтайскому краю. Осталось уточнить ОКВЭД из приложений к закону 89-ЗС — вопрос в блоке.</w:t>
       </w:r>
     </w:p>
     <w:p>

--- a/05-content/articles/regionalnye-lgoty/statya-2-regionalnye-lgoty.docx
+++ b/05-content/articles/regionalnye-lgoty/statya-2-regionalnye-lgoty.docx
@@ -128,7 +128,7 @@
         </w:rPr>
         <w:t xml:space="preserve">Дорабатываем статью: </w:t>
       </w:r>
-      <w:hyperlink w:history="1" r:id="rIdq3lbjo51ozqeos_rqady5">
+      <w:hyperlink w:history="1" r:id="rIdn7erkmu4gojkbmjghfx3i">
         <w:r>
           <w:rPr>
             <w:rFonts w:ascii="Arial" w:cs="Arial" w:eastAsia="Arial" w:hAnsi="Arial"/>
@@ -273,7 +273,7 @@
           <w:sz w:val="22"/>
           <w:szCs w:val="22"/>
         </w:rPr>
-        <w:t xml:space="preserve">Правильный выбор налогового режима остаётся основным законным инструментом налоговой оптимизации для малого и среднего бизнеса. Но с 2026 года изменилось само устройство региональных льгот по УСН, и прежние рекомендации больше не работают.</w:t>
+        <w:t xml:space="preserve">Правильный выбор налогового режима остаётся основным законным инструментом налоговой оптимизации для малого и среднего бизнеса. Но с 2026 года изменился механизм предоставления региональных льгот по УСН, и прежние нормы больше не работают.</w:t>
       </w:r>
     </w:p>
     <w:p>
@@ -381,19 +381,19 @@
           <w:sz w:val="22"/>
           <w:szCs w:val="22"/>
         </w:rPr>
-        <w:t xml:space="preserve">Переезд ради ставки больше не работает.</w:t>
-      </w:r>
-      <w:r>
-        <w:rPr>
-          <w:rFonts w:ascii="Times New Roman" w:cs="Times New Roman" w:eastAsia="Times New Roman" w:hAnsi="Times New Roman"/>
-          <w:b w:val="false"/>
-          <w:bCs w:val="false"/>
-          <w:i w:val="false"/>
-          <w:iCs w:val="false"/>
-          <w:sz w:val="22"/>
-          <w:szCs w:val="22"/>
-        </w:rPr>
-        <w:t xml:space="preserve"> Если в новом регионе ставка ниже, три налоговых периода налог считается по ставке прежнего региона. Это прямая норма, доказывать умысел инспекции не нужно.</w:t>
+        <w:t xml:space="preserve">Фиктивная налоговая миграция больше не работает.</w:t>
+      </w:r>
+      <w:r>
+        <w:rPr>
+          <w:rFonts w:ascii="Times New Roman" w:cs="Times New Roman" w:eastAsia="Times New Roman" w:hAnsi="Times New Roman"/>
+          <w:b w:val="false"/>
+          <w:bCs w:val="false"/>
+          <w:i w:val="false"/>
+          <w:iCs w:val="false"/>
+          <w:sz w:val="22"/>
+          <w:szCs w:val="22"/>
+        </w:rPr>
+        <w:t xml:space="preserve"> Если в новом регионе ставка ниже, три налоговых периода налог считается по ставке прежнего региона.</w:t>
       </w:r>
     </w:p>
     <w:p>
@@ -433,7 +433,7 @@
         </w:rPr>
         <w:t xml:space="preserve">Источник: </w:t>
       </w:r>
-      <w:hyperlink w:history="1" r:id="rIduuve2nukpljoiz3ppl39j">
+      <w:hyperlink w:history="1" r:id="rId048vbv7crtzomt_wrtvmh">
         <w:r>
           <w:rPr>
             <w:rFonts w:ascii="Arial" w:cs="Arial" w:eastAsia="Arial" w:hAnsi="Arial"/>
@@ -458,7 +458,7 @@
         </w:rPr>
         <w:t xml:space="preserve"> в ред. </w:t>
       </w:r>
-      <w:hyperlink w:history="1" r:id="rIdphfa1pm3mmkatfqndyy4g">
+      <w:hyperlink w:history="1" r:id="rIdhpt4gsxjb9kqsiofkfuqv">
         <w:r>
           <w:rPr>
             <w:rFonts w:ascii="Arial" w:cs="Arial" w:eastAsia="Arial" w:hAnsi="Arial"/>
@@ -483,7 +483,7 @@
         </w:rPr>
         <w:t xml:space="preserve">; </w:t>
       </w:r>
-      <w:hyperlink w:history="1" r:id="rIdcco-ih59pslp6dr68mdl2">
+      <w:hyperlink w:history="1" r:id="rId7fwaetfd0x_3vrxdmoigf">
         <w:r>
           <w:rPr>
             <w:rFonts w:ascii="Arial" w:cs="Arial" w:eastAsia="Arial" w:hAnsi="Arial"/>
@@ -508,7 +508,7 @@
         </w:rPr>
         <w:t xml:space="preserve">; </w:t>
       </w:r>
-      <w:hyperlink w:history="1" r:id="rIddniby81e-o4t8kcibihhs">
+      <w:hyperlink w:history="1" r:id="rIdudh8kwnlrnbtki1wpthuk">
         <w:r>
           <w:rPr>
             <w:rFonts w:ascii="Arial" w:cs="Arial" w:eastAsia="Arial" w:hAnsi="Arial"/>
@@ -615,7 +615,7 @@
           <w:sz w:val="22"/>
           <w:szCs w:val="22"/>
         </w:rPr>
-        <w:t xml:space="preserve">только для налогоплательщиков, которые ведут виды экономической деятельности, определяемые Правительством РФ, и соответствуют критериям, также установленным Правительством РФ</w:t>
+        <w:t xml:space="preserve">только для налогоплательщиков, которые работают по видам экономической деятельности, определяемым Правительством РФ, и соответствуют критериям, установленным Правительством РФ</w:t>
       </w:r>
       <w:r>
         <w:rPr>
@@ -681,43 +681,43 @@
           <w:sz w:val="22"/>
           <w:szCs w:val="22"/>
         </w:rPr>
-        <w:t xml:space="preserve">Перечень на 2026 год утверждён распоряжением Правительства РФ от 30.12.2025 № 4176-р. В нём виды деятельности названы кодами ОКВЭД 2, а условие одно: доходы за отчётный или налоговый период не превышают 490,5 млн рублей. Из перечня выведены ломбарды, страхование жизни, негосударственные пенсионные фонды и организация азартных игр.</w:t>
-      </w:r>
-    </w:p>
-    <w:p>
-      <w:pPr>
-        <w:shd w:fill="D9EAD3" w:color="auto" w:val="clear"/>
-        <w:spacing w:after="140" w:line="300"/>
-      </w:pPr>
-      <w:r>
-        <w:rPr>
-          <w:rFonts w:ascii="Times New Roman" w:cs="Times New Roman" w:eastAsia="Times New Roman" w:hAnsi="Times New Roman"/>
-          <w:b w:val="false"/>
-          <w:bCs w:val="false"/>
-          <w:i w:val="false"/>
-          <w:iCs w:val="false"/>
-          <w:sz w:val="22"/>
-          <w:szCs w:val="22"/>
-        </w:rPr>
-        <w:t xml:space="preserve">Здесь два нюанса, которые стоит держать в голове.</w:t>
-      </w:r>
-    </w:p>
-    <w:p>
-      <w:pPr>
-        <w:shd w:fill="D9EAD3" w:color="auto" w:val="clear"/>
-        <w:spacing w:after="140" w:line="300"/>
-      </w:pPr>
-      <w:r>
-        <w:rPr>
-          <w:rFonts w:ascii="Times New Roman" w:cs="Times New Roman" w:eastAsia="Times New Roman" w:hAnsi="Times New Roman"/>
-          <w:b/>
-          <w:bCs/>
-          <w:i w:val="false"/>
-          <w:iCs w:val="false"/>
-          <w:sz w:val="22"/>
-          <w:szCs w:val="22"/>
-        </w:rPr>
-        <w:t xml:space="preserve">Перечень годовой.</w:t>
+        <w:t xml:space="preserve">Перечень на 2026 год утверждён распоряжением Правительства РФ от 30.12.2025 № 4176-р. В нём определены виды деятельности соответственно общероссийскому классификатору видов экономической деятельности (ОКВЭД 2), а также закреплено условие: доходы за отчётный или налоговый период не превышают 490,5 млн рублей. Из перечня выведены ломбарды, страхование жизни, негосударственные пенсионные фонды и организация азартных игр.</w:t>
+      </w:r>
+    </w:p>
+    <w:p>
+      <w:pPr>
+        <w:shd w:fill="D9EAD3" w:color="auto" w:val="clear"/>
+        <w:spacing w:after="140" w:line="300"/>
+      </w:pPr>
+      <w:r>
+        <w:rPr>
+          <w:rFonts w:ascii="Times New Roman" w:cs="Times New Roman" w:eastAsia="Times New Roman" w:hAnsi="Times New Roman"/>
+          <w:b w:val="false"/>
+          <w:bCs w:val="false"/>
+          <w:i w:val="false"/>
+          <w:iCs w:val="false"/>
+          <w:sz w:val="22"/>
+          <w:szCs w:val="22"/>
+        </w:rPr>
+        <w:t xml:space="preserve">Здесь два нюанса, на которые стоит обратить внимание.</w:t>
+      </w:r>
+    </w:p>
+    <w:p>
+      <w:pPr>
+        <w:shd w:fill="D9EAD3" w:color="auto" w:val="clear"/>
+        <w:spacing w:after="140" w:line="300"/>
+      </w:pPr>
+      <w:r>
+        <w:rPr>
+          <w:rFonts w:ascii="Times New Roman" w:cs="Times New Roman" w:eastAsia="Times New Roman" w:hAnsi="Times New Roman"/>
+          <w:b/>
+          <w:bCs/>
+          <w:i w:val="false"/>
+          <w:iCs w:val="false"/>
+          <w:sz w:val="22"/>
+          <w:szCs w:val="22"/>
+        </w:rPr>
+        <w:t xml:space="preserve">Срок действия распоряжения.</w:t>
       </w:r>
       <w:r>
         <w:rPr>
@@ -747,19 +747,19 @@
           <w:sz w:val="22"/>
           <w:szCs w:val="22"/>
         </w:rPr>
-        <w:t xml:space="preserve">Региональные законы, принятые раньше, продолжают работать, но не полностью.</w:t>
-      </w:r>
-      <w:r>
-        <w:rPr>
-          <w:rFonts w:ascii="Times New Roman" w:cs="Times New Roman" w:eastAsia="Times New Roman" w:hAnsi="Times New Roman"/>
-          <w:b w:val="false"/>
-          <w:bCs w:val="false"/>
-          <w:i w:val="false"/>
-          <w:iCs w:val="false"/>
-          <w:sz w:val="22"/>
-          <w:szCs w:val="22"/>
-        </w:rPr>
-        <w:t xml:space="preserve"> Минфин разъяснил: законы субъектов о пониженных ставках, принятые до 2026 года, применяются в части, не противоречащей Налоговому кодексу (письмо от 23.01.2026 № 03-11-09/4303). То есть если в региональном законе льгота дана по признаку, которого больше нет в кодексе, эта часть не работает.</w:t>
+        <w:t xml:space="preserve">Региональные законы, принятые раньше, продолжают работать, но не в полном объёме.</w:t>
+      </w:r>
+      <w:r>
+        <w:rPr>
+          <w:rFonts w:ascii="Times New Roman" w:cs="Times New Roman" w:eastAsia="Times New Roman" w:hAnsi="Times New Roman"/>
+          <w:b w:val="false"/>
+          <w:bCs w:val="false"/>
+          <w:i w:val="false"/>
+          <w:iCs w:val="false"/>
+          <w:sz w:val="22"/>
+          <w:szCs w:val="22"/>
+        </w:rPr>
+        <w:t xml:space="preserve"> Минфин разъяснил: законы субъектов о пониженных ставках, принятые до 2026 года, применяются в части, не противоречащей Налоговому кодексу (письмо от 23.01.2026 № 03-11-09/4303).</w:t>
       </w:r>
     </w:p>
     <w:p>
@@ -780,7 +780,7 @@
         </w:rPr>
         <w:t xml:space="preserve">Источник: </w:t>
       </w:r>
-      <w:hyperlink w:history="1" r:id="rId4d-2tsizecmab8l-y6kza">
+      <w:hyperlink w:history="1" r:id="rIdtanqn9cvtca12gldcd0zx">
         <w:r>
           <w:rPr>
             <w:rFonts w:ascii="Arial" w:cs="Arial" w:eastAsia="Arial" w:hAnsi="Arial"/>
@@ -1118,25 +1118,25 @@
           <w:sz w:val="22"/>
           <w:szCs w:val="22"/>
         </w:rPr>
-        <w:t xml:space="preserve">Разница с прежним порядком не в цифрах, а в том, кто попадает под пониженную ставку. Проверка для собственника теперь состоит из трёх шагов: ваш код ОКВЭД есть в перечне Правительства; ваши доходы укладываются в 490,5 млн рублей; ваш регион принял закон, который снижает ставку именно для вашего вида деятельности.</w:t>
-      </w:r>
-    </w:p>
-    <w:p>
-      <w:pPr>
-        <w:shd w:fill="D9EAD3" w:color="auto" w:val="clear"/>
-        <w:spacing w:after="140" w:line="300"/>
-      </w:pPr>
-      <w:r>
-        <w:rPr>
-          <w:rFonts w:ascii="Times New Roman" w:cs="Times New Roman" w:eastAsia="Times New Roman" w:hAnsi="Times New Roman"/>
-          <w:b w:val="false"/>
-          <w:bCs w:val="false"/>
-          <w:i w:val="false"/>
-          <w:iCs w:val="false"/>
-          <w:sz w:val="22"/>
-          <w:szCs w:val="22"/>
-        </w:rPr>
-        <w:t xml:space="preserve">Все три условия должны выполняться одновременно. Если регион закон не принял, ставка остаётся базовой, сколько бы ни было льгот у соседей.</w:t>
+        <w:t xml:space="preserve">Проверка для собственника состоит из трёх шагов: ваш код ОКВЭД есть в перечне Правительства; ваши доходы укладываются в 490,5 млн рублей; ваш регион принял закон, который снижает ставку именно для вашего вида деятельности.</w:t>
+      </w:r>
+    </w:p>
+    <w:p>
+      <w:pPr>
+        <w:shd w:fill="D9EAD3" w:color="auto" w:val="clear"/>
+        <w:spacing w:after="140" w:line="300"/>
+      </w:pPr>
+      <w:r>
+        <w:rPr>
+          <w:rFonts w:ascii="Times New Roman" w:cs="Times New Roman" w:eastAsia="Times New Roman" w:hAnsi="Times New Roman"/>
+          <w:b w:val="false"/>
+          <w:bCs w:val="false"/>
+          <w:i w:val="false"/>
+          <w:iCs w:val="false"/>
+          <w:sz w:val="22"/>
+          <w:szCs w:val="22"/>
+        </w:rPr>
+        <w:t xml:space="preserve">Все три условия должны выполняться одновременно. Если регион закон не принял, ставка остаётся базовой.</w:t>
       </w:r>
     </w:p>
     <w:p>
@@ -1828,7 +1828,7 @@
         </w:rPr>
         <w:t xml:space="preserve">Источник: </w:t>
       </w:r>
-      <w:hyperlink w:history="1" r:id="rIdjisqgru2dvwnkr2d0yguc">
+      <w:hyperlink w:history="1" r:id="rIdinapqekuuhuunwt8v9lfx">
         <w:r>
           <w:rPr>
             <w:rFonts w:ascii="Arial" w:cs="Arial" w:eastAsia="Arial" w:hAnsi="Arial"/>
@@ -1853,7 +1853,7 @@
         </w:rPr>
         <w:t xml:space="preserve"> (страница обновлена 30.10.2026); </w:t>
       </w:r>
-      <w:hyperlink w:history="1" r:id="rIdhq_jj2rj68_m0meulqmta">
+      <w:hyperlink w:history="1" r:id="rIdcynsmwm21wyomgs38scq_">
         <w:r>
           <w:rPr>
             <w:rFonts w:ascii="Arial" w:cs="Arial" w:eastAsia="Arial" w:hAnsi="Arial"/>
@@ -1878,7 +1878,7 @@
         </w:rPr>
         <w:t xml:space="preserve">, ст. 1 и ст. 2; </w:t>
       </w:r>
-      <w:hyperlink w:history="1" r:id="rIdbxopu7cfrwz7ntpjzwvuv">
+      <w:hyperlink w:history="1" r:id="rIdgjyo1ondpnpg7qo8hvolw">
         <w:r>
           <w:rPr>
             <w:rFonts w:ascii="Arial" w:cs="Arial" w:eastAsia="Arial" w:hAnsi="Arial"/>
@@ -2259,7 +2259,37 @@
           <w:sz w:val="22"/>
           <w:szCs w:val="22"/>
         </w:rPr>
-        <w:t xml:space="preserve">Обратное движение нормой не ограничено: если вы переезжаете в регион с более высокой ставкой, применяется ставка нового региона.</w:t>
+        <w:t xml:space="preserve">Если вы переезжаете в регион с более высокой налоговой ставкой, никаких ограничений не действует — сразу применяется ставка нового региона.</w:t>
+      </w:r>
+    </w:p>
+    <w:p>
+      <w:pPr>
+        <w:shd w:fill="D9EAD3" w:color="auto" w:val="clear"/>
+        <w:spacing w:after="140" w:line="300"/>
+      </w:pPr>
+      <w:r>
+        <w:rPr>
+          <w:rFonts w:ascii="Times New Roman" w:cs="Times New Roman" w:eastAsia="Times New Roman" w:hAnsi="Times New Roman"/>
+          <w:b/>
+          <w:bCs/>
+          <w:i w:val="false"/>
+          <w:iCs w:val="false"/>
+          <w:sz w:val="22"/>
+          <w:szCs w:val="22"/>
+        </w:rPr>
+        <w:t xml:space="preserve">А если открыть новое ИП или ООО в льготном регионе?</w:t>
+      </w:r>
+      <w:r>
+        <w:rPr>
+          <w:rFonts w:ascii="Times New Roman" w:cs="Times New Roman" w:eastAsia="Times New Roman" w:hAnsi="Times New Roman"/>
+          <w:b w:val="false"/>
+          <w:bCs w:val="false"/>
+          <w:i w:val="false"/>
+          <w:iCs w:val="false"/>
+          <w:sz w:val="22"/>
+          <w:szCs w:val="22"/>
+        </w:rPr>
+        <w:t xml:space="preserve"> Пониженная ставка УСН будет работать с момента открытия бизнеса — здесь изменений нет. Ограничение касается смены места нахождения или места жительства, а не первой регистрации. И если бизнес действительно будет работать в этом регионе, претензий у налоговой не будет.</w:t>
       </w:r>
     </w:p>
     <w:p>
@@ -2334,7 +2364,7 @@
         </w:rPr>
         <w:t xml:space="preserve">Источник: </w:t>
       </w:r>
-      <w:hyperlink w:history="1" r:id="rIdskpbtyecrhuotatnrb5pp">
+      <w:hyperlink w:history="1" r:id="rIdhfnhnteb0k37xnxqqnzod">
         <w:r>
           <w:rPr>
             <w:rFonts w:ascii="Arial" w:cs="Arial" w:eastAsia="Arial" w:hAnsi="Arial"/>
@@ -2359,7 +2389,7 @@
         </w:rPr>
         <w:t xml:space="preserve"> в ред. ФЗ от 29.10.2024 № 362-ФЗ; </w:t>
       </w:r>
-      <w:hyperlink w:history="1" r:id="rIdtpxo4xawdrxb9tuhpfqd0">
+      <w:hyperlink w:history="1" r:id="rIdezrr-c02fnrqjtioatwmq">
         <w:r>
           <w:rPr>
             <w:rFonts w:ascii="Arial" w:cs="Arial" w:eastAsia="Arial" w:hAnsi="Arial"/>
@@ -2666,7 +2696,7 @@
           <w:sz w:val="22"/>
           <w:szCs w:val="22"/>
         </w:rPr>
-        <w:t xml:space="preserve">Два изменения против прежнего порядка стоит отметить отдельно, потому что они встречаются в старых разборах. Условие о доле доходов не менее 70% и право регионов вводить собственные ограничения по доходу и численности работников утратили силу с 2026 года по закону № 425-ФЗ. Виды деятельности для каникул теперь тоже определяет Правительство РФ, а не каждый регион самостоятельно.</w:t>
+        <w:t xml:space="preserve">Виды деятельности для каникул теперь тоже определяет Правительство РФ, а не каждый регион самостоятельно.</w:t>
       </w:r>
     </w:p>
     <w:p>
@@ -2707,14 +2737,74 @@
       <w:r>
         <w:rPr>
           <w:rFonts w:ascii="Times New Roman" w:cs="Times New Roman" w:eastAsia="Times New Roman" w:hAnsi="Times New Roman"/>
-          <w:b w:val="false"/>
-          <w:bCs w:val="false"/>
-          <w:i w:val="false"/>
-          <w:iCs w:val="false"/>
-          <w:sz w:val="22"/>
-          <w:szCs w:val="22"/>
-        </w:rPr>
-        <w:t xml:space="preserve">Отдельно о сроке. 2026 год — последний, в котором норма о каникулах действует. Для предпринимателя, который регистрируется сейчас, это означает: льгота рассчитана на два налоговых периода, и её судьба после 2026 года зависит от того, продлит законодатель норму или нет. Такое продление случалось уже несколько раз, но планировать бизнес, рассчитывая на него, не стоит.</w:t>
+          <w:b/>
+          <w:bCs/>
+          <w:i w:val="false"/>
+          <w:iCs w:val="false"/>
+          <w:sz w:val="22"/>
+          <w:szCs w:val="22"/>
+        </w:rPr>
+        <w:t xml:space="preserve">Каникулы работают и на патенте.</w:t>
+      </w:r>
+      <w:r>
+        <w:rPr>
+          <w:rFonts w:ascii="Times New Roman" w:cs="Times New Roman" w:eastAsia="Times New Roman" w:hAnsi="Times New Roman"/>
+          <w:b w:val="false"/>
+          <w:bCs w:val="false"/>
+          <w:i w:val="false"/>
+          <w:iCs w:val="false"/>
+          <w:sz w:val="22"/>
+          <w:szCs w:val="22"/>
+        </w:rPr>
+        <w:t xml:space="preserve"> Нулевую ставку субъект РФ вправе установить и для предпринимателей на патентной системе — для тех же сфер: производственной, социальной, научной и бытовых услуг населению. Условия те же: ИП зарегистрирован впервые, ставка действует два налоговых периода, виды деятельности определяет закон субъекта.</w:t>
+      </w:r>
+    </w:p>
+    <w:p>
+      <w:pPr>
+        <w:shd w:fill="D9EAD3" w:color="auto" w:val="clear"/>
+        <w:spacing w:after="140" w:line="300"/>
+      </w:pPr>
+      <w:r>
+        <w:rPr>
+          <w:rFonts w:ascii="Times New Roman" w:cs="Times New Roman" w:eastAsia="Times New Roman" w:hAnsi="Times New Roman"/>
+          <w:b/>
+          <w:bCs/>
+          <w:i w:val="false"/>
+          <w:iCs w:val="false"/>
+          <w:sz w:val="22"/>
+          <w:szCs w:val="22"/>
+        </w:rPr>
+        <w:t xml:space="preserve">И главное о сроке: 2026 год — последний.</w:t>
+      </w:r>
+      <w:r>
+        <w:rPr>
+          <w:rFonts w:ascii="Times New Roman" w:cs="Times New Roman" w:eastAsia="Times New Roman" w:hAnsi="Times New Roman"/>
+          <w:b w:val="false"/>
+          <w:bCs w:val="false"/>
+          <w:i w:val="false"/>
+          <w:iCs w:val="false"/>
+          <w:sz w:val="22"/>
+          <w:szCs w:val="22"/>
+        </w:rPr>
+        <w:t xml:space="preserve"> Право регионов устанавливать нулевую ставку прекращает действовать с 1 января 2027 года, и Минфин это подтвердил. Срок уже продлевали, но на новое продление рассчитывать нельзя: закона о нём нет.</w:t>
+      </w:r>
+    </w:p>
+    <w:p>
+      <w:pPr>
+        <w:shd w:fill="D9EAD3" w:color="auto" w:val="clear"/>
+        <w:spacing w:after="140" w:line="300"/>
+      </w:pPr>
+      <w:r>
+        <w:rPr>
+          <w:rFonts w:ascii="Times New Roman" w:cs="Times New Roman" w:eastAsia="Times New Roman" w:hAnsi="Times New Roman"/>
+          <w:b w:val="false"/>
+          <w:bCs w:val="false"/>
+          <w:i w:val="false"/>
+          <w:iCs w:val="false"/>
+          <w:sz w:val="22"/>
+          <w:szCs w:val="22"/>
+        </w:rPr>
+        <w:t xml:space="preserve">Для предпринимателя это означает конкретную вещь. Даже если двухлетний период ещё не закончился, с 1 января 2027 года применять нулевую ставку будет нельзя — независимо от того, в каком месяце 2026 года вы зарегистрировались. ИП, который открылся в ноябре 2026-го, получит каникулы фактически на два месяца, а с января придётся считать налог по обычной ставке и заложить эти платежи в бюджет.</w:t>
       </w:r>
     </w:p>
     <w:p>
@@ -2735,7 +2825,7 @@
         </w:rPr>
         <w:t xml:space="preserve">Источник: </w:t>
       </w:r>
-      <w:hyperlink w:history="1" r:id="rIdk23-zzjqqiqefvl2u9fmk">
+      <w:hyperlink w:history="1" r:id="rIdg594iayyjkum0ua5dfevr">
         <w:r>
           <w:rPr>
             <w:rFonts w:ascii="Arial" w:cs="Arial" w:eastAsia="Arial" w:hAnsi="Arial"/>
@@ -2758,83 +2848,20 @@
           <w:sz w:val="18"/>
           <w:szCs w:val="18"/>
         </w:rPr>
-        <w:t xml:space="preserve">; Федеральный закон от 29.12.2014 № 477-ФЗ. Проверено 27.10.2026</w:t>
-      </w:r>
-    </w:p>
-    <w:p>
-      <w:pPr>
-        <w:spacing w:after="120" w:before="300"/>
-      </w:pPr>
-      <w:r>
-        <w:rPr>
-          <w:rFonts w:ascii="Arial" w:cs="Arial" w:eastAsia="Arial" w:hAnsi="Arial"/>
-          <w:b/>
-          <w:bCs/>
-          <w:color w:val="1F3864"/>
-          <w:sz w:val="26"/>
-          <w:szCs w:val="26"/>
-        </w:rPr>
-        <w:t xml:space="preserve">Налоги в новых регионах в 2026 году</w:t>
-      </w:r>
-    </w:p>
-    <w:p>
-      <w:pPr>
-        <w:shd w:fill="D9EAD3" w:color="auto" w:val="clear"/>
-        <w:spacing w:after="40" w:before="160"/>
-      </w:pPr>
-      <w:r>
-        <w:rPr>
-          <w:rFonts w:ascii="Arial" w:cs="Arial" w:eastAsia="Arial" w:hAnsi="Arial"/>
-          <w:b/>
-          <w:bCs/>
-          <w:color w:val="444444"/>
-          <w:sz w:val="16"/>
-          <w:szCs w:val="16"/>
-        </w:rPr>
-        <w:t xml:space="preserve">▌ДОБАВЛЕНО ПО ТЗ</w:t>
-      </w:r>
-    </w:p>
-    <w:p>
-      <w:pPr>
-        <w:shd w:fill="D9EAD3" w:color="auto" w:val="clear"/>
-        <w:spacing w:after="140" w:line="300"/>
-      </w:pPr>
-      <w:r>
-        <w:rPr>
-          <w:rFonts w:ascii="Times New Roman" w:cs="Times New Roman" w:eastAsia="Times New Roman" w:hAnsi="Times New Roman"/>
-          <w:b w:val="false"/>
-          <w:bCs w:val="false"/>
-          <w:i w:val="false"/>
-          <w:iCs w:val="false"/>
-          <w:sz w:val="22"/>
-          <w:szCs w:val="22"/>
-        </w:rPr>
-        <w:t xml:space="preserve">Для Донецкой Народной Республики, Луганской Народной Республики, Запорожской и Херсонской областей Налоговый кодекс устанавливает особые правила переходного периода. По пункту 3.1 статьи 346.20 НК РФ законы этих субъектов могли снижать ставку УСН вплоть до 0% — и для всех налогоплательщиков, и для отдельных категорий — за 2023 и 2024 годы; повышать установленную ставку в этот период нельзя.</w:t>
-      </w:r>
-    </w:p>
-    <w:p>
-      <w:pPr>
-        <w:shd w:fill="D9EAD3" w:color="auto" w:val="clear"/>
-        <w:spacing w:after="140" w:line="300"/>
-      </w:pPr>
-      <w:r>
-        <w:rPr>
-          <w:rFonts w:ascii="Times New Roman" w:cs="Times New Roman" w:eastAsia="Times New Roman" w:hAnsi="Times New Roman"/>
-          <w:b w:val="false"/>
-          <w:bCs w:val="false"/>
-          <w:i w:val="false"/>
-          <w:iCs w:val="false"/>
-          <w:sz w:val="22"/>
-          <w:szCs w:val="22"/>
-        </w:rPr>
-        <w:t xml:space="preserve">На какой ставке эти регионы работают в 2026 году, нужно смотреть в законе конкретного субъекта: общей нормы, которая распространяла бы право на нулевую ставку на 2026 год, в статье 346.20 нет. Если ваш бизнес зарегистрирован в одном из этих регионов или планирует туда выходить, это тот случай, когда ориентироваться на обзоры нельзя — только на действующий региональный закон и на разъяснение своей инспекции.</w:t>
-      </w:r>
-    </w:p>
-    <w:p>
-      <w:pPr>
-        <w:shd w:fill="D9EAD3" w:color="auto" w:val="clear"/>
-        <w:spacing w:after="140"/>
-      </w:pPr>
+        <w:t xml:space="preserve"> (упрощёнка); </w:t>
+      </w:r>
+      <w:hyperlink w:history="1" r:id="rIdkma6ylktpfelx8qfrr6pu">
+        <w:r>
+          <w:rPr>
+            <w:rFonts w:ascii="Arial" w:cs="Arial" w:eastAsia="Arial" w:hAnsi="Arial"/>
+            <w:color w:val="0563C1"/>
+            <w:sz w:val="18"/>
+            <w:szCs w:val="18"/>
+            <w:u w:val="single"/>
+          </w:rPr>
+          <w:t xml:space="preserve">п. 4 ст. 346.50 НК РФ</w:t>
+        </w:r>
+      </w:hyperlink>
       <w:r>
         <w:rPr>
           <w:rFonts w:ascii="Arial" w:cs="Arial" w:eastAsia="Arial" w:hAnsi="Arial"/>
@@ -2846,14 +2873,20 @@
           <w:sz w:val="18"/>
           <w:szCs w:val="18"/>
         </w:rPr>
-        <w:t xml:space="preserve">ТЗ просило дать блок кратко, без самостоятельного материала о налоговой системе новых регионов. Утверждать, что нулевая ставка действует там и в 2026 году, я не стал: пункт 3.1 говорит о 2023 и 2024 годах, подтверждения продления в тексте статьи нет.</w:t>
-      </w:r>
-    </w:p>
-    <w:p>
-      <w:pPr>
-        <w:spacing w:after="160"/>
-        <w:ind w:left="200"/>
-      </w:pPr>
+        <w:t xml:space="preserve"> (патент); </w:t>
+      </w:r>
+      <w:hyperlink w:history="1" r:id="rIdgiyosqbuhyem7fuwiz6d5">
+        <w:r>
+          <w:rPr>
+            <w:rFonts w:ascii="Arial" w:cs="Arial" w:eastAsia="Arial" w:hAnsi="Arial"/>
+            <w:color w:val="0563C1"/>
+            <w:sz w:val="18"/>
+            <w:szCs w:val="18"/>
+            <w:u w:val="single"/>
+          </w:rPr>
+          <w:t xml:space="preserve">п. 3 ст. 2 Федерального закона от 29.12.2014 № 477-ФЗ</w:t>
+        </w:r>
+      </w:hyperlink>
       <w:r>
         <w:rPr>
           <w:rFonts w:ascii="Arial" w:cs="Arial" w:eastAsia="Arial" w:hAnsi="Arial"/>
@@ -2865,9 +2898,116 @@
           <w:sz w:val="18"/>
           <w:szCs w:val="18"/>
         </w:rPr>
+        <w:t xml:space="preserve"> — право регионов действует до 01.01.2027; письмо Минфина от 08.04.2026 № 03-11-10/29518. Проверено 31.10.2026</w:t>
+      </w:r>
+    </w:p>
+    <w:p>
+      <w:pPr>
+        <w:spacing w:after="120" w:before="300"/>
+      </w:pPr>
+      <w:r>
+        <w:rPr>
+          <w:rFonts w:ascii="Arial" w:cs="Arial" w:eastAsia="Arial" w:hAnsi="Arial"/>
+          <w:b/>
+          <w:bCs/>
+          <w:color w:val="1F3864"/>
+          <w:sz w:val="26"/>
+          <w:szCs w:val="26"/>
+        </w:rPr>
+        <w:t xml:space="preserve">Налоги в новых регионах в 2026 году</w:t>
+      </w:r>
+    </w:p>
+    <w:p>
+      <w:pPr>
+        <w:shd w:fill="D9EAD3" w:color="auto" w:val="clear"/>
+        <w:spacing w:after="40" w:before="160"/>
+      </w:pPr>
+      <w:r>
+        <w:rPr>
+          <w:rFonts w:ascii="Arial" w:cs="Arial" w:eastAsia="Arial" w:hAnsi="Arial"/>
+          <w:b/>
+          <w:bCs/>
+          <w:color w:val="444444"/>
+          <w:sz w:val="16"/>
+          <w:szCs w:val="16"/>
+        </w:rPr>
+        <w:t xml:space="preserve">▌ДОБАВЛЕНО ПО ТЗ</w:t>
+      </w:r>
+    </w:p>
+    <w:p>
+      <w:pPr>
+        <w:shd w:fill="D9EAD3" w:color="auto" w:val="clear"/>
+        <w:spacing w:after="140" w:line="300"/>
+      </w:pPr>
+      <w:r>
+        <w:rPr>
+          <w:rFonts w:ascii="Times New Roman" w:cs="Times New Roman" w:eastAsia="Times New Roman" w:hAnsi="Times New Roman"/>
+          <w:b w:val="false"/>
+          <w:bCs w:val="false"/>
+          <w:i w:val="false"/>
+          <w:iCs w:val="false"/>
+          <w:sz w:val="22"/>
+          <w:szCs w:val="22"/>
+        </w:rPr>
+        <w:t xml:space="preserve">Для Донецкой Народной Республики, Луганской Народной Республики, Запорожской и Херсонской областей Налоговый кодекс устанавливает особые правила переходного периода. По пункту 3.1 статьи 346.20 НК РФ законы этих субъектов могли снижать ставку УСН вплоть до 0% — и для всех налогоплательщиков, и для отдельных категорий — за 2023 и 2024 годы; повышать установленную ставку в этот период нельзя.</w:t>
+      </w:r>
+    </w:p>
+    <w:p>
+      <w:pPr>
+        <w:shd w:fill="D9EAD3" w:color="auto" w:val="clear"/>
+        <w:spacing w:after="140" w:line="300"/>
+      </w:pPr>
+      <w:r>
+        <w:rPr>
+          <w:rFonts w:ascii="Times New Roman" w:cs="Times New Roman" w:eastAsia="Times New Roman" w:hAnsi="Times New Roman"/>
+          <w:b w:val="false"/>
+          <w:bCs w:val="false"/>
+          <w:i w:val="false"/>
+          <w:iCs w:val="false"/>
+          <w:sz w:val="22"/>
+          <w:szCs w:val="22"/>
+        </w:rPr>
+        <w:t xml:space="preserve">На какой ставке эти регионы работают в 2026 году, нужно смотреть в законе конкретного субъекта: общей нормы, которая распространяла бы право на нулевую ставку на 2026 год, в статье 346.20 нет. Если ваш бизнес зарегистрирован в одном из этих регионов или планирует туда выходить, это тот случай, когда ориентироваться нужно на действующий региональный закон и на разъяснение своей инспекции.</w:t>
+      </w:r>
+    </w:p>
+    <w:p>
+      <w:pPr>
+        <w:shd w:fill="D9EAD3" w:color="auto" w:val="clear"/>
+        <w:spacing w:after="140"/>
+      </w:pPr>
+      <w:r>
+        <w:rPr>
+          <w:rFonts w:ascii="Arial" w:cs="Arial" w:eastAsia="Arial" w:hAnsi="Arial"/>
+          <w:b w:val="false"/>
+          <w:bCs w:val="false"/>
+          <w:i/>
+          <w:iCs/>
+          <w:color w:val="666666"/>
+          <w:sz w:val="18"/>
+          <w:szCs w:val="18"/>
+        </w:rPr>
+        <w:t xml:space="preserve">ТЗ просило дать блок кратко, без самостоятельного материала о налоговой системе новых регионов. Утверждать, что нулевая ставка действует там и в 2026 году, я не стал: пункт 3.1 говорит о 2023 и 2024 годах, подтверждения продления в тексте статьи нет.</w:t>
+      </w:r>
+    </w:p>
+    <w:p>
+      <w:pPr>
+        <w:spacing w:after="160"/>
+        <w:ind w:left="200"/>
+      </w:pPr>
+      <w:r>
+        <w:rPr>
+          <w:rFonts w:ascii="Arial" w:cs="Arial" w:eastAsia="Arial" w:hAnsi="Arial"/>
+          <w:b w:val="false"/>
+          <w:bCs w:val="false"/>
+          <w:i/>
+          <w:iCs/>
+          <w:color w:val="666666"/>
+          <w:sz w:val="18"/>
+          <w:szCs w:val="18"/>
+        </w:rPr>
         <w:t xml:space="preserve">Источник: </w:t>
       </w:r>
-      <w:hyperlink w:history="1" r:id="rIdlutneayh4nnzmnnuwl5oy">
+      <w:hyperlink w:history="1" r:id="rIdbrhvp_ao2lzk2lgatfayw">
         <w:r>
           <w:rPr>
             <w:rFonts w:ascii="Arial" w:cs="Arial" w:eastAsia="Arial" w:hAnsi="Arial"/>
@@ -3063,7 +3203,7 @@
           <w:sz w:val="22"/>
           <w:szCs w:val="22"/>
         </w:rPr>
-        <w:t xml:space="preserve"> — не отпала ли она: региональный закон работает только в части, не противоречащей кодексу.</w:t>
+        <w:t xml:space="preserve"> — действует ли она на данный момент: региональный закон работает только в части, не противоречащей кодексу.</w:t>
       </w:r>
     </w:p>
     <w:p>
@@ -3200,7 +3340,7 @@
           <w:sz w:val="22"/>
           <w:szCs w:val="22"/>
         </w:rPr>
-        <w:t xml:space="preserve">Да, но не полностью. Минфин разъяснил, что региональные законы применяются в части, не противоречащей Налоговому кодексу (письмо от 23.01.2026 № 03-11-09/4303). Если льгота в законе привязана к признаку, которого больше нет в кодексе, эта часть не действует.</w:t>
+        <w:t xml:space="preserve">Да, но не в полном объёме. Минфин разъяснил, что региональные законы применяются в части, не противоречащей Налоговому кодексу (письмо от 23.01.2026 № 03-11-09/4303). Если льгота в законе привязана к признаку, которого больше нет в кодексе, эта часть не действует.</w:t>
       </w:r>
     </w:p>
     <w:p>
@@ -3450,7 +3590,7 @@
         <w:shd w:fill="D9EAD3" w:color="auto" w:val="clear"/>
         <w:spacing w:after="80" w:line="300"/>
       </w:pPr>
-      <w:hyperlink w:history="1" r:id="rId7yp--lppily-o_w0lclny">
+      <w:hyperlink w:history="1" r:id="rIde3mflepq9oqgqrc8vhcvk">
         <w:r>
           <w:rPr>
             <w:rFonts w:ascii="Times New Roman" w:cs="Times New Roman" w:eastAsia="Times New Roman" w:hAnsi="Times New Roman"/>
@@ -3485,7 +3625,7 @@
         <w:shd w:fill="D9EAD3" w:color="auto" w:val="clear"/>
         <w:spacing w:after="80" w:line="300"/>
       </w:pPr>
-      <w:hyperlink w:history="1" r:id="rIdvxfroczx5zwg_4jsqxqnc">
+      <w:hyperlink w:history="1" r:id="rIdm8knpjgia3qvre6cwtbmb">
         <w:r>
           <w:rPr>
             <w:rFonts w:ascii="Times New Roman" w:cs="Times New Roman" w:eastAsia="Times New Roman" w:hAnsi="Times New Roman"/>
@@ -3520,7 +3660,7 @@
         <w:shd w:fill="D9EAD3" w:color="auto" w:val="clear"/>
         <w:spacing w:after="80" w:line="300"/>
       </w:pPr>
-      <w:hyperlink w:history="1" r:id="rIdudvy-iff-ex5-igszj99x">
+      <w:hyperlink w:history="1" r:id="rIdcs2lnw536w_bbjq4-ij4e">
         <w:r>
           <w:rPr>
             <w:rFonts w:ascii="Times New Roman" w:cs="Times New Roman" w:eastAsia="Times New Roman" w:hAnsi="Times New Roman"/>
@@ -3679,7 +3819,7 @@
             <w:pPr>
               <w:spacing w:after="40"/>
             </w:pPr>
-            <w:hyperlink w:history="1" r:id="rIdnj7oria_cgmnwnijudjed">
+            <w:hyperlink w:history="1" r:id="rIdxbni6eiaic4x2jrds-zwi">
               <w:r>
                 <w:rPr>
                   <w:rFonts w:ascii="Times New Roman" w:cs="Times New Roman" w:eastAsia="Times New Roman" w:hAnsi="Times New Roman"/>
@@ -3703,7 +3843,7 @@
               </w:rPr>
               <w:t xml:space="preserve"> в редакции </w:t>
             </w:r>
-            <w:hyperlink w:history="1" r:id="rIdnt0yhe1v-hl-mjrgxoi1z">
+            <w:hyperlink w:history="1" r:id="rIdpdj5fdyi-5rwbhaukai1j">
               <w:r>
                 <w:rPr>
                   <w:rFonts w:ascii="Times New Roman" w:cs="Times New Roman" w:eastAsia="Times New Roman" w:hAnsi="Times New Roman"/>
@@ -3754,7 +3894,7 @@
             <w:pPr>
               <w:spacing w:after="40"/>
             </w:pPr>
-            <w:hyperlink w:history="1" r:id="rId32kkitx2cul4b2rsvfvtx">
+            <w:hyperlink w:history="1" r:id="rIdlwm3y7wsyzldsl2siikll">
               <w:r>
                 <w:rPr>
                   <w:rFonts w:ascii="Times New Roman" w:cs="Times New Roman" w:eastAsia="Times New Roman" w:hAnsi="Times New Roman"/>
@@ -3856,7 +3996,7 @@
             <w:pPr>
               <w:spacing w:after="40"/>
             </w:pPr>
-            <w:hyperlink w:history="1" r:id="rIdrdqfvefktxfpqt6c5u6dy">
+            <w:hyperlink w:history="1" r:id="rIdm37ohqhgrb2jk_wou7mhz">
               <w:r>
                 <w:rPr>
                   <w:rFonts w:ascii="Times New Roman" w:cs="Times New Roman" w:eastAsia="Times New Roman" w:hAnsi="Times New Roman"/>
@@ -3919,7 +4059,7 @@
             <w:pPr>
               <w:spacing w:after="40"/>
             </w:pPr>
-            <w:hyperlink w:history="1" r:id="rIdwkevu3r7y5wkllstucieg">
+            <w:hyperlink w:history="1" r:id="rIdqatjmzv3ieu8kbmnj4zyk">
               <w:r>
                 <w:rPr>
                   <w:rFonts w:ascii="Times New Roman" w:cs="Times New Roman" w:eastAsia="Times New Roman" w:hAnsi="Times New Roman"/>
@@ -3943,7 +4083,7 @@
               </w:rPr>
               <w:t xml:space="preserve"> в ред. ФЗ от 29.10.2024 № 362-ФЗ; </w:t>
             </w:r>
-            <w:hyperlink w:history="1" r:id="rIdwszx-fr1_m5dqflwjreje">
+            <w:hyperlink w:history="1" r:id="rIdx6ofe30jt_yqrca-r_9h-">
               <w:r>
                 <w:rPr>
                   <w:rFonts w:ascii="Times New Roman" w:cs="Times New Roman" w:eastAsia="Times New Roman" w:hAnsi="Times New Roman"/>
@@ -3994,7 +4134,7 @@
             <w:pPr>
               <w:spacing w:after="40"/>
             </w:pPr>
-            <w:hyperlink w:history="1" r:id="rId4q3whxx8dbtbq71y_xc-j">
+            <w:hyperlink w:history="1" r:id="rId4gnfy1sjaisej0rlevnhx">
               <w:r>
                 <w:rPr>
                   <w:rFonts w:ascii="Times New Roman" w:cs="Times New Roman" w:eastAsia="Times New Roman" w:hAnsi="Times New Roman"/>
@@ -4175,79 +4315,79 @@
           <w:sz w:val="22"/>
           <w:szCs w:val="22"/>
         </w:rPr>
-        <w:t xml:space="preserve">1. Ставка Алтайского края — сделано.</w:t>
-      </w:r>
-      <w:r>
-        <w:rPr>
-          <w:rFonts w:ascii="Times New Roman" w:cs="Times New Roman" w:eastAsia="Times New Roman" w:hAnsi="Times New Roman"/>
-          <w:b w:val="false"/>
-          <w:bCs w:val="false"/>
-          <w:i w:val="false"/>
-          <w:iCs w:val="false"/>
-          <w:sz w:val="22"/>
-          <w:szCs w:val="22"/>
-        </w:rPr>
-        <w:t xml:space="preserve"> Редактор согласовал 30.10.2026: наш регион называем отдельным примером. Блок «Пример: что установил Алтайский край» добавлен, данные взяты из текстов краевых законов на сайте УФНС по Алтайскому краю. Осталось уточнить ОКВЭД из приложений к закону 89-ЗС — вопрос в блоке.</w:t>
-      </w:r>
-    </w:p>
-    <w:p>
-      <w:pPr>
-        <w:shd w:fill="D9EAD3" w:color="auto" w:val="clear"/>
-        <w:spacing w:after="140" w:line="300"/>
-      </w:pPr>
-      <w:r>
-        <w:rPr>
-          <w:rFonts w:ascii="Times New Roman" w:cs="Times New Roman" w:eastAsia="Times New Roman" w:hAnsi="Times New Roman"/>
-          <w:b/>
-          <w:bCs/>
-          <w:i w:val="false"/>
-          <w:iCs w:val="false"/>
-          <w:sz w:val="22"/>
-          <w:szCs w:val="22"/>
-        </w:rPr>
-        <w:t xml:space="preserve">2. Налоговые каникулы на патенте.</w:t>
-      </w:r>
-      <w:r>
-        <w:rPr>
-          <w:rFonts w:ascii="Times New Roman" w:cs="Times New Roman" w:eastAsia="Times New Roman" w:hAnsi="Times New Roman"/>
-          <w:b w:val="false"/>
-          <w:bCs w:val="false"/>
-          <w:i w:val="false"/>
-          <w:iCs w:val="false"/>
-          <w:sz w:val="22"/>
-          <w:szCs w:val="22"/>
-        </w:rPr>
-        <w:t xml:space="preserve"> В статье они описаны через УСН. Нужен ли блок про ПСН — тогда доберу фактуру по пункту 3 статьи 346.50 НК РФ.</w:t>
-      </w:r>
-    </w:p>
-    <w:p>
-      <w:pPr>
-        <w:shd w:fill="D9EAD3" w:color="auto" w:val="clear"/>
-        <w:spacing w:after="140" w:line="300"/>
-      </w:pPr>
-      <w:r>
-        <w:rPr>
-          <w:rFonts w:ascii="Times New Roman" w:cs="Times New Roman" w:eastAsia="Times New Roman" w:hAnsi="Times New Roman"/>
-          <w:b/>
-          <w:bCs/>
-          <w:i w:val="false"/>
-          <w:iCs w:val="false"/>
-          <w:sz w:val="22"/>
-          <w:szCs w:val="22"/>
-        </w:rPr>
-        <w:t xml:space="preserve">3. Новые регионы.</w:t>
-      </w:r>
-      <w:r>
-        <w:rPr>
-          <w:rFonts w:ascii="Times New Roman" w:cs="Times New Roman" w:eastAsia="Times New Roman" w:hAnsi="Times New Roman"/>
-          <w:b w:val="false"/>
-          <w:bCs w:val="false"/>
-          <w:i w:val="false"/>
-          <w:iCs w:val="false"/>
-          <w:sz w:val="22"/>
-          <w:szCs w:val="22"/>
-        </w:rPr>
-        <w:t xml:space="preserve"> Если у нас есть клиенты оттуда и понимание, как инспекции там применяют ставки, блок можно усилить практикой. Из нормы этого не видно.</w:t>
+        <w:t xml:space="preserve">1. Ставка Алтайского края — нужно решение.</w:t>
+      </w:r>
+      <w:r>
+        <w:rPr>
+          <w:rFonts w:ascii="Times New Roman" w:cs="Times New Roman" w:eastAsia="Times New Roman" w:hAnsi="Times New Roman"/>
+          <w:b w:val="false"/>
+          <w:bCs w:val="false"/>
+          <w:i w:val="false"/>
+          <w:iCs w:val="false"/>
+          <w:sz w:val="22"/>
+          <w:szCs w:val="22"/>
+        </w:rPr>
+        <w:t xml:space="preserve"> Указания разошлись. Через заказчика пришло: «это единственный регион, который нам стоит называть: он наш» — и блок «Пример: что установил Алтайский край» добавлен 30.10.2026 по текстам краевых законов. А в комментарии к этой же строке сказано: «общей информации достаточно, тем более что сейчас конец года и непонятно, какие данные будут в следующем». Блок пока оставлен. Скажите словом «убрать» или «оставить» — сделаю в одно действие. Если оставляем, у краевых каникул тот же срок: до 1 января 2027 года.</w:t>
+      </w:r>
+    </w:p>
+    <w:p>
+      <w:pPr>
+        <w:shd w:fill="D9EAD3" w:color="auto" w:val="clear"/>
+        <w:spacing w:after="140" w:line="300"/>
+      </w:pPr>
+      <w:r>
+        <w:rPr>
+          <w:rFonts w:ascii="Times New Roman" w:cs="Times New Roman" w:eastAsia="Times New Roman" w:hAnsi="Times New Roman"/>
+          <w:b/>
+          <w:bCs/>
+          <w:i w:val="false"/>
+          <w:iCs w:val="false"/>
+          <w:sz w:val="22"/>
+          <w:szCs w:val="22"/>
+        </w:rPr>
+        <w:t xml:space="preserve">2. Налоговые каникулы на патенте — сделано.</w:t>
+      </w:r>
+      <w:r>
+        <w:rPr>
+          <w:rFonts w:ascii="Times New Roman" w:cs="Times New Roman" w:eastAsia="Times New Roman" w:hAnsi="Times New Roman"/>
+          <w:b w:val="false"/>
+          <w:bCs w:val="false"/>
+          <w:i w:val="false"/>
+          <w:iCs w:val="false"/>
+          <w:sz w:val="22"/>
+          <w:szCs w:val="22"/>
+        </w:rPr>
+        <w:t xml:space="preserve"> Блок добавлен в раздел о каникулах. При сверке выяснилось важное: право регионов устанавливать нулевую ставку прекращает действовать с 1 января 2027 года (п. 3 ст. 2 закона 477-ФЗ, письмо Минфина от 08.04.2026 № 03-11-10/29518). Прежняя формулировка «судьба льготы зависит от того, продлит законодатель норму» заменена на прямое «2026 год — последний».</w:t>
+      </w:r>
+    </w:p>
+    <w:p>
+      <w:pPr>
+        <w:shd w:fill="D9EAD3" w:color="auto" w:val="clear"/>
+        <w:spacing w:after="140" w:line="300"/>
+      </w:pPr>
+      <w:r>
+        <w:rPr>
+          <w:rFonts w:ascii="Times New Roman" w:cs="Times New Roman" w:eastAsia="Times New Roman" w:hAnsi="Times New Roman"/>
+          <w:b/>
+          <w:bCs/>
+          <w:i w:val="false"/>
+          <w:iCs w:val="false"/>
+          <w:sz w:val="22"/>
+          <w:szCs w:val="22"/>
+        </w:rPr>
+        <w:t xml:space="preserve">3. Новые регионы — принято.</w:t>
+      </w:r>
+      <w:r>
+        <w:rPr>
+          <w:rFonts w:ascii="Times New Roman" w:cs="Times New Roman" w:eastAsia="Times New Roman" w:hAnsi="Times New Roman"/>
+          <w:b w:val="false"/>
+          <w:bCs w:val="false"/>
+          <w:i w:val="false"/>
+          <w:iCs w:val="false"/>
+          <w:sz w:val="22"/>
+          <w:szCs w:val="22"/>
+        </w:rPr>
+        <w:t xml:space="preserve"> Клиентов оттуда нет, блок оставлен на общей информации, практику не добавляем.</w:t>
       </w:r>
     </w:p>
     <w:p>

--- a/05-content/articles/regionalnye-lgoty/statya-2-regionalnye-lgoty.docx
+++ b/05-content/articles/regionalnye-lgoty/statya-2-regionalnye-lgoty.docx
@@ -128,7 +128,7 @@
         </w:rPr>
         <w:t xml:space="preserve">Дорабатываем статью: </w:t>
       </w:r>
-      <w:hyperlink w:history="1" r:id="rIdn7erkmu4gojkbmjghfx3i">
+      <w:hyperlink w:history="1" r:id="rIdv242oywzqte8eu7zciort">
         <w:r>
           <w:rPr>
             <w:rFonts w:ascii="Arial" w:cs="Arial" w:eastAsia="Arial" w:hAnsi="Arial"/>
@@ -433,7 +433,7 @@
         </w:rPr>
         <w:t xml:space="preserve">Источник: </w:t>
       </w:r>
-      <w:hyperlink w:history="1" r:id="rId048vbv7crtzomt_wrtvmh">
+      <w:hyperlink w:history="1" r:id="rIdap65-ltrhr3ug9x0ywtps">
         <w:r>
           <w:rPr>
             <w:rFonts w:ascii="Arial" w:cs="Arial" w:eastAsia="Arial" w:hAnsi="Arial"/>
@@ -458,7 +458,7 @@
         </w:rPr>
         <w:t xml:space="preserve"> в ред. </w:t>
       </w:r>
-      <w:hyperlink w:history="1" r:id="rIdhpt4gsxjb9kqsiofkfuqv">
+      <w:hyperlink w:history="1" r:id="rId-qccpu-ozy6qghnz6wllh">
         <w:r>
           <w:rPr>
             <w:rFonts w:ascii="Arial" w:cs="Arial" w:eastAsia="Arial" w:hAnsi="Arial"/>
@@ -483,7 +483,7 @@
         </w:rPr>
         <w:t xml:space="preserve">; </w:t>
       </w:r>
-      <w:hyperlink w:history="1" r:id="rId7fwaetfd0x_3vrxdmoigf">
+      <w:hyperlink w:history="1" r:id="rIdulyjbcklok42nkndc9p0o">
         <w:r>
           <w:rPr>
             <w:rFonts w:ascii="Arial" w:cs="Arial" w:eastAsia="Arial" w:hAnsi="Arial"/>
@@ -508,7 +508,7 @@
         </w:rPr>
         <w:t xml:space="preserve">; </w:t>
       </w:r>
-      <w:hyperlink w:history="1" r:id="rIdudh8kwnlrnbtki1wpthuk">
+      <w:hyperlink w:history="1" r:id="rId_p6eixzm-25zk-t7oejfl">
         <w:r>
           <w:rPr>
             <w:rFonts w:ascii="Arial" w:cs="Arial" w:eastAsia="Arial" w:hAnsi="Arial"/>
@@ -780,7 +780,7 @@
         </w:rPr>
         <w:t xml:space="preserve">Источник: </w:t>
       </w:r>
-      <w:hyperlink w:history="1" r:id="rIdtanqn9cvtca12gldcd0zx">
+      <w:hyperlink w:history="1" r:id="rIds_ixbl8l1wvmp56mz2fv9">
         <w:r>
           <w:rPr>
             <w:rFonts w:ascii="Arial" w:cs="Arial" w:eastAsia="Arial" w:hAnsi="Arial"/>
@@ -1828,7 +1828,7 @@
         </w:rPr>
         <w:t xml:space="preserve">Источник: </w:t>
       </w:r>
-      <w:hyperlink w:history="1" r:id="rIdinapqekuuhuunwt8v9lfx">
+      <w:hyperlink w:history="1" r:id="rIdxo30ty1mtw8lexzrjqkkr">
         <w:r>
           <w:rPr>
             <w:rFonts w:ascii="Arial" w:cs="Arial" w:eastAsia="Arial" w:hAnsi="Arial"/>
@@ -1853,7 +1853,7 @@
         </w:rPr>
         <w:t xml:space="preserve"> (страница обновлена 30.10.2026); </w:t>
       </w:r>
-      <w:hyperlink w:history="1" r:id="rIdcynsmwm21wyomgs38scq_">
+      <w:hyperlink w:history="1" r:id="rIdkhxf6lkqj8lncjvun75uh">
         <w:r>
           <w:rPr>
             <w:rFonts w:ascii="Arial" w:cs="Arial" w:eastAsia="Arial" w:hAnsi="Arial"/>
@@ -1878,7 +1878,7 @@
         </w:rPr>
         <w:t xml:space="preserve">, ст. 1 и ст. 2; </w:t>
       </w:r>
-      <w:hyperlink w:history="1" r:id="rIdgjyo1ondpnpg7qo8hvolw">
+      <w:hyperlink w:history="1" r:id="rIdto7cglqsygv7hr1lec6oc">
         <w:r>
           <w:rPr>
             <w:rFonts w:ascii="Arial" w:cs="Arial" w:eastAsia="Arial" w:hAnsi="Arial"/>
@@ -2364,7 +2364,7 @@
         </w:rPr>
         <w:t xml:space="preserve">Источник: </w:t>
       </w:r>
-      <w:hyperlink w:history="1" r:id="rIdhfnhnteb0k37xnxqqnzod">
+      <w:hyperlink w:history="1" r:id="rId2ppuueceef2wrgbgfd5-r">
         <w:r>
           <w:rPr>
             <w:rFonts w:ascii="Arial" w:cs="Arial" w:eastAsia="Arial" w:hAnsi="Arial"/>
@@ -2389,7 +2389,7 @@
         </w:rPr>
         <w:t xml:space="preserve"> в ред. ФЗ от 29.10.2024 № 362-ФЗ; </w:t>
       </w:r>
-      <w:hyperlink w:history="1" r:id="rIdezrr-c02fnrqjtioatwmq">
+      <w:hyperlink w:history="1" r:id="rIdmc2vxdwywik5omrxshmcf">
         <w:r>
           <w:rPr>
             <w:rFonts w:ascii="Arial" w:cs="Arial" w:eastAsia="Arial" w:hAnsi="Arial"/>
@@ -2825,7 +2825,7 @@
         </w:rPr>
         <w:t xml:space="preserve">Источник: </w:t>
       </w:r>
-      <w:hyperlink w:history="1" r:id="rIdg594iayyjkum0ua5dfevr">
+      <w:hyperlink w:history="1" r:id="rIdltl1ahgqymjwcuvdodh-s">
         <w:r>
           <w:rPr>
             <w:rFonts w:ascii="Arial" w:cs="Arial" w:eastAsia="Arial" w:hAnsi="Arial"/>
@@ -2850,7 +2850,7 @@
         </w:rPr>
         <w:t xml:space="preserve"> (упрощёнка); </w:t>
       </w:r>
-      <w:hyperlink w:history="1" r:id="rIdkma6ylktpfelx8qfrr6pu">
+      <w:hyperlink w:history="1" r:id="rId_8gekoaq8empeshdsa8-e">
         <w:r>
           <w:rPr>
             <w:rFonts w:ascii="Arial" w:cs="Arial" w:eastAsia="Arial" w:hAnsi="Arial"/>
@@ -2875,7 +2875,7 @@
         </w:rPr>
         <w:t xml:space="preserve"> (патент); </w:t>
       </w:r>
-      <w:hyperlink w:history="1" r:id="rIdgiyosqbuhyem7fuwiz6d5">
+      <w:hyperlink w:history="1" r:id="rIdddhwu9jug1vx00yyub-gt">
         <w:r>
           <w:rPr>
             <w:rFonts w:ascii="Arial" w:cs="Arial" w:eastAsia="Arial" w:hAnsi="Arial"/>
@@ -3007,7 +3007,7 @@
         </w:rPr>
         <w:t xml:space="preserve">Источник: </w:t>
       </w:r>
-      <w:hyperlink w:history="1" r:id="rIdbrhvp_ao2lzk2lgatfayw">
+      <w:hyperlink w:history="1" r:id="rIdodgupxlis8b3exv8ljfwo">
         <w:r>
           <w:rPr>
             <w:rFonts w:ascii="Arial" w:cs="Arial" w:eastAsia="Arial" w:hAnsi="Arial"/>
@@ -3590,7 +3590,7 @@
         <w:shd w:fill="D9EAD3" w:color="auto" w:val="clear"/>
         <w:spacing w:after="80" w:line="300"/>
       </w:pPr>
-      <w:hyperlink w:history="1" r:id="rIde3mflepq9oqgqrc8vhcvk">
+      <w:hyperlink w:history="1" r:id="rIdlw_kiklotebb9_uwyjf24">
         <w:r>
           <w:rPr>
             <w:rFonts w:ascii="Times New Roman" w:cs="Times New Roman" w:eastAsia="Times New Roman" w:hAnsi="Times New Roman"/>
@@ -3625,7 +3625,7 @@
         <w:shd w:fill="D9EAD3" w:color="auto" w:val="clear"/>
         <w:spacing w:after="80" w:line="300"/>
       </w:pPr>
-      <w:hyperlink w:history="1" r:id="rIdm8knpjgia3qvre6cwtbmb">
+      <w:hyperlink w:history="1" r:id="rIdpvv5cxmrwsd9fecsxyr5t">
         <w:r>
           <w:rPr>
             <w:rFonts w:ascii="Times New Roman" w:cs="Times New Roman" w:eastAsia="Times New Roman" w:hAnsi="Times New Roman"/>
@@ -3660,7 +3660,7 @@
         <w:shd w:fill="D9EAD3" w:color="auto" w:val="clear"/>
         <w:spacing w:after="80" w:line="300"/>
       </w:pPr>
-      <w:hyperlink w:history="1" r:id="rIdcs2lnw536w_bbjq4-ij4e">
+      <w:hyperlink w:history="1" r:id="rIdljzogogmb9yv7moi0dych">
         <w:r>
           <w:rPr>
             <w:rFonts w:ascii="Times New Roman" w:cs="Times New Roman" w:eastAsia="Times New Roman" w:hAnsi="Times New Roman"/>
@@ -3819,7 +3819,7 @@
             <w:pPr>
               <w:spacing w:after="40"/>
             </w:pPr>
-            <w:hyperlink w:history="1" r:id="rIdxbni6eiaic4x2jrds-zwi">
+            <w:hyperlink w:history="1" r:id="rIdkx4ulbyq7zhqd46zeihx8">
               <w:r>
                 <w:rPr>
                   <w:rFonts w:ascii="Times New Roman" w:cs="Times New Roman" w:eastAsia="Times New Roman" w:hAnsi="Times New Roman"/>
@@ -3843,7 +3843,7 @@
               </w:rPr>
               <w:t xml:space="preserve"> в редакции </w:t>
             </w:r>
-            <w:hyperlink w:history="1" r:id="rIdpdj5fdyi-5rwbhaukai1j">
+            <w:hyperlink w:history="1" r:id="rId8eliyctpumufxvdokzw8a">
               <w:r>
                 <w:rPr>
                   <w:rFonts w:ascii="Times New Roman" w:cs="Times New Roman" w:eastAsia="Times New Roman" w:hAnsi="Times New Roman"/>
@@ -3894,7 +3894,7 @@
             <w:pPr>
               <w:spacing w:after="40"/>
             </w:pPr>
-            <w:hyperlink w:history="1" r:id="rIdlwm3y7wsyzldsl2siikll">
+            <w:hyperlink w:history="1" r:id="rIdsiofau4s66gd0qtlnzye0">
               <w:r>
                 <w:rPr>
                   <w:rFonts w:ascii="Times New Roman" w:cs="Times New Roman" w:eastAsia="Times New Roman" w:hAnsi="Times New Roman"/>
@@ -3996,7 +3996,7 @@
             <w:pPr>
               <w:spacing w:after="40"/>
             </w:pPr>
-            <w:hyperlink w:history="1" r:id="rIdm37ohqhgrb2jk_wou7mhz">
+            <w:hyperlink w:history="1" r:id="rIdazvch0esicvrbzvzc0adn">
               <w:r>
                 <w:rPr>
                   <w:rFonts w:ascii="Times New Roman" w:cs="Times New Roman" w:eastAsia="Times New Roman" w:hAnsi="Times New Roman"/>
@@ -4059,7 +4059,7 @@
             <w:pPr>
               <w:spacing w:after="40"/>
             </w:pPr>
-            <w:hyperlink w:history="1" r:id="rIdqatjmzv3ieu8kbmnj4zyk">
+            <w:hyperlink w:history="1" r:id="rIdrgn3ickhbllkmkdijoi1d">
               <w:r>
                 <w:rPr>
                   <w:rFonts w:ascii="Times New Roman" w:cs="Times New Roman" w:eastAsia="Times New Roman" w:hAnsi="Times New Roman"/>
@@ -4083,7 +4083,7 @@
               </w:rPr>
               <w:t xml:space="preserve"> в ред. ФЗ от 29.10.2024 № 362-ФЗ; </w:t>
             </w:r>
-            <w:hyperlink w:history="1" r:id="rIdx6ofe30jt_yqrca-r_9h-">
+            <w:hyperlink w:history="1" r:id="rId5ogi5evubd0qnuxkjwwsl">
               <w:r>
                 <w:rPr>
                   <w:rFonts w:ascii="Times New Roman" w:cs="Times New Roman" w:eastAsia="Times New Roman" w:hAnsi="Times New Roman"/>
@@ -4134,7 +4134,7 @@
             <w:pPr>
               <w:spacing w:after="40"/>
             </w:pPr>
-            <w:hyperlink w:history="1" r:id="rId4gnfy1sjaisej0rlevnhx">
+            <w:hyperlink w:history="1" r:id="rIduwpkjudxq4uwncmqel3dn">
               <w:r>
                 <w:rPr>
                   <w:rFonts w:ascii="Times New Roman" w:cs="Times New Roman" w:eastAsia="Times New Roman" w:hAnsi="Times New Roman"/>
@@ -4315,19 +4315,19 @@
           <w:sz w:val="22"/>
           <w:szCs w:val="22"/>
         </w:rPr>
-        <w:t xml:space="preserve">1. Ставка Алтайского края — нужно решение.</w:t>
-      </w:r>
-      <w:r>
-        <w:rPr>
-          <w:rFonts w:ascii="Times New Roman" w:cs="Times New Roman" w:eastAsia="Times New Roman" w:hAnsi="Times New Roman"/>
-          <w:b w:val="false"/>
-          <w:bCs w:val="false"/>
-          <w:i w:val="false"/>
-          <w:iCs w:val="false"/>
-          <w:sz w:val="22"/>
-          <w:szCs w:val="22"/>
-        </w:rPr>
-        <w:t xml:space="preserve"> Указания разошлись. Через заказчика пришло: «это единственный регион, который нам стоит называть: он наш» — и блок «Пример: что установил Алтайский край» добавлен 30.10.2026 по текстам краевых законов. А в комментарии к этой же строке сказано: «общей информации достаточно, тем более что сейчас конец года и непонятно, какие данные будут в следующем». Блок пока оставлен. Скажите словом «убрать» или «оставить» — сделаю в одно действие. Если оставляем, у краевых каникул тот же срок: до 1 января 2027 года.</w:t>
+        <w:t xml:space="preserve">1. Ставка Алтайского края — решено, оставляем.</w:t>
+      </w:r>
+      <w:r>
+        <w:rPr>
+          <w:rFonts w:ascii="Times New Roman" w:cs="Times New Roman" w:eastAsia="Times New Roman" w:hAnsi="Times New Roman"/>
+          <w:b w:val="false"/>
+          <w:bCs w:val="false"/>
+          <w:i w:val="false"/>
+          <w:iCs w:val="false"/>
+          <w:sz w:val="22"/>
+          <w:szCs w:val="22"/>
+        </w:rPr>
+        <w:t xml:space="preserve"> Подтверждено 31.10.2026. Искать данные не нужно: ставки, условия и реквизиты краевых законов взяты из их текстов на сайте УФНС по Алтайскому краю, страница обновлена 30.10.2026. Остался один частный вопрос: перечни видов деятельности — приложения 1 и 2 к закону 89-ЗС — лежат отдельным файлом, и в статье стоит «по видам деятельности из приложений к закону». Если назовёте ОКВЭД, которые важны для наших клиентов, поставлю их прямо; иначе оставляем как есть.</w:t>
       </w:r>
     </w:p>
     <w:p>
